--- a/Used Car Price Prediction Report - Daniel Potapov.docx
+++ b/Used Car Price Prediction Report - Daniel Potapov.docx
@@ -1,10 +1,9 @@
 
 <file path=word/document.xml><?xml version="1.0" encoding="utf-8"?>
-<w:document xmlns:o="urn:schemas-microsoft-com:office:office" xmlns:r="http://schemas.openxmlformats.org/officeDocument/2006/relationships" xmlns:v="urn:schemas-microsoft-com:vml" xmlns:w="http://schemas.openxmlformats.org/wordprocessingml/2006/main" xmlns:w10="urn:schemas-microsoft-com:office:word" xmlns:wp="http://schemas.openxmlformats.org/drawingml/2006/wordprocessingDrawing" xmlns:wps="http://schemas.microsoft.com/office/word/2010/wordprocessingShape" xmlns:wpg="http://schemas.microsoft.com/office/word/2010/wordprocessingGroup" xmlns:mc="http://schemas.openxmlformats.org/markup-compatibility/2006" xmlns:wp14="http://schemas.microsoft.com/office/word/2010/wordprocessingDrawing" xmlns:w14="http://schemas.microsoft.com/office/word/2010/wordml" xmlns:w15="http://schemas.microsoft.com/office/word/2012/wordml" mc:Ignorable="w14 wp14 w15">
+<w:document xmlns:wpc="http://schemas.microsoft.com/office/word/2010/wordprocessingCanvas" xmlns:cx="http://schemas.microsoft.com/office/drawing/2014/chartex" xmlns:cx1="http://schemas.microsoft.com/office/drawing/2015/9/8/chartex" xmlns:cx2="http://schemas.microsoft.com/office/drawing/2015/10/21/chartex" xmlns:cx3="http://schemas.microsoft.com/office/drawing/2016/5/9/chartex" xmlns:cx4="http://schemas.microsoft.com/office/drawing/2016/5/10/chartex" xmlns:cx5="http://schemas.microsoft.com/office/drawing/2016/5/11/chartex" xmlns:cx6="http://schemas.microsoft.com/office/drawing/2016/5/12/chartex" xmlns:cx7="http://schemas.microsoft.com/office/drawing/2016/5/13/chartex" xmlns:cx8="http://schemas.microsoft.com/office/drawing/2016/5/14/chartex" xmlns:mc="http://schemas.openxmlformats.org/markup-compatibility/2006" xmlns:aink="http://schemas.microsoft.com/office/drawing/2016/ink" xmlns:am3d="http://schemas.microsoft.com/office/drawing/2017/model3d" xmlns:o="urn:schemas-microsoft-com:office:office" xmlns:oel="http://schemas.microsoft.com/office/2019/extlst" xmlns:r="http://schemas.openxmlformats.org/officeDocument/2006/relationships" xmlns:m="http://schemas.openxmlformats.org/officeDocument/2006/math" xmlns:v="urn:schemas-microsoft-com:vml" xmlns:wp14="http://schemas.microsoft.com/office/word/2010/wordprocessingDrawing" xmlns:wp="http://schemas.openxmlformats.org/drawingml/2006/wordprocessingDrawing" xmlns:w10="urn:schemas-microsoft-com:office:word" xmlns:w="http://schemas.openxmlformats.org/wordprocessingml/2006/main" xmlns:w14="http://schemas.microsoft.com/office/word/2010/wordml" xmlns:w15="http://schemas.microsoft.com/office/word/2012/wordml" xmlns:w16cex="http://schemas.microsoft.com/office/word/2018/wordml/cex" xmlns:w16cid="http://schemas.microsoft.com/office/word/2016/wordml/cid" xmlns:w16="http://schemas.microsoft.com/office/word/2018/wordml" xmlns:w16du="http://schemas.microsoft.com/office/word/2023/wordml/word16du" xmlns:w16sdtdh="http://schemas.microsoft.com/office/word/2020/wordml/sdtdatahash" xmlns:w16sdtfl="http://schemas.microsoft.com/office/word/2024/wordml/sdtformatlock" xmlns:w16se="http://schemas.microsoft.com/office/word/2015/wordml/symex" xmlns:wpg="http://schemas.microsoft.com/office/word/2010/wordprocessingGroup" xmlns:wpi="http://schemas.microsoft.com/office/word/2010/wordprocessingInk" xmlns:wne="http://schemas.microsoft.com/office/word/2006/wordml" xmlns:wps="http://schemas.microsoft.com/office/word/2010/wordprocessingShape" mc:Ignorable="w14 w15 w16se w16cid w16 w16cex w16sdtdh w16sdtfl w16du wp14">
   <w:body>
     <w:p>
       <w:pPr>
-        <w:pStyle w:val="Normal"/>
         <w:jc w:val="center"/>
         <w:rPr>
           <w:sz w:val="36"/>
@@ -21,7 +20,6 @@
     </w:p>
     <w:p>
       <w:pPr>
-        <w:pStyle w:val="Normal"/>
         <w:jc w:val="center"/>
         <w:rPr>
           <w:sz w:val="36"/>
@@ -38,93 +36,59 @@
     </w:p>
     <w:p>
       <w:pPr>
-        <w:pStyle w:val="Normal"/>
         <w:jc w:val="center"/>
         <w:rPr>
           <w:sz w:val="36"/>
           <w:szCs w:val="36"/>
         </w:rPr>
       </w:pPr>
-      <w:r>
-        <w:rPr>
-          <w:sz w:val="36"/>
-          <w:szCs w:val="36"/>
-        </w:rPr>
-      </w:r>
-    </w:p>
-    <w:p>
-      <w:pPr>
-        <w:pStyle w:val="Normal"/>
+    </w:p>
+    <w:p>
+      <w:pPr>
         <w:jc w:val="center"/>
-        <w:rPr/>
-      </w:pPr>
-      <w:r>
-        <w:rPr/>
+      </w:pPr>
+      <w:r>
         <w:t>Daniel Potapov</w:t>
       </w:r>
     </w:p>
     <w:p>
       <w:pPr>
-        <w:pStyle w:val="Normal"/>
         <w:jc w:val="center"/>
-        <w:rPr/>
-      </w:pPr>
-      <w:r>
-        <w:rPr/>
+      </w:pPr>
+      <w:r>
         <w:t>ITCS-3156-002</w:t>
       </w:r>
     </w:p>
     <w:p>
       <w:pPr>
-        <w:pStyle w:val="Normal"/>
         <w:jc w:val="center"/>
-        <w:rPr/>
-      </w:pPr>
-      <w:r>
-        <w:rPr/>
+      </w:pPr>
+      <w:r>
         <w:t>Final Project</w:t>
       </w:r>
     </w:p>
     <w:p>
       <w:pPr>
-        <w:pStyle w:val="Normal"/>
         <w:jc w:val="center"/>
-        <w:rPr/>
-      </w:pPr>
-      <w:r>
-        <w:rPr/>
+      </w:pPr>
+      <w:r>
         <w:t>04/27/2026</w:t>
       </w:r>
     </w:p>
     <w:p>
       <w:pPr>
-        <w:pStyle w:val="Normal"/>
         <w:jc w:val="center"/>
-        <w:rPr/>
-      </w:pPr>
-      <w:r>
-        <w:rPr/>
-      </w:r>
-    </w:p>
-    <w:p>
-      <w:pPr>
-        <w:pStyle w:val="Normal"/>
+      </w:pPr>
+    </w:p>
+    <w:p>
+      <w:pPr>
         <w:jc w:val="center"/>
-        <w:rPr/>
-      </w:pPr>
-      <w:r>
-        <w:rPr/>
-      </w:r>
-    </w:p>
-    <w:p>
-      <w:pPr>
-        <w:pStyle w:val="Normal"/>
+      </w:pPr>
+    </w:p>
+    <w:p>
+      <w:pPr>
         <w:jc w:val="center"/>
-        <w:rPr/>
-      </w:pPr>
-      <w:r>
-        <w:rPr/>
-      </w:r>
+      </w:pPr>
     </w:p>
     <w:p>
       <w:pPr>
@@ -133,11 +97,45 @@
           <w:ilvl w:val="0"/>
           <w:numId w:val="2"/>
         </w:numPr>
-        <w:rPr/>
-      </w:pPr>
-      <w:r>
-        <w:rPr/>
-        <w:t>Problem Introduction</w:t>
+      </w:pPr>
+      <w:r>
+        <w:t>Introduction</w:t>
+      </w:r>
+    </w:p>
+    <w:p>
+      <w:pPr>
+        <w:pStyle w:val="ListParagraph"/>
+        <w:numPr>
+          <w:ilvl w:val="1"/>
+          <w:numId w:val="2"/>
+        </w:numPr>
+      </w:pPr>
+      <w:r>
+        <w:t>Problem</w:t>
+      </w:r>
+    </w:p>
+    <w:p>
+      <w:pPr>
+        <w:pStyle w:val="ListParagraph"/>
+        <w:numPr>
+          <w:ilvl w:val="1"/>
+          <w:numId w:val="2"/>
+        </w:numPr>
+      </w:pPr>
+      <w:r>
+        <w:t>Motivation</w:t>
+      </w:r>
+    </w:p>
+    <w:p>
+      <w:pPr>
+        <w:pStyle w:val="ListParagraph"/>
+        <w:numPr>
+          <w:ilvl w:val="1"/>
+          <w:numId w:val="2"/>
+        </w:numPr>
+      </w:pPr>
+      <w:r>
+        <w:t>Approach</w:t>
       </w:r>
     </w:p>
     <w:p>
@@ -147,10 +145,8 @@
           <w:ilvl w:val="0"/>
           <w:numId w:val="2"/>
         </w:numPr>
-        <w:rPr/>
-      </w:pPr>
-      <w:r>
-        <w:rPr/>
+      </w:pPr>
+      <w:r>
         <w:t>The Data</w:t>
       </w:r>
     </w:p>
@@ -161,10 +157,8 @@
           <w:ilvl w:val="1"/>
           <w:numId w:val="2"/>
         </w:numPr>
-        <w:rPr/>
-      </w:pPr>
-      <w:r>
-        <w:rPr/>
+      </w:pPr>
+      <w:r>
         <w:t>The Dataset</w:t>
       </w:r>
     </w:p>
@@ -175,10 +169,8 @@
           <w:ilvl w:val="1"/>
           <w:numId w:val="2"/>
         </w:numPr>
-        <w:rPr/>
-      </w:pPr>
-      <w:r>
-        <w:rPr/>
+      </w:pPr>
+      <w:r>
         <w:t>Data Visualization</w:t>
       </w:r>
     </w:p>
@@ -189,21 +181,12 @@
           <w:ilvl w:val="1"/>
           <w:numId w:val="2"/>
         </w:numPr>
-        <w:rPr/>
-      </w:pPr>
-      <w:r>
-        <w:rPr/>
+      </w:pPr>
+      <w:r>
         <w:t xml:space="preserve">Data Prepossessing </w:t>
       </w:r>
     </w:p>
     <w:p>
-      <w:pPr>
-        <w:pStyle w:val="Normal"/>
-        <w:rPr/>
-      </w:pPr>
-      <w:r>
-        <w:rPr/>
-      </w:r>
       <w:r>
         <w:br w:type="page"/>
       </w:r>
@@ -215,8 +198,6 @@
           <w:ilvl w:val="0"/>
           <w:numId w:val="1"/>
         </w:numPr>
-        <w:spacing w:before="0" w:after="160"/>
-        <w:contextualSpacing/>
         <w:rPr>
           <w:sz w:val="32"/>
           <w:szCs w:val="32"/>
@@ -227,37 +208,137 @@
           <w:sz w:val="32"/>
           <w:szCs w:val="32"/>
         </w:rPr>
+        <w:lastRenderedPageBreak/>
         <w:t>Introduction</w:t>
       </w:r>
     </w:p>
     <w:p>
       <w:pPr>
-        <w:pStyle w:val="Normal"/>
-        <w:rPr/>
-      </w:pPr>
-      <w:r>
-        <w:rPr/>
-        <w:t xml:space="preserve">The used cars market is a huge and every growing market, where vehicles go from sellers to buyers all the time. Whenever you do purchase a used vehicle, or any vehicle in that matter, you know less than the seller selling you the car, this is just in the nature of how sales work. This gives the seller an advantage to either hide certain details, or up charge you on the vehicle even if the vehicle is not worth that price. Using machine learning, based on previously collected data, we can predict the actual price a vehicle should be worth, the fair value of the car. Using various machine learning techniques, we will predict on what the vehicles value is based on historic and physical features of the car to give the buyers an advantage when purchasing a new vehicle. </w:t>
-      </w:r>
-    </w:p>
-    <w:p>
-      <w:pPr>
-        <w:pStyle w:val="Normal"/>
-        <w:rPr/>
-      </w:pPr>
-      <w:r>
-        <w:rPr/>
-      </w:r>
-    </w:p>
-    <w:p>
-      <w:pPr>
-        <w:pStyle w:val="Normal"/>
-        <w:rPr/>
-      </w:pPr>
-      <w:r>
-        <w:rPr/>
-      </w:r>
-    </w:p>
+        <w:pStyle w:val="ListParagraph"/>
+        <w:numPr>
+          <w:ilvl w:val="1"/>
+          <w:numId w:val="1"/>
+        </w:numPr>
+        <w:rPr>
+          <w:sz w:val="28"/>
+          <w:szCs w:val="28"/>
+        </w:rPr>
+      </w:pPr>
+      <w:r>
+        <w:rPr>
+          <w:sz w:val="28"/>
+          <w:szCs w:val="28"/>
+        </w:rPr>
+        <w:t>Problem</w:t>
+      </w:r>
+    </w:p>
+    <w:p>
+      <w:pPr>
+        <w:rPr>
+          <w:sz w:val="28"/>
+          <w:szCs w:val="28"/>
+        </w:rPr>
+      </w:pPr>
+      <w:r>
+        <w:t xml:space="preserve">The used cars market is a huge and every growing market, where vehicles go from sellers to buyers all the time. Whenever you do purchase a used vehicle, or any vehicle in that matter, you know less than the seller selling you the car, this is just in the nature of how sales work. This gives the seller an advantage to either hide certain </w:t>
+      </w:r>
+      <w:proofErr w:type="gramStart"/>
+      <w:r>
+        <w:t>details, or</w:t>
+      </w:r>
+      <w:proofErr w:type="gramEnd"/>
+      <w:r>
+        <w:t xml:space="preserve"> up charge you on the vehicle even if the vehicle is not worth that price. </w:t>
+      </w:r>
+    </w:p>
+    <w:p>
+      <w:pPr>
+        <w:ind w:left="720"/>
+      </w:pPr>
+      <w:r>
+        <w:rPr>
+          <w:sz w:val="28"/>
+          <w:szCs w:val="28"/>
+        </w:rPr>
+        <w:t>1.2</w:t>
+      </w:r>
+      <w:r>
+        <w:rPr>
+          <w:sz w:val="28"/>
+          <w:szCs w:val="28"/>
+        </w:rPr>
+        <w:t xml:space="preserve">      Motivation</w:t>
+      </w:r>
+      <w:r>
+        <w:t xml:space="preserve"> </w:t>
+      </w:r>
+      <w:r>
+        <w:tab/>
+      </w:r>
+    </w:p>
+    <w:p>
+      <w:r>
+        <w:t>Using machine learning, based on previously collected data, we can predict the actual price a vehicle should be worth, the fair value of the car. Using various machine learning</w:t>
+      </w:r>
+      <w:r>
+        <w:t xml:space="preserve"> models and algorithms</w:t>
+      </w:r>
+      <w:r>
+        <w:t xml:space="preserve">, we will </w:t>
+      </w:r>
+      <w:proofErr w:type="gramStart"/>
+      <w:r>
+        <w:t>predict on</w:t>
+      </w:r>
+      <w:proofErr w:type="gramEnd"/>
+      <w:r>
+        <w:t xml:space="preserve"> what the </w:t>
+      </w:r>
+      <w:r>
+        <w:t>vehicle’s</w:t>
+      </w:r>
+      <w:r>
+        <w:t xml:space="preserve"> value is based on historic and physical features of the car</w:t>
+      </w:r>
+      <w:r>
+        <w:t>. This gives the buyers a fair upper hand on the real value of a vehicle they are trying to purchase, leveling out the buyer and seller playing field.</w:t>
+      </w:r>
+      <w:r>
+        <w:t xml:space="preserve"> </w:t>
+      </w:r>
+    </w:p>
+    <w:p>
+      <w:pPr>
+        <w:ind w:firstLine="720"/>
+        <w:rPr>
+          <w:sz w:val="28"/>
+          <w:szCs w:val="28"/>
+        </w:rPr>
+      </w:pPr>
+      <w:r>
+        <w:rPr>
+          <w:sz w:val="28"/>
+          <w:szCs w:val="28"/>
+        </w:rPr>
+        <w:t xml:space="preserve">1.3 </w:t>
+      </w:r>
+      <w:r>
+        <w:rPr>
+          <w:sz w:val="28"/>
+          <w:szCs w:val="28"/>
+        </w:rPr>
+        <w:t xml:space="preserve">     </w:t>
+      </w:r>
+      <w:r>
+        <w:rPr>
+          <w:sz w:val="28"/>
+          <w:szCs w:val="28"/>
+        </w:rPr>
+        <w:t xml:space="preserve">Approach </w:t>
+      </w:r>
+    </w:p>
+    <w:p/>
+    <w:p/>
     <w:p>
       <w:pPr>
         <w:pStyle w:val="ListParagraph"/>
@@ -299,29 +380,80 @@
       </w:r>
     </w:p>
     <w:p>
-      <w:pPr>
-        <w:pStyle w:val="Normal"/>
-        <w:rPr/>
-      </w:pPr>
-      <w:r>
-        <w:rPr/>
-        <w:t>For this problem we will be using Craigslist Vehicles Dataset found on Kraggle. This data set is a web scrape of historical car listing across the US from the Craigslist website, it has over 400,000 rows of different vehicles, and 26 columns of descriptions of those vehicles. The descriptions include: year, make, model, condition, odometer, price and some others. This data set was last updated 3 years ago, but this does not skew our final prediction model, since when you are purchasing a used car is most defiantly at least 3 years old or older.</w:t>
-      </w:r>
-    </w:p>
-    <w:p>
-      <w:pPr>
-        <w:pStyle w:val="Normal"/>
+      <w:r>
+        <w:t xml:space="preserve">For this problem we will be using Craigslist Vehicles Dataset found on </w:t>
+      </w:r>
+      <w:proofErr w:type="spellStart"/>
+      <w:r>
+        <w:t>Kraggle</w:t>
+      </w:r>
+      <w:proofErr w:type="spellEnd"/>
+      <w:r>
+        <w:t xml:space="preserve">. This data set is a web scrape of historical </w:t>
+      </w:r>
+      <w:proofErr w:type="gramStart"/>
+      <w:r>
+        <w:t>car</w:t>
+      </w:r>
+      <w:proofErr w:type="gramEnd"/>
+      <w:r>
+        <w:t xml:space="preserve"> listing across the US from the Craigslist website, it has over 400,000 rows of different vehicle</w:t>
+      </w:r>
+      <w:r>
+        <w:t xml:space="preserve"> listings</w:t>
+      </w:r>
+      <w:r>
+        <w:t xml:space="preserve">, and 26 columns of </w:t>
+      </w:r>
+      <w:r>
+        <w:t>attributes</w:t>
+      </w:r>
+      <w:r>
+        <w:t xml:space="preserve"> of those vehicles. The descriptions </w:t>
+      </w:r>
+      <w:proofErr w:type="gramStart"/>
+      <w:r>
+        <w:t>include:</w:t>
+      </w:r>
+      <w:proofErr w:type="gramEnd"/>
+      <w:r>
+        <w:t xml:space="preserve"> year, make, model, condition, odometer, price and some others. This data set was last updated 3 years ago, but this does not skew our final prediction model, since when you are purchasing a used car</w:t>
+      </w:r>
+      <w:r>
+        <w:t xml:space="preserve">, it is more common it will be at least a couple years old at this point, as newer </w:t>
+      </w:r>
+      <w:proofErr w:type="gramStart"/>
+      <w:r>
+        <w:t>vehicle</w:t>
+      </w:r>
+      <w:proofErr w:type="gramEnd"/>
+      <w:r>
+        <w:t xml:space="preserve"> </w:t>
+      </w:r>
+      <w:proofErr w:type="gramStart"/>
+      <w:r>
+        <w:t>are</w:t>
+      </w:r>
+      <w:proofErr w:type="gramEnd"/>
+      <w:r>
+        <w:t xml:space="preserve"> less likely to be sold a couple </w:t>
+      </w:r>
+      <w:proofErr w:type="gramStart"/>
+      <w:r>
+        <w:t>years right</w:t>
+      </w:r>
+      <w:proofErr w:type="gramEnd"/>
+      <w:r>
+        <w:t xml:space="preserve"> after purchase.</w:t>
+      </w:r>
+    </w:p>
+    <w:p>
+      <w:pPr>
         <w:rPr>
           <w:sz w:val="28"/>
           <w:szCs w:val="28"/>
         </w:rPr>
       </w:pPr>
-      <w:r>
-        <w:rPr>
-          <w:sz w:val="28"/>
-          <w:szCs w:val="28"/>
-        </w:rPr>
-      </w:r>
     </w:p>
     <w:p>
       <w:pPr>
@@ -344,36 +476,46 @@
       </w:r>
     </w:p>
     <w:p>
-      <w:pPr>
-        <w:pStyle w:val="Normal"/>
-        <w:rPr/>
-      </w:pPr>
-      <w:r>
-        <w:rPr/>
-        <w:t>First we take a look at the general trends in the data, to see what we will be working with. We have used matlib and seaborn libraries to help me generate our graphs for this purpose. Firstly we  take the price and odometer features to how they compare to each other. We create a scatter plot of the two features, sampling 20,000 columns, and see that there is a general downwards trend to the overall data. We see that there is a negative correlation between the milage and the price of the vehicle, the more the odometer shows the lower the price.</w:t>
-      </w:r>
-    </w:p>
-    <w:p>
-      <w:pPr>
-        <w:pStyle w:val="Normal"/>
-        <w:rPr/>
-      </w:pPr>
-      <w:r>
-        <w:rPr/>
-      </w:r>
-    </w:p>
-    <w:p>
-      <w:pPr>
-        <w:pStyle w:val="Normal"/>
-        <w:rPr/>
-      </w:pPr>
-      <w:r>
-        <w:rPr/>
+      <w:proofErr w:type="gramStart"/>
+      <w:r>
+        <w:t>First</w:t>
+      </w:r>
+      <w:proofErr w:type="gramEnd"/>
+      <w:r>
+        <w:t xml:space="preserve"> we </w:t>
+      </w:r>
+      <w:proofErr w:type="gramStart"/>
+      <w:r>
+        <w:t>take a look</w:t>
+      </w:r>
+      <w:proofErr w:type="gramEnd"/>
+      <w:r>
+        <w:t xml:space="preserve"> at the general trends in the data, to see what we will be working with. We have used matlib and seaborn libraries to help me generate our graphs for this purpose. </w:t>
+      </w:r>
+      <w:proofErr w:type="gramStart"/>
+      <w:r>
+        <w:t>Firstly</w:t>
+      </w:r>
+      <w:proofErr w:type="gramEnd"/>
+      <w:r>
+        <w:t xml:space="preserve"> we  take the price and odometer features to how they compare to each other. We </w:t>
+      </w:r>
+      <w:r>
+        <w:lastRenderedPageBreak/>
+        <w:t>create a scatter plot of the two features, sampling 20,000 columns, and see that there is a general downwards trend to the overall data. We see that there is a negative correlation between the milage and the price of the vehicle, the more the odometer shows the lower the price.</w:t>
+      </w:r>
+    </w:p>
+    <w:p/>
+    <w:p>
+      <w:r>
+        <w:rPr>
+          <w:noProof/>
+        </w:rPr>
         <w:drawing>
-          <wp:inline distT="0" distB="0" distL="0" distR="0">
+          <wp:inline distT="0" distB="0" distL="0" distR="0" wp14:anchorId="06BF12A6" wp14:editId="6B3B30BC">
             <wp:extent cx="5420360" cy="3672840"/>
             <wp:effectExtent l="0" t="0" r="0" b="0"/>
-            <wp:docPr id="1" name="Picture 1" descr=""/>
+            <wp:docPr id="1" name="Picture 1"/>
             <wp:cNvGraphicFramePr>
               <a:graphicFrameLocks xmlns:a="http://schemas.openxmlformats.org/drawingml/2006/main" noChangeAspect="1"/>
             </wp:cNvGraphicFramePr>
@@ -381,14 +523,14 @@
               <a:graphicData uri="http://schemas.openxmlformats.org/drawingml/2006/picture">
                 <pic:pic xmlns:pic="http://schemas.openxmlformats.org/drawingml/2006/picture">
                   <pic:nvPicPr>
-                    <pic:cNvPr id="1" name="Picture 1" descr=""/>
+                    <pic:cNvPr id="1" name="Picture 1"/>
                     <pic:cNvPicPr>
                       <a:picLocks noChangeAspect="1" noChangeArrowheads="1"/>
                     </pic:cNvPicPr>
                   </pic:nvPicPr>
                   <pic:blipFill>
-                    <a:blip r:embed="rId2"/>
-                    <a:srcRect l="0" t="0" r="2637" b="0"/>
+                    <a:blip r:embed="rId5"/>
+                    <a:srcRect r="2637"/>
                     <a:stretch>
                       <a:fillRect/>
                     </a:stretch>
@@ -410,27 +552,45 @@
       </w:r>
     </w:p>
     <w:p>
-      <w:pPr>
-        <w:pStyle w:val="Normal"/>
-        <w:rPr/>
-      </w:pPr>
-      <w:r>
-        <w:rPr/>
-        <w:t>We can also take a heatmap of the same data and see the density of the dataset in regards to these two features. WE see that the most “hottest” point is around the 5,000 price mark and 150,000 milage mark, being the most common listing, this also shows us the same exact general downward curve that we saw in our scatter plot.</w:t>
-      </w:r>
-    </w:p>
-    <w:p>
-      <w:pPr>
-        <w:pStyle w:val="Normal"/>
-        <w:rPr/>
-      </w:pPr>
-      <w:r>
-        <w:rPr/>
+      <w:r>
+        <w:t xml:space="preserve">We can also take a heatmap of the same data and see the density of the dataset </w:t>
+      </w:r>
+      <w:proofErr w:type="gramStart"/>
+      <w:r>
+        <w:t>in regards to</w:t>
+      </w:r>
+      <w:proofErr w:type="gramEnd"/>
+      <w:r>
+        <w:t xml:space="preserve"> these two features. WE see that the </w:t>
+      </w:r>
+      <w:proofErr w:type="gramStart"/>
+      <w:r>
+        <w:t>most “hottest”</w:t>
+      </w:r>
+      <w:proofErr w:type="gramEnd"/>
+      <w:r>
+        <w:t xml:space="preserve"> point is around the </w:t>
+      </w:r>
+      <w:proofErr w:type="gramStart"/>
+      <w:r>
+        <w:t>5,000 price</w:t>
+      </w:r>
+      <w:proofErr w:type="gramEnd"/>
+      <w:r>
+        <w:t xml:space="preserve"> mark and 150,000 milage mark, being the most common listing, this also shows us the same exact general downward curve that we saw in our scatter plot.</w:t>
+      </w:r>
+    </w:p>
+    <w:p>
+      <w:r>
+        <w:rPr>
+          <w:noProof/>
+        </w:rPr>
+        <w:lastRenderedPageBreak/>
         <w:drawing>
-          <wp:inline distT="0" distB="0" distL="0" distR="0">
+          <wp:inline distT="0" distB="0" distL="0" distR="0" wp14:anchorId="58C9929C" wp14:editId="480A3D51">
             <wp:extent cx="4799330" cy="3314065"/>
             <wp:effectExtent l="0" t="0" r="0" b="0"/>
-            <wp:docPr id="2" name="Picture 2" descr=""/>
+            <wp:docPr id="2" name="Picture 2"/>
             <wp:cNvGraphicFramePr>
               <a:graphicFrameLocks xmlns:a="http://schemas.openxmlformats.org/drawingml/2006/main" noChangeAspect="1"/>
             </wp:cNvGraphicFramePr>
@@ -438,13 +598,13 @@
               <a:graphicData uri="http://schemas.openxmlformats.org/drawingml/2006/picture">
                 <pic:pic xmlns:pic="http://schemas.openxmlformats.org/drawingml/2006/picture">
                   <pic:nvPicPr>
-                    <pic:cNvPr id="2" name="Picture 2" descr=""/>
+                    <pic:cNvPr id="2" name="Picture 2"/>
                     <pic:cNvPicPr>
                       <a:picLocks noChangeAspect="1" noChangeArrowheads="1"/>
                     </pic:cNvPicPr>
                   </pic:nvPicPr>
                   <pic:blipFill>
-                    <a:blip r:embed="rId3"/>
+                    <a:blip r:embed="rId6"/>
                     <a:stretch>
                       <a:fillRect/>
                     </a:stretch>
@@ -466,27 +626,49 @@
       </w:r>
     </w:p>
     <w:p>
-      <w:pPr>
-        <w:pStyle w:val="Normal"/>
-        <w:rPr/>
-      </w:pPr>
-      <w:r>
-        <w:rPr/>
-        <w:t>Next we took the comparison of the price vs year features, we created a scatter plot and a heat map of the two. In this case, the comparisons is the opposite of the odometer comparison, instead of a negative coloration, we see a positive coloration and trend upwards. The higher the year the more expensive the vehicle is. In the heat map, the most common listing by year turned out to be 2015, and at the 10,000 dollar price range.</w:t>
-      </w:r>
-    </w:p>
-    <w:p>
-      <w:pPr>
-        <w:pStyle w:val="Normal"/>
-        <w:rPr/>
-      </w:pPr>
-      <w:r>
-        <w:rPr/>
+      <w:proofErr w:type="gramStart"/>
+      <w:r>
+        <w:t>Next</w:t>
+      </w:r>
+      <w:proofErr w:type="gramEnd"/>
+      <w:r>
+        <w:t xml:space="preserve"> we </w:t>
+      </w:r>
+      <w:proofErr w:type="gramStart"/>
+      <w:r>
+        <w:t>took the</w:t>
+      </w:r>
+      <w:proofErr w:type="gramEnd"/>
+      <w:r>
+        <w:t xml:space="preserve"> comparison of the price vs year features, we created a scatter plot and a heat map of the two. In this case, the comparisons </w:t>
+      </w:r>
+      <w:proofErr w:type="gramStart"/>
+      <w:r>
+        <w:t>is</w:t>
+      </w:r>
+      <w:proofErr w:type="gramEnd"/>
+      <w:r>
+        <w:t xml:space="preserve"> the opposite of the odometer comparison, instead of a negative coloration, we see a positive coloration and trend upwards. The higher the year the more expensive the vehicle is. In the heat map, the most common listing by year turned out to be 2015, and at the </w:t>
+      </w:r>
+      <w:proofErr w:type="gramStart"/>
+      <w:r>
+        <w:t>10,000 dollar</w:t>
+      </w:r>
+      <w:proofErr w:type="gramEnd"/>
+      <w:r>
+        <w:t xml:space="preserve"> price range.</w:t>
+      </w:r>
+    </w:p>
+    <w:p>
+      <w:r>
+        <w:rPr>
+          <w:noProof/>
+        </w:rPr>
         <w:drawing>
-          <wp:inline distT="0" distB="0" distL="0" distR="0">
+          <wp:inline distT="0" distB="0" distL="0" distR="0" wp14:anchorId="4BDF33AD" wp14:editId="4CCE593A">
             <wp:extent cx="4880610" cy="3181985"/>
             <wp:effectExtent l="0" t="0" r="0" b="0"/>
-            <wp:docPr id="3" name="Image2" descr=""/>
+            <wp:docPr id="3" name="Image2"/>
             <wp:cNvGraphicFramePr>
               <a:graphicFrameLocks xmlns:a="http://schemas.openxmlformats.org/drawingml/2006/main" noChangeAspect="1"/>
             </wp:cNvGraphicFramePr>
@@ -494,13 +676,13 @@
               <a:graphicData uri="http://schemas.openxmlformats.org/drawingml/2006/picture">
                 <pic:pic xmlns:pic="http://schemas.openxmlformats.org/drawingml/2006/picture">
                   <pic:nvPicPr>
-                    <pic:cNvPr id="3" name="Image2" descr=""/>
+                    <pic:cNvPr id="3" name="Image2"/>
                     <pic:cNvPicPr>
                       <a:picLocks noChangeAspect="1" noChangeArrowheads="1"/>
                     </pic:cNvPicPr>
                   </pic:nvPicPr>
                   <pic:blipFill>
-                    <a:blip r:embed="rId4"/>
+                    <a:blip r:embed="rId7"/>
                     <a:stretch>
                       <a:fillRect/>
                     </a:stretch>
@@ -520,13 +702,18 @@
           </wp:inline>
         </w:drawing>
       </w:r>
-      <w:r>
-        <w:rPr/>
+    </w:p>
+    <w:p>
+      <w:r>
+        <w:rPr>
+          <w:noProof/>
+        </w:rPr>
+        <w:lastRenderedPageBreak/>
         <w:drawing>
-          <wp:inline distT="0" distB="0" distL="0" distR="0">
+          <wp:inline distT="0" distB="0" distL="0" distR="0" wp14:anchorId="2341D6B2" wp14:editId="2FD62F3A">
             <wp:extent cx="5434965" cy="3775075"/>
             <wp:effectExtent l="0" t="0" r="0" b="0"/>
-            <wp:docPr id="4" name="Image3" descr=""/>
+            <wp:docPr id="4" name="Image3"/>
             <wp:cNvGraphicFramePr>
               <a:graphicFrameLocks xmlns:a="http://schemas.openxmlformats.org/drawingml/2006/main" noChangeAspect="1"/>
             </wp:cNvGraphicFramePr>
@@ -534,13 +721,13 @@
               <a:graphicData uri="http://schemas.openxmlformats.org/drawingml/2006/picture">
                 <pic:pic xmlns:pic="http://schemas.openxmlformats.org/drawingml/2006/picture">
                   <pic:nvPicPr>
-                    <pic:cNvPr id="4" name="Image3" descr=""/>
+                    <pic:cNvPr id="4" name="Image3"/>
                     <pic:cNvPicPr>
                       <a:picLocks noChangeAspect="1" noChangeArrowheads="1"/>
                     </pic:cNvPicPr>
                   </pic:nvPicPr>
                   <pic:blipFill>
-                    <a:blip r:embed="rId5"/>
+                    <a:blip r:embed="rId8"/>
                     <a:stretch>
                       <a:fillRect/>
                     </a:stretch>
@@ -565,18 +752,29 @@
       </w:r>
     </w:p>
     <w:p>
-      <w:pPr>
-        <w:pStyle w:val="Normal"/>
-        <w:spacing w:before="0" w:after="160"/>
-        <w:rPr/>
-      </w:pPr>
-      <w:r>
-        <w:rPr/>
-        <w:t xml:space="preserve">Lastly we look at the price when compared to the other features of the dataset. Here we can see a boxplot of the majority of the listings besides some outlier and the following features: title status, transmission type, condition, and manufacturer when compared to </w:t>
-      </w:r>
-      <w:r>
+      <w:proofErr w:type="gramStart"/>
+      <w:r>
+        <w:lastRenderedPageBreak/>
+        <w:t>Lastly</w:t>
+      </w:r>
+      <w:proofErr w:type="gramEnd"/>
+      <w:r>
+        <w:t xml:space="preserve"> we look at the price when compared to the other features of the dataset. Here we can see a boxplot of </w:t>
+      </w:r>
+      <w:proofErr w:type="gramStart"/>
+      <w:r>
+        <w:t>the majority of</w:t>
+      </w:r>
+      <w:proofErr w:type="gramEnd"/>
+      <w:r>
+        <w:t xml:space="preserve"> the listings besides some outlier and the following features: title status, transmission type, condition, and manufacturer when compared to </w:t>
+      </w:r>
+      <w:r>
+        <w:rPr>
+          <w:noProof/>
+        </w:rPr>
         <w:drawing>
-          <wp:anchor behindDoc="0" distT="0" distB="0" distL="114300" distR="114300" simplePos="0" locked="0" layoutInCell="0" allowOverlap="1" relativeHeight="6">
+          <wp:anchor distT="0" distB="0" distL="114300" distR="114300" simplePos="0" relativeHeight="6" behindDoc="0" locked="0" layoutInCell="0" allowOverlap="1" wp14:anchorId="46DE7F43" wp14:editId="60C51A35">
             <wp:simplePos x="0" y="0"/>
             <wp:positionH relativeFrom="margin">
               <wp:align>center</wp:align>
@@ -595,7 +793,7 @@
                 <wp:lineTo x="-8" y="0"/>
               </wp:wrapPolygon>
             </wp:wrapTight>
-            <wp:docPr id="5" name="Image4" descr=""/>
+            <wp:docPr id="5" name="Image4"/>
             <wp:cNvGraphicFramePr>
               <a:graphicFrameLocks xmlns:a="http://schemas.openxmlformats.org/drawingml/2006/main" noChangeAspect="1"/>
             </wp:cNvGraphicFramePr>
@@ -603,13 +801,13 @@
               <a:graphicData uri="http://schemas.openxmlformats.org/drawingml/2006/picture">
                 <pic:pic xmlns:pic="http://schemas.openxmlformats.org/drawingml/2006/picture">
                   <pic:nvPicPr>
-                    <pic:cNvPr id="5" name="Image4" descr=""/>
+                    <pic:cNvPr id="5" name="Image4"/>
                     <pic:cNvPicPr>
                       <a:picLocks noChangeAspect="1" noChangeArrowheads="1"/>
                     </pic:cNvPicPr>
                   </pic:nvPicPr>
                   <pic:blipFill>
-                    <a:blip r:embed="rId6"/>
+                    <a:blip r:embed="rId9"/>
                     <a:stretch>
                       <a:fillRect/>
                     </a:stretch>
@@ -630,46 +828,95 @@
         </w:drawing>
       </w:r>
       <w:r>
-        <w:rPr/>
         <w:t>the price of the vehicle.</w:t>
       </w:r>
     </w:p>
     <w:p>
-      <w:pPr>
-        <w:pStyle w:val="Normal"/>
-        <w:rPr/>
-      </w:pPr>
-      <w:r>
-        <w:rPr/>
-        <w:t xml:space="preserve"> </w:t>
-      </w:r>
-      <w:r>
-        <w:rPr/>
-        <w:t>When analyzing the title status graph, we can see that clean title being the most popular, also has the largest spread of price, going all the way up to 100,000. At the same time, salvage, rebuild, and others are mostly squished in the cheaper price range with many being under 20,000. Transmission seems to not have too much a dramatic difference, but noticeable. Automatic transmissions are more common, but also reach to a more expensive price range, while manual transmissions are generally in the cheaper. Looking at the conditions box plot, we can see that there is a distinct difference in price range compared to condition. Excellent, good, new and like new conditions, generally meaning a good thing, drive the price higher and have a wider price spread. While the fair and salvage conditions are drastically cheaper falling no higher then some outliers at 20,000, keeping majority below the 10,000 dollar line. Lastly, looking at the manufacturer graph, majority of the prices remain in the same area of 10-40 thousand, but with some outliers, mainly in the Ram and Ford vehicles, GMC having a wide spread from about 15 to 65 thousand, meaning GMC vehicle are commonly resold. These graphs demonstrate that things like title status, manufacturer, and especially condition can drastically effect the final price of the vehicle you are trying to purchase</w:t>
+      <w:r>
+        <w:t xml:space="preserve"> When analyzing the title status graph, we can see that clean </w:t>
+      </w:r>
+      <w:proofErr w:type="gramStart"/>
+      <w:r>
+        <w:t>title</w:t>
+      </w:r>
+      <w:proofErr w:type="gramEnd"/>
+      <w:r>
+        <w:t xml:space="preserve"> being the most popular, also has the largest spread of price, going all the way up to 100,000. At the same time, salvage, rebuild, and others are mostly squished in the cheaper price range with many being under 20,000. Transmission seems to not have too much a dramatic difference, but noticeable. Automatic transmissions are more common, but also </w:t>
+      </w:r>
+      <w:proofErr w:type="gramStart"/>
+      <w:r>
+        <w:t>reach to</w:t>
+      </w:r>
+      <w:proofErr w:type="gramEnd"/>
+      <w:r>
+        <w:t xml:space="preserve"> a more expensive price range, while manual transmissions are </w:t>
+      </w:r>
+      <w:proofErr w:type="gramStart"/>
+      <w:r>
+        <w:t>generally in the</w:t>
+      </w:r>
+      <w:proofErr w:type="gramEnd"/>
+      <w:r>
+        <w:t xml:space="preserve"> cheaper. Looking at the conditions box plot, we can see that there is a distinct difference in price range compared to condition. Excellent, good, new and like new conditions, generally meaning a good thing, drive the price higher and have a wider price spread. While the fair and salvage conditions are drastically </w:t>
+      </w:r>
+      <w:proofErr w:type="gramStart"/>
+      <w:r>
+        <w:t>cheaper</w:t>
+      </w:r>
+      <w:proofErr w:type="gramEnd"/>
+      <w:r>
+        <w:t xml:space="preserve"> falling no higher </w:t>
+      </w:r>
+      <w:proofErr w:type="gramStart"/>
+      <w:r>
+        <w:t>then</w:t>
+      </w:r>
+      <w:proofErr w:type="gramEnd"/>
+      <w:r>
+        <w:t xml:space="preserve"> some outliers at 20,000, keeping majority below the </w:t>
+      </w:r>
+      <w:proofErr w:type="gramStart"/>
+      <w:r>
+        <w:t>10,000 dollar</w:t>
+      </w:r>
+      <w:proofErr w:type="gramEnd"/>
+      <w:r>
+        <w:t xml:space="preserve"> line. Lastly, looking at the manufacturer graph, majority of the prices remain in the same area of 10-40 thousand, but with some outliers, mainly in the Ram and Ford vehicles, GMC having a </w:t>
+      </w:r>
+      <w:proofErr w:type="gramStart"/>
+      <w:r>
+        <w:t>wide spread</w:t>
+      </w:r>
+      <w:proofErr w:type="gramEnd"/>
+      <w:r>
+        <w:t xml:space="preserve"> from about 15 to 65 thousand, meaning GMC </w:t>
+      </w:r>
+      <w:proofErr w:type="gramStart"/>
+      <w:r>
+        <w:t>vehicle</w:t>
+      </w:r>
+      <w:proofErr w:type="gramEnd"/>
+      <w:r>
+        <w:t xml:space="preserve"> are commonly resold. These graphs demonstrate that things like title status, manufacturer, and especially condition can drastically </w:t>
+      </w:r>
+      <w:proofErr w:type="gramStart"/>
+      <w:r>
+        <w:t>effect</w:t>
+      </w:r>
+      <w:proofErr w:type="gramEnd"/>
+      <w:r>
+        <w:t xml:space="preserve"> the final price of the vehicle you are trying to purchase</w:t>
       </w:r>
     </w:p>
     <w:p>
       <w:pPr>
         <w:pStyle w:val="ListParagraph"/>
-        <w:numPr>
-          <w:ilvl w:val="0"/>
-          <w:numId w:val="0"/>
-        </w:numPr>
-        <w:ind w:hanging="0" w:left="1440"/>
-        <w:rPr/>
-      </w:pPr>
-      <w:r>
-        <w:rPr/>
-      </w:r>
+        <w:ind w:left="1440"/>
+      </w:pPr>
     </w:p>
     <w:p>
       <w:pPr>
         <w:pStyle w:val="ListParagraph"/>
-        <w:numPr>
-          <w:ilvl w:val="0"/>
-          <w:numId w:val="0"/>
-        </w:numPr>
-        <w:ind w:hanging="0" w:left="720"/>
         <w:rPr>
           <w:sz w:val="28"/>
           <w:szCs w:val="28"/>
@@ -684,45 +931,63 @@
       </w:r>
     </w:p>
     <w:p>
-      <w:pPr>
-        <w:pStyle w:val="Normal"/>
-        <w:rPr/>
-      </w:pPr>
-      <w:r>
-        <w:rPr/>
-        <w:t>Before we can run our machine learning algorithms/models, we need to clean the data up. First we remove the extra columns that we will not use in our algorithms/models, we remove features like image_url, id, url, and some others. These features do not provide any valid relationship or connection to the price of the vehicle that we want to predict.</w:t>
-      </w:r>
-    </w:p>
-    <w:p>
-      <w:pPr>
-        <w:pStyle w:val="Normal"/>
-        <w:rPr/>
-      </w:pPr>
-      <w:r>
-        <w:rPr/>
-        <w:t>Another thing we can do is filter out the outliers of some of the features, to help with any extreme values skewing with the training of the data. Since we are using a craigslist dataset, sometimes people can post listings and list the price as 0, or put the mileage of the car as 0, or set the year to 1900. These types of listing can skew the entire dataset since a lot of algorithms are sensitive to extreme outliers. After dropping the extra frames, we run the data frame through a filter. Dropping rows that have a 0 dollar value, 0 mileage, or older than 1980 for the year. This helps save compute when training, and makes the model more resistant to skewing.</w:t>
+      <w:r>
+        <w:lastRenderedPageBreak/>
+        <w:t xml:space="preserve">Before we can run our machine learning algorithms/models, we need to clean the data up. </w:t>
+      </w:r>
+      <w:proofErr w:type="gramStart"/>
+      <w:r>
+        <w:t>First</w:t>
+      </w:r>
+      <w:proofErr w:type="gramEnd"/>
+      <w:r>
+        <w:t xml:space="preserve"> we remove the extra columns that we will not use in our algorithms/models, we remove features like </w:t>
+      </w:r>
+      <w:proofErr w:type="spellStart"/>
+      <w:r>
+        <w:t>image_url</w:t>
+      </w:r>
+      <w:proofErr w:type="spellEnd"/>
+      <w:r>
+        <w:t>, id, url, and some others. These features do not provide any valid relationship or connection to the price of the vehicle that we want to predict.</w:t>
+      </w:r>
+    </w:p>
+    <w:p>
+      <w:r>
+        <w:t xml:space="preserve">Another thing we can do is filter out the outliers of some of the features, to help with any extreme values skewing with the training of the data. Since we are using a craigslist dataset, sometimes people can post listings and list the price as 0, or put the mileage of the car as 0, or set the year to 1900. These types of listing can skew the entire dataset since a lot of algorithms are sensitive to extreme outliers. After dropping the extra frames, we run the data frame through a filter. Dropping rows that have a </w:t>
+      </w:r>
+      <w:proofErr w:type="gramStart"/>
+      <w:r>
+        <w:t>0 dollar</w:t>
+      </w:r>
+      <w:proofErr w:type="gramEnd"/>
+      <w:r>
+        <w:t xml:space="preserve"> value, 0 mileage, or older than 1980 for the year. This helps save compute when </w:t>
+      </w:r>
+      <w:proofErr w:type="gramStart"/>
+      <w:r>
+        <w:t>training, and</w:t>
+      </w:r>
+      <w:proofErr w:type="gramEnd"/>
+      <w:r>
+        <w:t xml:space="preserve"> makes the model more resistant to skewing.</w:t>
       </w:r>
       <w:r>
         <w:br w:type="page"/>
       </w:r>
     </w:p>
     <w:p>
-      <w:pPr>
-        <w:pStyle w:val="Normal"/>
-        <w:spacing w:before="0" w:after="160"/>
-        <w:rPr/>
-      </w:pPr>
       <w:r>
         <w:rPr>
           <w:sz w:val="36"/>
           <w:szCs w:val="36"/>
         </w:rPr>
+        <w:lastRenderedPageBreak/>
         <w:t>References:</w:t>
       </w:r>
     </w:p>
     <w:p>
       <w:pPr>
-        <w:pStyle w:val="Normal"/>
         <w:rPr>
           <w:sz w:val="22"/>
           <w:szCs w:val="22"/>
@@ -738,20 +1003,27 @@
     </w:p>
     <w:p>
       <w:pPr>
-        <w:pStyle w:val="Normal"/>
-        <w:spacing w:before="0" w:after="160"/>
         <w:jc w:val="center"/>
         <w:rPr>
           <w:sz w:val="22"/>
           <w:szCs w:val="22"/>
         </w:rPr>
       </w:pPr>
+      <w:proofErr w:type="spellStart"/>
       <w:r>
         <w:rPr>
           <w:sz w:val="22"/>
           <w:szCs w:val="22"/>
         </w:rPr>
-        <w:t>mbaabu Harun Mwenda. “Craigslist Vehicles Dataset.” </w:t>
+        <w:t>mbaabu</w:t>
+      </w:r>
+      <w:proofErr w:type="spellEnd"/>
+      <w:r>
+        <w:rPr>
+          <w:sz w:val="22"/>
+          <w:szCs w:val="22"/>
+        </w:rPr>
+        <w:t xml:space="preserve"> Harun Mwenda. “Craigslist Vehicles Dataset.” </w:t>
       </w:r>
       <w:r>
         <w:rPr>
@@ -771,259 +1043,22 @@
       </w:r>
     </w:p>
     <w:sectPr>
-      <w:type w:val="nextPage"/>
       <w:pgSz w:w="12240" w:h="15840"/>
-      <w:pgMar w:left="1440" w:right="1440" w:gutter="0" w:header="0" w:top="1440" w:footer="0" w:bottom="1440"/>
-      <w:pgNumType w:fmt="decimal"/>
-      <w:formProt w:val="false"/>
-      <w:textDirection w:val="lrTb"/>
-      <w:docGrid w:type="default" w:linePitch="360" w:charSpace="0"/>
+      <w:pgMar w:top="1440" w:right="1440" w:bottom="1440" w:left="1440" w:header="0" w:footer="0" w:gutter="0"/>
+      <w:cols w:space="720"/>
+      <w:formProt w:val="0"/>
+      <w:docGrid w:linePitch="360"/>
     </w:sectPr>
   </w:body>
 </w:document>
 </file>
 
 <file path=word/numbering.xml><?xml version="1.0" encoding="utf-8"?>
-<w:numbering xmlns:w="http://schemas.openxmlformats.org/wordprocessingml/2006/main" xmlns:o="urn:schemas-microsoft-com:office:office" xmlns:r="http://schemas.openxmlformats.org/officeDocument/2006/relationships" xmlns:v="urn:schemas-microsoft-com:vml" xmlns:mc="http://schemas.openxmlformats.org/markup-compatibility/2006" xmlns:w14="http://schemas.microsoft.com/office/word/2010/wordml" mc:Ignorable="w14">
-  <w:abstractNum w:abstractNumId="1">
-    <w:lvl w:ilvl="0">
-      <w:start w:val="1"/>
-      <w:numFmt w:val="decimal"/>
-      <w:lvlText w:val="%1.0"/>
-      <w:lvlJc w:val="left"/>
-      <w:pPr>
-        <w:tabs>
-          <w:tab w:val="num" w:pos="0"/>
-        </w:tabs>
-        <w:ind w:left="375" w:hanging="375"/>
-      </w:pPr>
-      <w:rPr/>
-    </w:lvl>
-    <w:lvl w:ilvl="1">
-      <w:start w:val="1"/>
-      <w:numFmt w:val="decimal"/>
-      <w:lvlText w:val="%1.%2"/>
-      <w:lvlJc w:val="left"/>
-      <w:pPr>
-        <w:tabs>
-          <w:tab w:val="num" w:pos="0"/>
-        </w:tabs>
-        <w:ind w:left="1095" w:hanging="375"/>
-      </w:pPr>
-      <w:rPr/>
-    </w:lvl>
-    <w:lvl w:ilvl="2">
-      <w:start w:val="1"/>
-      <w:numFmt w:val="decimal"/>
-      <w:lvlText w:val="%1.%2.%3"/>
-      <w:lvlJc w:val="left"/>
-      <w:pPr>
-        <w:tabs>
-          <w:tab w:val="num" w:pos="0"/>
-        </w:tabs>
-        <w:ind w:left="2160" w:hanging="720"/>
-      </w:pPr>
-      <w:rPr/>
-    </w:lvl>
-    <w:lvl w:ilvl="3">
-      <w:start w:val="1"/>
-      <w:numFmt w:val="decimal"/>
-      <w:lvlText w:val="%1.%2.%3.%4"/>
-      <w:lvlJc w:val="left"/>
-      <w:pPr>
-        <w:tabs>
-          <w:tab w:val="num" w:pos="0"/>
-        </w:tabs>
-        <w:ind w:left="3240" w:hanging="1080"/>
-      </w:pPr>
-      <w:rPr/>
-    </w:lvl>
-    <w:lvl w:ilvl="4">
-      <w:start w:val="1"/>
-      <w:numFmt w:val="decimal"/>
-      <w:lvlText w:val="%1.%2.%3.%4.%5"/>
-      <w:lvlJc w:val="left"/>
-      <w:pPr>
-        <w:tabs>
-          <w:tab w:val="num" w:pos="0"/>
-        </w:tabs>
-        <w:ind w:left="3960" w:hanging="1080"/>
-      </w:pPr>
-      <w:rPr/>
-    </w:lvl>
-    <w:lvl w:ilvl="5">
-      <w:start w:val="1"/>
-      <w:numFmt w:val="decimal"/>
-      <w:lvlText w:val="%1.%2.%3.%4.%5.%6"/>
-      <w:lvlJc w:val="left"/>
-      <w:pPr>
-        <w:tabs>
-          <w:tab w:val="num" w:pos="0"/>
-        </w:tabs>
-        <w:ind w:left="5040" w:hanging="1440"/>
-      </w:pPr>
-      <w:rPr/>
-    </w:lvl>
-    <w:lvl w:ilvl="6">
-      <w:start w:val="1"/>
-      <w:numFmt w:val="decimal"/>
-      <w:lvlText w:val="%1.%2.%3.%4.%5.%6.%7"/>
-      <w:lvlJc w:val="left"/>
-      <w:pPr>
-        <w:tabs>
-          <w:tab w:val="num" w:pos="0"/>
-        </w:tabs>
-        <w:ind w:left="5760" w:hanging="1440"/>
-      </w:pPr>
-      <w:rPr/>
-    </w:lvl>
-    <w:lvl w:ilvl="7">
-      <w:start w:val="1"/>
-      <w:numFmt w:val="decimal"/>
-      <w:lvlText w:val="%1.%2.%3.%4.%5.%6.%7.%8"/>
-      <w:lvlJc w:val="left"/>
-      <w:pPr>
-        <w:tabs>
-          <w:tab w:val="num" w:pos="0"/>
-        </w:tabs>
-        <w:ind w:left="6840" w:hanging="1800"/>
-      </w:pPr>
-      <w:rPr/>
-    </w:lvl>
-    <w:lvl w:ilvl="8">
-      <w:start w:val="1"/>
-      <w:numFmt w:val="decimal"/>
-      <w:lvlText w:val="%1.%2.%3.%4.%5.%6.%7.%8.%9"/>
-      <w:lvlJc w:val="left"/>
-      <w:pPr>
-        <w:tabs>
-          <w:tab w:val="num" w:pos="0"/>
-        </w:tabs>
-        <w:ind w:left="7560" w:hanging="1800"/>
-      </w:pPr>
-      <w:rPr/>
-    </w:lvl>
-  </w:abstractNum>
-  <w:abstractNum w:abstractNumId="2">
-    <w:lvl w:ilvl="0">
-      <w:start w:val="1"/>
-      <w:numFmt w:val="decimal"/>
-      <w:lvlText w:val="%1.0"/>
-      <w:lvlJc w:val="left"/>
-      <w:pPr>
-        <w:tabs>
-          <w:tab w:val="num" w:pos="0"/>
-        </w:tabs>
-        <w:ind w:left="720" w:hanging="720"/>
-      </w:pPr>
-      <w:rPr/>
-    </w:lvl>
-    <w:lvl w:ilvl="1">
-      <w:start w:val="1"/>
-      <w:numFmt w:val="decimal"/>
-      <w:lvlText w:val="%1.%2"/>
-      <w:lvlJc w:val="left"/>
-      <w:pPr>
-        <w:tabs>
-          <w:tab w:val="num" w:pos="0"/>
-        </w:tabs>
-        <w:ind w:left="1440" w:hanging="720"/>
-      </w:pPr>
-      <w:rPr/>
-    </w:lvl>
-    <w:lvl w:ilvl="2">
-      <w:start w:val="1"/>
-      <w:numFmt w:val="decimal"/>
-      <w:lvlText w:val="%1.%2.%3"/>
-      <w:lvlJc w:val="left"/>
-      <w:pPr>
-        <w:tabs>
-          <w:tab w:val="num" w:pos="0"/>
-        </w:tabs>
-        <w:ind w:left="2160" w:hanging="720"/>
-      </w:pPr>
-      <w:rPr/>
-    </w:lvl>
-    <w:lvl w:ilvl="3">
-      <w:start w:val="1"/>
-      <w:numFmt w:val="decimal"/>
-      <w:lvlText w:val="%1.%2.%3.%4"/>
-      <w:lvlJc w:val="left"/>
-      <w:pPr>
-        <w:tabs>
-          <w:tab w:val="num" w:pos="0"/>
-        </w:tabs>
-        <w:ind w:left="3240" w:hanging="1080"/>
-      </w:pPr>
-      <w:rPr/>
-    </w:lvl>
-    <w:lvl w:ilvl="4">
-      <w:start w:val="1"/>
-      <w:numFmt w:val="decimal"/>
-      <w:lvlText w:val="%1.%2.%3.%4.%5"/>
-      <w:lvlJc w:val="left"/>
-      <w:pPr>
-        <w:tabs>
-          <w:tab w:val="num" w:pos="0"/>
-        </w:tabs>
-        <w:ind w:left="3960" w:hanging="1080"/>
-      </w:pPr>
-      <w:rPr/>
-    </w:lvl>
-    <w:lvl w:ilvl="5">
-      <w:start w:val="1"/>
-      <w:numFmt w:val="decimal"/>
-      <w:lvlText w:val="%1.%2.%3.%4.%5.%6"/>
-      <w:lvlJc w:val="left"/>
-      <w:pPr>
-        <w:tabs>
-          <w:tab w:val="num" w:pos="0"/>
-        </w:tabs>
-        <w:ind w:left="5040" w:hanging="1440"/>
-      </w:pPr>
-      <w:rPr/>
-    </w:lvl>
-    <w:lvl w:ilvl="6">
-      <w:start w:val="1"/>
-      <w:numFmt w:val="decimal"/>
-      <w:lvlText w:val="%1.%2.%3.%4.%5.%6.%7"/>
-      <w:lvlJc w:val="left"/>
-      <w:pPr>
-        <w:tabs>
-          <w:tab w:val="num" w:pos="0"/>
-        </w:tabs>
-        <w:ind w:left="5760" w:hanging="1440"/>
-      </w:pPr>
-      <w:rPr/>
-    </w:lvl>
-    <w:lvl w:ilvl="7">
-      <w:start w:val="1"/>
-      <w:numFmt w:val="decimal"/>
-      <w:lvlText w:val="%1.%2.%3.%4.%5.%6.%7.%8"/>
-      <w:lvlJc w:val="left"/>
-      <w:pPr>
-        <w:tabs>
-          <w:tab w:val="num" w:pos="0"/>
-        </w:tabs>
-        <w:ind w:left="6840" w:hanging="1800"/>
-      </w:pPr>
-      <w:rPr/>
-    </w:lvl>
-    <w:lvl w:ilvl="8">
-      <w:start w:val="1"/>
-      <w:numFmt w:val="decimal"/>
-      <w:lvlText w:val="%1.%2.%3.%4.%5.%6.%7.%8.%9"/>
-      <w:lvlJc w:val="left"/>
-      <w:pPr>
-        <w:tabs>
-          <w:tab w:val="num" w:pos="0"/>
-        </w:tabs>
-        <w:ind w:left="7560" w:hanging="1800"/>
-      </w:pPr>
-      <w:rPr/>
-    </w:lvl>
-  </w:abstractNum>
-  <w:abstractNum w:abstractNumId="3">
+<w:numbering xmlns:wpc="http://schemas.microsoft.com/office/word/2010/wordprocessingCanvas" xmlns:cx="http://schemas.microsoft.com/office/drawing/2014/chartex" xmlns:cx1="http://schemas.microsoft.com/office/drawing/2015/9/8/chartex" xmlns:cx2="http://schemas.microsoft.com/office/drawing/2015/10/21/chartex" xmlns:cx3="http://schemas.microsoft.com/office/drawing/2016/5/9/chartex" xmlns:cx4="http://schemas.microsoft.com/office/drawing/2016/5/10/chartex" xmlns:cx5="http://schemas.microsoft.com/office/drawing/2016/5/11/chartex" xmlns:cx6="http://schemas.microsoft.com/office/drawing/2016/5/12/chartex" xmlns:cx7="http://schemas.microsoft.com/office/drawing/2016/5/13/chartex" xmlns:cx8="http://schemas.microsoft.com/office/drawing/2016/5/14/chartex" xmlns:mc="http://schemas.openxmlformats.org/markup-compatibility/2006" xmlns:aink="http://schemas.microsoft.com/office/drawing/2016/ink" xmlns:am3d="http://schemas.microsoft.com/office/drawing/2017/model3d" xmlns:o="urn:schemas-microsoft-com:office:office" xmlns:oel="http://schemas.microsoft.com/office/2019/extlst" xmlns:r="http://schemas.openxmlformats.org/officeDocument/2006/relationships" xmlns:m="http://schemas.openxmlformats.org/officeDocument/2006/math" xmlns:v="urn:schemas-microsoft-com:vml" xmlns:wp14="http://schemas.microsoft.com/office/word/2010/wordprocessingDrawing" xmlns:wp="http://schemas.openxmlformats.org/drawingml/2006/wordprocessingDrawing" xmlns:w10="urn:schemas-microsoft-com:office:word" xmlns:w="http://schemas.openxmlformats.org/wordprocessingml/2006/main" xmlns:w14="http://schemas.microsoft.com/office/word/2010/wordml" xmlns:w15="http://schemas.microsoft.com/office/word/2012/wordml" xmlns:w16cex="http://schemas.microsoft.com/office/word/2018/wordml/cex" xmlns:w16cid="http://schemas.microsoft.com/office/word/2016/wordml/cid" xmlns:w16="http://schemas.microsoft.com/office/word/2018/wordml" xmlns:w16du="http://schemas.microsoft.com/office/word/2023/wordml/word16du" xmlns:w16sdtdh="http://schemas.microsoft.com/office/word/2020/wordml/sdtdatahash" xmlns:w16sdtfl="http://schemas.microsoft.com/office/word/2024/wordml/sdtformatlock" xmlns:w16se="http://schemas.microsoft.com/office/word/2015/wordml/symex" xmlns:wpg="http://schemas.microsoft.com/office/word/2010/wordprocessingGroup" xmlns:wpi="http://schemas.microsoft.com/office/word/2010/wordprocessingInk" xmlns:wne="http://schemas.microsoft.com/office/word/2006/wordml" xmlns:wps="http://schemas.microsoft.com/office/word/2010/wordprocessingShape" mc:Ignorable="w14 w15 w16se w16cid w16 w16cex w16sdtdh w16sdtfl w16du wp14">
+  <w:abstractNum w:abstractNumId="0" w15:restartNumberingAfterBreak="0">
+    <w:nsid w:val="0C857859"/>
+    <w:multiLevelType w:val="multilevel"/>
+    <w:tmpl w:val="7146E6EE"/>
     <w:lvl w:ilvl="0">
       <w:start w:val="2"/>
       <w:numFmt w:val="decimal"/>
@@ -1035,7 +1070,6 @@
         </w:tabs>
         <w:ind w:left="720" w:hanging="720"/>
       </w:pPr>
-      <w:rPr/>
     </w:lvl>
     <w:lvl w:ilvl="1">
       <w:start w:val="1"/>
@@ -1048,7 +1082,6 @@
         </w:tabs>
         <w:ind w:left="1440" w:hanging="720"/>
       </w:pPr>
-      <w:rPr/>
     </w:lvl>
     <w:lvl w:ilvl="2">
       <w:start w:val="1"/>
@@ -1061,7 +1094,6 @@
         </w:tabs>
         <w:ind w:left="2160" w:hanging="720"/>
       </w:pPr>
-      <w:rPr/>
     </w:lvl>
     <w:lvl w:ilvl="3">
       <w:start w:val="1"/>
@@ -1074,7 +1106,6 @@
         </w:tabs>
         <w:ind w:left="3240" w:hanging="1080"/>
       </w:pPr>
-      <w:rPr/>
     </w:lvl>
     <w:lvl w:ilvl="4">
       <w:start w:val="1"/>
@@ -1087,7 +1118,6 @@
         </w:tabs>
         <w:ind w:left="4320" w:hanging="1440"/>
       </w:pPr>
-      <w:rPr/>
     </w:lvl>
     <w:lvl w:ilvl="5">
       <w:start w:val="1"/>
@@ -1100,7 +1130,6 @@
         </w:tabs>
         <w:ind w:left="5400" w:hanging="1800"/>
       </w:pPr>
-      <w:rPr/>
     </w:lvl>
     <w:lvl w:ilvl="6">
       <w:start w:val="1"/>
@@ -1113,7 +1142,6 @@
         </w:tabs>
         <w:ind w:left="6120" w:hanging="1800"/>
       </w:pPr>
-      <w:rPr/>
     </w:lvl>
     <w:lvl w:ilvl="7">
       <w:start w:val="1"/>
@@ -1126,7 +1154,6 @@
         </w:tabs>
         <w:ind w:left="7200" w:hanging="2160"/>
       </w:pPr>
-      <w:rPr/>
     </w:lvl>
     <w:lvl w:ilvl="8">
       <w:start w:val="1"/>
@@ -1139,10 +1166,12 @@
         </w:tabs>
         <w:ind w:left="8280" w:hanging="2520"/>
       </w:pPr>
-      <w:rPr/>
     </w:lvl>
   </w:abstractNum>
-  <w:abstractNum w:abstractNumId="4">
+  <w:abstractNum w:abstractNumId="1" w15:restartNumberingAfterBreak="0">
+    <w:nsid w:val="19A342E2"/>
+    <w:multiLevelType w:val="multilevel"/>
+    <w:tmpl w:val="47A86E6A"/>
     <w:lvl w:ilvl="0">
       <w:start w:val="1"/>
       <w:numFmt w:val="none"/>
@@ -1153,7 +1182,7 @@
         <w:tabs>
           <w:tab w:val="num" w:pos="0"/>
         </w:tabs>
-        <w:ind w:left="0" w:hanging="0"/>
+        <w:ind w:left="0" w:firstLine="0"/>
       </w:pPr>
     </w:lvl>
     <w:lvl w:ilvl="1">
@@ -1166,7 +1195,7 @@
         <w:tabs>
           <w:tab w:val="num" w:pos="0"/>
         </w:tabs>
-        <w:ind w:left="0" w:hanging="0"/>
+        <w:ind w:left="0" w:firstLine="0"/>
       </w:pPr>
     </w:lvl>
     <w:lvl w:ilvl="2">
@@ -1179,7 +1208,7 @@
         <w:tabs>
           <w:tab w:val="num" w:pos="0"/>
         </w:tabs>
-        <w:ind w:left="0" w:hanging="0"/>
+        <w:ind w:left="0" w:firstLine="0"/>
       </w:pPr>
     </w:lvl>
     <w:lvl w:ilvl="3">
@@ -1192,7 +1221,7 @@
         <w:tabs>
           <w:tab w:val="num" w:pos="0"/>
         </w:tabs>
-        <w:ind w:left="0" w:hanging="0"/>
+        <w:ind w:left="0" w:firstLine="0"/>
       </w:pPr>
     </w:lvl>
     <w:lvl w:ilvl="4">
@@ -1205,7 +1234,7 @@
         <w:tabs>
           <w:tab w:val="num" w:pos="0"/>
         </w:tabs>
-        <w:ind w:left="0" w:hanging="0"/>
+        <w:ind w:left="0" w:firstLine="0"/>
       </w:pPr>
     </w:lvl>
     <w:lvl w:ilvl="5">
@@ -1218,7 +1247,7 @@
         <w:tabs>
           <w:tab w:val="num" w:pos="0"/>
         </w:tabs>
-        <w:ind w:left="0" w:hanging="0"/>
+        <w:ind w:left="0" w:firstLine="0"/>
       </w:pPr>
     </w:lvl>
     <w:lvl w:ilvl="6">
@@ -1231,7 +1260,7 @@
         <w:tabs>
           <w:tab w:val="num" w:pos="0"/>
         </w:tabs>
-        <w:ind w:left="0" w:hanging="0"/>
+        <w:ind w:left="0" w:firstLine="0"/>
       </w:pPr>
     </w:lvl>
     <w:lvl w:ilvl="7">
@@ -1244,7 +1273,7 @@
         <w:tabs>
           <w:tab w:val="num" w:pos="0"/>
         </w:tabs>
-        <w:ind w:left="0" w:hanging="0"/>
+        <w:ind w:left="0" w:firstLine="0"/>
       </w:pPr>
     </w:lvl>
     <w:lvl w:ilvl="8">
@@ -1257,31 +1286,349 @@
         <w:tabs>
           <w:tab w:val="num" w:pos="0"/>
         </w:tabs>
-        <w:ind w:left="0" w:hanging="0"/>
+        <w:ind w:left="0" w:firstLine="0"/>
       </w:pPr>
     </w:lvl>
   </w:abstractNum>
-  <w:num w:numId="1">
+  <w:abstractNum w:abstractNumId="2" w15:restartNumberingAfterBreak="0">
+    <w:nsid w:val="332D7EEF"/>
+    <w:multiLevelType w:val="multilevel"/>
+    <w:tmpl w:val="2E5E47D4"/>
+    <w:lvl w:ilvl="0">
+      <w:start w:val="1"/>
+      <w:numFmt w:val="decimal"/>
+      <w:lvlText w:val="%1.0"/>
+      <w:lvlJc w:val="left"/>
+      <w:pPr>
+        <w:tabs>
+          <w:tab w:val="num" w:pos="0"/>
+        </w:tabs>
+        <w:ind w:left="375" w:hanging="375"/>
+      </w:pPr>
+    </w:lvl>
+    <w:lvl w:ilvl="1">
+      <w:start w:val="1"/>
+      <w:numFmt w:val="decimal"/>
+      <w:lvlText w:val="%1.%2"/>
+      <w:lvlJc w:val="left"/>
+      <w:pPr>
+        <w:tabs>
+          <w:tab w:val="num" w:pos="0"/>
+        </w:tabs>
+        <w:ind w:left="1095" w:hanging="375"/>
+      </w:pPr>
+    </w:lvl>
+    <w:lvl w:ilvl="2">
+      <w:start w:val="1"/>
+      <w:numFmt w:val="decimal"/>
+      <w:lvlText w:val="%1.%2.%3"/>
+      <w:lvlJc w:val="left"/>
+      <w:pPr>
+        <w:tabs>
+          <w:tab w:val="num" w:pos="0"/>
+        </w:tabs>
+        <w:ind w:left="2160" w:hanging="720"/>
+      </w:pPr>
+    </w:lvl>
+    <w:lvl w:ilvl="3">
+      <w:start w:val="1"/>
+      <w:numFmt w:val="decimal"/>
+      <w:lvlText w:val="%1.%2.%3.%4"/>
+      <w:lvlJc w:val="left"/>
+      <w:pPr>
+        <w:tabs>
+          <w:tab w:val="num" w:pos="0"/>
+        </w:tabs>
+        <w:ind w:left="3240" w:hanging="1080"/>
+      </w:pPr>
+    </w:lvl>
+    <w:lvl w:ilvl="4">
+      <w:start w:val="1"/>
+      <w:numFmt w:val="decimal"/>
+      <w:lvlText w:val="%1.%2.%3.%4.%5"/>
+      <w:lvlJc w:val="left"/>
+      <w:pPr>
+        <w:tabs>
+          <w:tab w:val="num" w:pos="0"/>
+        </w:tabs>
+        <w:ind w:left="3960" w:hanging="1080"/>
+      </w:pPr>
+    </w:lvl>
+    <w:lvl w:ilvl="5">
+      <w:start w:val="1"/>
+      <w:numFmt w:val="decimal"/>
+      <w:lvlText w:val="%1.%2.%3.%4.%5.%6"/>
+      <w:lvlJc w:val="left"/>
+      <w:pPr>
+        <w:tabs>
+          <w:tab w:val="num" w:pos="0"/>
+        </w:tabs>
+        <w:ind w:left="5040" w:hanging="1440"/>
+      </w:pPr>
+    </w:lvl>
+    <w:lvl w:ilvl="6">
+      <w:start w:val="1"/>
+      <w:numFmt w:val="decimal"/>
+      <w:lvlText w:val="%1.%2.%3.%4.%5.%6.%7"/>
+      <w:lvlJc w:val="left"/>
+      <w:pPr>
+        <w:tabs>
+          <w:tab w:val="num" w:pos="0"/>
+        </w:tabs>
+        <w:ind w:left="5760" w:hanging="1440"/>
+      </w:pPr>
+    </w:lvl>
+    <w:lvl w:ilvl="7">
+      <w:start w:val="1"/>
+      <w:numFmt w:val="decimal"/>
+      <w:lvlText w:val="%1.%2.%3.%4.%5.%6.%7.%8"/>
+      <w:lvlJc w:val="left"/>
+      <w:pPr>
+        <w:tabs>
+          <w:tab w:val="num" w:pos="0"/>
+        </w:tabs>
+        <w:ind w:left="6840" w:hanging="1800"/>
+      </w:pPr>
+    </w:lvl>
+    <w:lvl w:ilvl="8">
+      <w:start w:val="1"/>
+      <w:numFmt w:val="decimal"/>
+      <w:lvlText w:val="%1.%2.%3.%4.%5.%6.%7.%8.%9"/>
+      <w:lvlJc w:val="left"/>
+      <w:pPr>
+        <w:tabs>
+          <w:tab w:val="num" w:pos="0"/>
+        </w:tabs>
+        <w:ind w:left="7560" w:hanging="1800"/>
+      </w:pPr>
+    </w:lvl>
+  </w:abstractNum>
+  <w:abstractNum w:abstractNumId="3" w15:restartNumberingAfterBreak="0">
+    <w:nsid w:val="75564599"/>
+    <w:multiLevelType w:val="multilevel"/>
+    <w:tmpl w:val="5D002C00"/>
+    <w:lvl w:ilvl="0">
+      <w:start w:val="1"/>
+      <w:numFmt w:val="decimal"/>
+      <w:lvlText w:val="%1.0"/>
+      <w:lvlJc w:val="left"/>
+      <w:pPr>
+        <w:tabs>
+          <w:tab w:val="num" w:pos="0"/>
+        </w:tabs>
+        <w:ind w:left="720" w:hanging="720"/>
+      </w:pPr>
+    </w:lvl>
+    <w:lvl w:ilvl="1">
+      <w:start w:val="1"/>
+      <w:numFmt w:val="decimal"/>
+      <w:lvlText w:val="%1.%2"/>
+      <w:lvlJc w:val="left"/>
+      <w:pPr>
+        <w:tabs>
+          <w:tab w:val="num" w:pos="0"/>
+        </w:tabs>
+        <w:ind w:left="1440" w:hanging="720"/>
+      </w:pPr>
+    </w:lvl>
+    <w:lvl w:ilvl="2">
+      <w:start w:val="1"/>
+      <w:numFmt w:val="decimal"/>
+      <w:lvlText w:val="%1.%2.%3"/>
+      <w:lvlJc w:val="left"/>
+      <w:pPr>
+        <w:tabs>
+          <w:tab w:val="num" w:pos="0"/>
+        </w:tabs>
+        <w:ind w:left="2160" w:hanging="720"/>
+      </w:pPr>
+    </w:lvl>
+    <w:lvl w:ilvl="3">
+      <w:start w:val="1"/>
+      <w:numFmt w:val="decimal"/>
+      <w:lvlText w:val="%1.%2.%3.%4"/>
+      <w:lvlJc w:val="left"/>
+      <w:pPr>
+        <w:tabs>
+          <w:tab w:val="num" w:pos="0"/>
+        </w:tabs>
+        <w:ind w:left="3240" w:hanging="1080"/>
+      </w:pPr>
+    </w:lvl>
+    <w:lvl w:ilvl="4">
+      <w:start w:val="1"/>
+      <w:numFmt w:val="decimal"/>
+      <w:lvlText w:val="%1.%2.%3.%4.%5"/>
+      <w:lvlJc w:val="left"/>
+      <w:pPr>
+        <w:tabs>
+          <w:tab w:val="num" w:pos="0"/>
+        </w:tabs>
+        <w:ind w:left="3960" w:hanging="1080"/>
+      </w:pPr>
+    </w:lvl>
+    <w:lvl w:ilvl="5">
+      <w:start w:val="1"/>
+      <w:numFmt w:val="decimal"/>
+      <w:lvlText w:val="%1.%2.%3.%4.%5.%6"/>
+      <w:lvlJc w:val="left"/>
+      <w:pPr>
+        <w:tabs>
+          <w:tab w:val="num" w:pos="0"/>
+        </w:tabs>
+        <w:ind w:left="5040" w:hanging="1440"/>
+      </w:pPr>
+    </w:lvl>
+    <w:lvl w:ilvl="6">
+      <w:start w:val="1"/>
+      <w:numFmt w:val="decimal"/>
+      <w:lvlText w:val="%1.%2.%3.%4.%5.%6.%7"/>
+      <w:lvlJc w:val="left"/>
+      <w:pPr>
+        <w:tabs>
+          <w:tab w:val="num" w:pos="0"/>
+        </w:tabs>
+        <w:ind w:left="5760" w:hanging="1440"/>
+      </w:pPr>
+    </w:lvl>
+    <w:lvl w:ilvl="7">
+      <w:start w:val="1"/>
+      <w:numFmt w:val="decimal"/>
+      <w:lvlText w:val="%1.%2.%3.%4.%5.%6.%7.%8"/>
+      <w:lvlJc w:val="left"/>
+      <w:pPr>
+        <w:tabs>
+          <w:tab w:val="num" w:pos="0"/>
+        </w:tabs>
+        <w:ind w:left="6840" w:hanging="1800"/>
+      </w:pPr>
+    </w:lvl>
+    <w:lvl w:ilvl="8">
+      <w:start w:val="1"/>
+      <w:numFmt w:val="decimal"/>
+      <w:lvlText w:val="%1.%2.%3.%4.%5.%6.%7.%8.%9"/>
+      <w:lvlJc w:val="left"/>
+      <w:pPr>
+        <w:tabs>
+          <w:tab w:val="num" w:pos="0"/>
+        </w:tabs>
+        <w:ind w:left="7560" w:hanging="1800"/>
+      </w:pPr>
+    </w:lvl>
+  </w:abstractNum>
+  <w:abstractNum w:abstractNumId="4" w15:restartNumberingAfterBreak="0">
+    <w:nsid w:val="7E5433F9"/>
+    <w:multiLevelType w:val="hybridMultilevel"/>
+    <w:tmpl w:val="524A5426"/>
+    <w:lvl w:ilvl="0" w:tplc="0409000F">
+      <w:start w:val="1"/>
+      <w:numFmt w:val="decimal"/>
+      <w:lvlText w:val="%1."/>
+      <w:lvlJc w:val="left"/>
+      <w:pPr>
+        <w:ind w:left="360" w:hanging="360"/>
+      </w:pPr>
+      <w:rPr>
+        <w:rFonts w:hint="default"/>
+      </w:rPr>
+    </w:lvl>
+    <w:lvl w:ilvl="1" w:tplc="04090019" w:tentative="1">
+      <w:start w:val="1"/>
+      <w:numFmt w:val="lowerLetter"/>
+      <w:lvlText w:val="%2."/>
+      <w:lvlJc w:val="left"/>
+      <w:pPr>
+        <w:ind w:left="1080" w:hanging="360"/>
+      </w:pPr>
+    </w:lvl>
+    <w:lvl w:ilvl="2" w:tplc="0409001B" w:tentative="1">
+      <w:start w:val="1"/>
+      <w:numFmt w:val="lowerRoman"/>
+      <w:lvlText w:val="%3."/>
+      <w:lvlJc w:val="right"/>
+      <w:pPr>
+        <w:ind w:left="1800" w:hanging="180"/>
+      </w:pPr>
+    </w:lvl>
+    <w:lvl w:ilvl="3" w:tplc="0409000F" w:tentative="1">
+      <w:start w:val="1"/>
+      <w:numFmt w:val="decimal"/>
+      <w:lvlText w:val="%4."/>
+      <w:lvlJc w:val="left"/>
+      <w:pPr>
+        <w:ind w:left="2520" w:hanging="360"/>
+      </w:pPr>
+    </w:lvl>
+    <w:lvl w:ilvl="4" w:tplc="04090019" w:tentative="1">
+      <w:start w:val="1"/>
+      <w:numFmt w:val="lowerLetter"/>
+      <w:lvlText w:val="%5."/>
+      <w:lvlJc w:val="left"/>
+      <w:pPr>
+        <w:ind w:left="3240" w:hanging="360"/>
+      </w:pPr>
+    </w:lvl>
+    <w:lvl w:ilvl="5" w:tplc="0409001B" w:tentative="1">
+      <w:start w:val="1"/>
+      <w:numFmt w:val="lowerRoman"/>
+      <w:lvlText w:val="%6."/>
+      <w:lvlJc w:val="right"/>
+      <w:pPr>
+        <w:ind w:left="3960" w:hanging="180"/>
+      </w:pPr>
+    </w:lvl>
+    <w:lvl w:ilvl="6" w:tplc="0409000F" w:tentative="1">
+      <w:start w:val="1"/>
+      <w:numFmt w:val="decimal"/>
+      <w:lvlText w:val="%7."/>
+      <w:lvlJc w:val="left"/>
+      <w:pPr>
+        <w:ind w:left="4680" w:hanging="360"/>
+      </w:pPr>
+    </w:lvl>
+    <w:lvl w:ilvl="7" w:tplc="04090019" w:tentative="1">
+      <w:start w:val="1"/>
+      <w:numFmt w:val="lowerLetter"/>
+      <w:lvlText w:val="%8."/>
+      <w:lvlJc w:val="left"/>
+      <w:pPr>
+        <w:ind w:left="5400" w:hanging="360"/>
+      </w:pPr>
+    </w:lvl>
+    <w:lvl w:ilvl="8" w:tplc="0409001B" w:tentative="1">
+      <w:start w:val="1"/>
+      <w:numFmt w:val="lowerRoman"/>
+      <w:lvlText w:val="%9."/>
+      <w:lvlJc w:val="right"/>
+      <w:pPr>
+        <w:ind w:left="6120" w:hanging="180"/>
+      </w:pPr>
+    </w:lvl>
+  </w:abstractNum>
+  <w:num w:numId="1" w16cid:durableId="482822008">
+    <w:abstractNumId w:val="2"/>
+  </w:num>
+  <w:num w:numId="2" w16cid:durableId="624119858">
+    <w:abstractNumId w:val="3"/>
+  </w:num>
+  <w:num w:numId="3" w16cid:durableId="1677221206">
+    <w:abstractNumId w:val="0"/>
+  </w:num>
+  <w:num w:numId="4" w16cid:durableId="1778792377">
     <w:abstractNumId w:val="1"/>
   </w:num>
-  <w:num w:numId="2">
-    <w:abstractNumId w:val="2"/>
-  </w:num>
-  <w:num w:numId="3">
-    <w:abstractNumId w:val="3"/>
-  </w:num>
-  <w:num w:numId="4">
+  <w:num w:numId="5" w16cid:durableId="319428593">
     <w:abstractNumId w:val="4"/>
   </w:num>
 </w:numbering>
 </file>
 
 <file path=word/styles.xml><?xml version="1.0" encoding="utf-8"?>
-<w:styles xmlns:w="http://schemas.openxmlformats.org/wordprocessingml/2006/main" xmlns:w14="http://schemas.microsoft.com/office/word/2010/wordml" xmlns:mc="http://schemas.openxmlformats.org/markup-compatibility/2006" mc:Ignorable="w14">
+<w:styles xmlns:mc="http://schemas.openxmlformats.org/markup-compatibility/2006" xmlns:r="http://schemas.openxmlformats.org/officeDocument/2006/relationships" xmlns:w="http://schemas.openxmlformats.org/wordprocessingml/2006/main" xmlns:w14="http://schemas.microsoft.com/office/word/2010/wordml" xmlns:w15="http://schemas.microsoft.com/office/word/2012/wordml" xmlns:w16cex="http://schemas.microsoft.com/office/word/2018/wordml/cex" xmlns:w16cid="http://schemas.microsoft.com/office/word/2016/wordml/cid" xmlns:w16="http://schemas.microsoft.com/office/word/2018/wordml" xmlns:w16du="http://schemas.microsoft.com/office/word/2023/wordml/word16du" xmlns:w16sdtdh="http://schemas.microsoft.com/office/word/2020/wordml/sdtdatahash" xmlns:w16sdtfl="http://schemas.microsoft.com/office/word/2024/wordml/sdtformatlock" xmlns:w16se="http://schemas.microsoft.com/office/word/2015/wordml/symex" mc:Ignorable="w14 w15 w16se w16cid w16 w16cex w16sdtdh w16sdtfl w16du">
   <w:docDefaults>
     <w:rPrDefault>
       <w:rPr>
-        <w:rFonts w:ascii="Aptos" w:hAnsi="Aptos" w:eastAsia="Aptos" w:cs="" w:asciiTheme="minorHAnsi" w:cstheme="minorBidi" w:eastAsiaTheme="minorHAnsi" w:hAnsiTheme="minorHAnsi"/>
+        <w:rFonts w:asciiTheme="minorHAnsi" w:eastAsiaTheme="minorHAnsi" w:hAnsiTheme="minorHAnsi" w:cstheme="minorBidi"/>
         <w:kern w:val="2"/>
         <w:sz w:val="24"/>
         <w:szCs w:val="24"/>
@@ -1291,21 +1638,21 @@
     </w:rPrDefault>
     <w:pPrDefault>
       <w:pPr>
-        <w:suppressAutoHyphens w:val="true"/>
+        <w:suppressAutoHyphens/>
       </w:pPr>
     </w:pPrDefault>
   </w:docDefaults>
   <w:latentStyles w:defLockedState="0" w:defUIPriority="99" w:defSemiHidden="0" w:defUnhideWhenUsed="0" w:defQFormat="0" w:count="376">
     <w:lsdException w:name="Normal" w:uiPriority="0" w:qFormat="1"/>
     <w:lsdException w:name="heading 1" w:uiPriority="9" w:qFormat="1"/>
-    <w:lsdException w:name="heading 2" w:uiPriority="9" w:semiHidden="1" w:unhideWhenUsed="1" w:qFormat="1"/>
-    <w:lsdException w:name="heading 3" w:uiPriority="9" w:semiHidden="1" w:unhideWhenUsed="1" w:qFormat="1"/>
-    <w:lsdException w:name="heading 4" w:uiPriority="9" w:semiHidden="1" w:unhideWhenUsed="1" w:qFormat="1"/>
-    <w:lsdException w:name="heading 5" w:uiPriority="9" w:semiHidden="1" w:unhideWhenUsed="1" w:qFormat="1"/>
-    <w:lsdException w:name="heading 6" w:uiPriority="9" w:semiHidden="1" w:unhideWhenUsed="1" w:qFormat="1"/>
-    <w:lsdException w:name="heading 7" w:uiPriority="9" w:semiHidden="1" w:unhideWhenUsed="1" w:qFormat="1"/>
-    <w:lsdException w:name="heading 8" w:uiPriority="9" w:semiHidden="1" w:unhideWhenUsed="1" w:qFormat="1"/>
-    <w:lsdException w:name="heading 9" w:uiPriority="9" w:semiHidden="1" w:unhideWhenUsed="1" w:qFormat="1"/>
+    <w:lsdException w:name="heading 2" w:semiHidden="1" w:uiPriority="9" w:unhideWhenUsed="1" w:qFormat="1"/>
+    <w:lsdException w:name="heading 3" w:semiHidden="1" w:uiPriority="9" w:unhideWhenUsed="1" w:qFormat="1"/>
+    <w:lsdException w:name="heading 4" w:semiHidden="1" w:uiPriority="9" w:unhideWhenUsed="1" w:qFormat="1"/>
+    <w:lsdException w:name="heading 5" w:semiHidden="1" w:uiPriority="9" w:unhideWhenUsed="1" w:qFormat="1"/>
+    <w:lsdException w:name="heading 6" w:semiHidden="1" w:uiPriority="9" w:unhideWhenUsed="1" w:qFormat="1"/>
+    <w:lsdException w:name="heading 7" w:semiHidden="1" w:uiPriority="9" w:unhideWhenUsed="1" w:qFormat="1"/>
+    <w:lsdException w:name="heading 8" w:semiHidden="1" w:uiPriority="9" w:unhideWhenUsed="1" w:qFormat="1"/>
+    <w:lsdException w:name="heading 9" w:semiHidden="1" w:uiPriority="9" w:unhideWhenUsed="1" w:qFormat="1"/>
     <w:lsdException w:name="index 1" w:semiHidden="1" w:unhideWhenUsed="1"/>
     <w:lsdException w:name="index 2" w:semiHidden="1" w:unhideWhenUsed="1"/>
     <w:lsdException w:name="index 3" w:semiHidden="1" w:unhideWhenUsed="1"/>
@@ -1315,22 +1662,22 @@
     <w:lsdException w:name="index 7" w:semiHidden="1" w:unhideWhenUsed="1"/>
     <w:lsdException w:name="index 8" w:semiHidden="1" w:unhideWhenUsed="1"/>
     <w:lsdException w:name="index 9" w:semiHidden="1" w:unhideWhenUsed="1"/>
-    <w:lsdException w:name="toc 1" w:uiPriority="39" w:semiHidden="1" w:unhideWhenUsed="1"/>
-    <w:lsdException w:name="toc 2" w:uiPriority="39" w:semiHidden="1" w:unhideWhenUsed="1"/>
-    <w:lsdException w:name="toc 3" w:uiPriority="39" w:semiHidden="1" w:unhideWhenUsed="1"/>
-    <w:lsdException w:name="toc 4" w:uiPriority="39" w:semiHidden="1" w:unhideWhenUsed="1"/>
-    <w:lsdException w:name="toc 5" w:uiPriority="39" w:semiHidden="1" w:unhideWhenUsed="1"/>
-    <w:lsdException w:name="toc 6" w:uiPriority="39" w:semiHidden="1" w:unhideWhenUsed="1"/>
-    <w:lsdException w:name="toc 7" w:uiPriority="39" w:semiHidden="1" w:unhideWhenUsed="1"/>
-    <w:lsdException w:name="toc 8" w:uiPriority="39" w:semiHidden="1" w:unhideWhenUsed="1"/>
-    <w:lsdException w:name="toc 9" w:uiPriority="39" w:semiHidden="1" w:unhideWhenUsed="1"/>
+    <w:lsdException w:name="toc 1" w:semiHidden="1" w:uiPriority="39" w:unhideWhenUsed="1"/>
+    <w:lsdException w:name="toc 2" w:semiHidden="1" w:uiPriority="39" w:unhideWhenUsed="1"/>
+    <w:lsdException w:name="toc 3" w:semiHidden="1" w:uiPriority="39" w:unhideWhenUsed="1"/>
+    <w:lsdException w:name="toc 4" w:semiHidden="1" w:uiPriority="39" w:unhideWhenUsed="1"/>
+    <w:lsdException w:name="toc 5" w:semiHidden="1" w:uiPriority="39" w:unhideWhenUsed="1"/>
+    <w:lsdException w:name="toc 6" w:semiHidden="1" w:uiPriority="39" w:unhideWhenUsed="1"/>
+    <w:lsdException w:name="toc 7" w:semiHidden="1" w:uiPriority="39" w:unhideWhenUsed="1"/>
+    <w:lsdException w:name="toc 8" w:semiHidden="1" w:uiPriority="39" w:unhideWhenUsed="1"/>
+    <w:lsdException w:name="toc 9" w:semiHidden="1" w:uiPriority="39" w:unhideWhenUsed="1"/>
     <w:lsdException w:name="Normal Indent" w:semiHidden="1" w:unhideWhenUsed="1"/>
     <w:lsdException w:name="footnote text" w:semiHidden="1" w:unhideWhenUsed="1"/>
     <w:lsdException w:name="annotation text" w:semiHidden="1" w:unhideWhenUsed="1"/>
     <w:lsdException w:name="header" w:semiHidden="1" w:unhideWhenUsed="1"/>
     <w:lsdException w:name="footer" w:semiHidden="1" w:unhideWhenUsed="1"/>
     <w:lsdException w:name="index heading" w:semiHidden="1" w:unhideWhenUsed="1"/>
-    <w:lsdException w:name="caption" w:uiPriority="35" w:semiHidden="1" w:unhideWhenUsed="1" w:qFormat="1"/>
+    <w:lsdException w:name="caption" w:semiHidden="1" w:uiPriority="35" w:unhideWhenUsed="1" w:qFormat="1"/>
     <w:lsdException w:name="table of figures" w:semiHidden="1" w:unhideWhenUsed="1"/>
     <w:lsdException w:name="envelope address" w:semiHidden="1" w:unhideWhenUsed="1"/>
     <w:lsdException w:name="envelope return" w:semiHidden="1" w:unhideWhenUsed="1"/>
@@ -1361,7 +1708,7 @@
     <w:lsdException w:name="Title" w:uiPriority="10" w:qFormat="1"/>
     <w:lsdException w:name="Closing" w:semiHidden="1" w:unhideWhenUsed="1"/>
     <w:lsdException w:name="Signature" w:semiHidden="1" w:unhideWhenUsed="1"/>
-    <w:lsdException w:name="Default Paragraph Font" w:uiPriority="1" w:semiHidden="1" w:unhideWhenUsed="1"/>
+    <w:lsdException w:name="Default Paragraph Font" w:semiHidden="1" w:uiPriority="1" w:unhideWhenUsed="1"/>
     <w:lsdException w:name="Body Text" w:semiHidden="1" w:unhideWhenUsed="1"/>
     <w:lsdException w:name="Body Text Indent" w:semiHidden="1" w:unhideWhenUsed="1"/>
     <w:lsdException w:name="List Continue" w:semiHidden="1" w:unhideWhenUsed="1"/>
@@ -1561,8 +1908,8 @@
     <w:lsdException w:name="Subtle Reference" w:uiPriority="31" w:qFormat="1"/>
     <w:lsdException w:name="Intense Reference" w:uiPriority="32" w:qFormat="1"/>
     <w:lsdException w:name="Book Title" w:uiPriority="33" w:qFormat="1"/>
-    <w:lsdException w:name="Bibliography" w:uiPriority="37" w:semiHidden="1" w:unhideWhenUsed="1"/>
-    <w:lsdException w:name="TOC Heading" w:uiPriority="39" w:semiHidden="1" w:unhideWhenUsed="1" w:qFormat="1"/>
+    <w:lsdException w:name="Bibliography" w:semiHidden="1" w:uiPriority="37" w:unhideWhenUsed="1"/>
+    <w:lsdException w:name="TOC Heading" w:semiHidden="1" w:uiPriority="39" w:unhideWhenUsed="1" w:qFormat="1"/>
     <w:lsdException w:name="Plain Table 1" w:uiPriority="41"/>
     <w:lsdException w:name="Plain Table 2" w:uiPriority="42"/>
     <w:lsdException w:name="Plain Table 3" w:uiPriority="43"/>
@@ -1673,49 +2020,36 @@
     <w:lsdException w:name="Unresolved Mention" w:semiHidden="1" w:unhideWhenUsed="1"/>
     <w:lsdException w:name="Smart Link" w:semiHidden="1" w:unhideWhenUsed="1"/>
   </w:latentStyles>
-  <w:style w:type="paragraph" w:styleId="Normal" w:default="1">
+  <w:style w:type="paragraph" w:default="1" w:styleId="Normal">
     <w:name w:val="Normal"/>
     <w:qFormat/>
     <w:pPr>
-      <w:widowControl/>
-      <w:suppressAutoHyphens w:val="true"/>
-      <w:bidi w:val="0"/>
-      <w:spacing w:lineRule="auto" w:line="276" w:before="0" w:after="160"/>
-      <w:jc w:val="left"/>
+      <w:spacing w:after="160" w:line="276" w:lineRule="auto"/>
     </w:pPr>
-    <w:rPr>
-      <w:rFonts w:ascii="Aptos" w:hAnsi="Aptos" w:eastAsia="Aptos" w:cs="" w:asciiTheme="minorHAnsi" w:cstheme="minorBidi" w:eastAsiaTheme="minorHAnsi" w:hAnsiTheme="minorHAnsi"/>
-      <w:color w:val="auto"/>
-      <w:kern w:val="2"/>
-      <w:sz w:val="24"/>
-      <w:szCs w:val="24"/>
-      <w:lang w:val="en-US" w:eastAsia="en-US" w:bidi="ar-SA"/>
-      <w14:ligatures w14:val="standardContextual"/>
-    </w:rPr>
   </w:style>
   <w:style w:type="paragraph" w:styleId="Heading1">
-    <w:name w:val="Heading 1"/>
+    <w:name w:val="heading 1"/>
     <w:basedOn w:val="Normal"/>
     <w:next w:val="Normal"/>
     <w:link w:val="Heading1Char"/>
     <w:uiPriority w:val="9"/>
     <w:qFormat/>
-    <w:rsid w:val="00d81a93"/>
+    <w:rsid w:val="00D81A93"/>
     <w:pPr>
-      <w:keepNext w:val="true"/>
+      <w:keepNext/>
       <w:keepLines/>
       <w:spacing w:before="360" w:after="80"/>
       <w:outlineLvl w:val="0"/>
     </w:pPr>
     <w:rPr>
-      <w:rFonts w:ascii="Aptos Display" w:hAnsi="Aptos Display" w:eastAsia="" w:cs="" w:asciiTheme="majorHAnsi" w:cstheme="majorBidi" w:eastAsiaTheme="majorEastAsia" w:hAnsiTheme="majorHAnsi"/>
-      <w:color w:themeColor="accent1" w:themeShade="bf" w:val="0F4761"/>
+      <w:rFonts w:asciiTheme="majorHAnsi" w:eastAsiaTheme="majorEastAsia" w:hAnsiTheme="majorHAnsi" w:cstheme="majorBidi"/>
+      <w:color w:val="0F4761" w:themeColor="accent1" w:themeShade="BF"/>
       <w:sz w:val="40"/>
       <w:szCs w:val="40"/>
     </w:rPr>
   </w:style>
   <w:style w:type="paragraph" w:styleId="Heading2">
-    <w:name w:val="Heading 2"/>
+    <w:name w:val="heading 2"/>
     <w:basedOn w:val="Normal"/>
     <w:next w:val="Normal"/>
     <w:link w:val="Heading2Char"/>
@@ -1723,22 +2057,22 @@
     <w:semiHidden/>
     <w:unhideWhenUsed/>
     <w:qFormat/>
-    <w:rsid w:val="00d81a93"/>
+    <w:rsid w:val="00D81A93"/>
     <w:pPr>
-      <w:keepNext w:val="true"/>
+      <w:keepNext/>
       <w:keepLines/>
       <w:spacing w:before="160" w:after="80"/>
       <w:outlineLvl w:val="1"/>
     </w:pPr>
     <w:rPr>
-      <w:rFonts w:ascii="Aptos Display" w:hAnsi="Aptos Display" w:eastAsia="" w:cs="" w:asciiTheme="majorHAnsi" w:cstheme="majorBidi" w:eastAsiaTheme="majorEastAsia" w:hAnsiTheme="majorHAnsi"/>
-      <w:color w:themeColor="accent1" w:themeShade="bf" w:val="0F4761"/>
+      <w:rFonts w:asciiTheme="majorHAnsi" w:eastAsiaTheme="majorEastAsia" w:hAnsiTheme="majorHAnsi" w:cstheme="majorBidi"/>
+      <w:color w:val="0F4761" w:themeColor="accent1" w:themeShade="BF"/>
       <w:sz w:val="32"/>
       <w:szCs w:val="32"/>
     </w:rPr>
   </w:style>
   <w:style w:type="paragraph" w:styleId="Heading3">
-    <w:name w:val="Heading 3"/>
+    <w:name w:val="heading 3"/>
     <w:basedOn w:val="Normal"/>
     <w:next w:val="Normal"/>
     <w:link w:val="Heading3Char"/>
@@ -1746,22 +2080,22 @@
     <w:semiHidden/>
     <w:unhideWhenUsed/>
     <w:qFormat/>
-    <w:rsid w:val="00d81a93"/>
+    <w:rsid w:val="00D81A93"/>
     <w:pPr>
-      <w:keepNext w:val="true"/>
+      <w:keepNext/>
       <w:keepLines/>
       <w:spacing w:before="160" w:after="80"/>
       <w:outlineLvl w:val="2"/>
     </w:pPr>
     <w:rPr>
-      <w:rFonts w:eastAsia="" w:cs="" w:cstheme="majorBidi" w:eastAsiaTheme="majorEastAsia"/>
-      <w:color w:themeColor="accent1" w:themeShade="bf" w:val="0F4761"/>
+      <w:rFonts w:eastAsiaTheme="majorEastAsia" w:cstheme="majorBidi"/>
+      <w:color w:val="0F4761" w:themeColor="accent1" w:themeShade="BF"/>
       <w:sz w:val="28"/>
       <w:szCs w:val="28"/>
     </w:rPr>
   </w:style>
   <w:style w:type="paragraph" w:styleId="Heading4">
-    <w:name w:val="Heading 4"/>
+    <w:name w:val="heading 4"/>
     <w:basedOn w:val="Normal"/>
     <w:next w:val="Normal"/>
     <w:link w:val="Heading4Char"/>
@@ -1769,22 +2103,22 @@
     <w:semiHidden/>
     <w:unhideWhenUsed/>
     <w:qFormat/>
-    <w:rsid w:val="00d81a93"/>
+    <w:rsid w:val="00D81A93"/>
     <w:pPr>
-      <w:keepNext w:val="true"/>
+      <w:keepNext/>
       <w:keepLines/>
       <w:spacing w:before="80" w:after="40"/>
       <w:outlineLvl w:val="3"/>
     </w:pPr>
     <w:rPr>
-      <w:rFonts w:eastAsia="" w:cs="" w:cstheme="majorBidi" w:eastAsiaTheme="majorEastAsia"/>
+      <w:rFonts w:eastAsiaTheme="majorEastAsia" w:cstheme="majorBidi"/>
       <w:i/>
       <w:iCs/>
-      <w:color w:themeColor="accent1" w:themeShade="bf" w:val="0F4761"/>
+      <w:color w:val="0F4761" w:themeColor="accent1" w:themeShade="BF"/>
     </w:rPr>
   </w:style>
   <w:style w:type="paragraph" w:styleId="Heading5">
-    <w:name w:val="Heading 5"/>
+    <w:name w:val="heading 5"/>
     <w:basedOn w:val="Normal"/>
     <w:next w:val="Normal"/>
     <w:link w:val="Heading5Char"/>
@@ -1792,20 +2126,20 @@
     <w:semiHidden/>
     <w:unhideWhenUsed/>
     <w:qFormat/>
-    <w:rsid w:val="00d81a93"/>
+    <w:rsid w:val="00D81A93"/>
     <w:pPr>
-      <w:keepNext w:val="true"/>
+      <w:keepNext/>
       <w:keepLines/>
       <w:spacing w:before="80" w:after="40"/>
       <w:outlineLvl w:val="4"/>
     </w:pPr>
     <w:rPr>
-      <w:rFonts w:eastAsia="" w:cs="" w:cstheme="majorBidi" w:eastAsiaTheme="majorEastAsia"/>
-      <w:color w:themeColor="accent1" w:themeShade="bf" w:val="0F4761"/>
+      <w:rFonts w:eastAsiaTheme="majorEastAsia" w:cstheme="majorBidi"/>
+      <w:color w:val="0F4761" w:themeColor="accent1" w:themeShade="BF"/>
     </w:rPr>
   </w:style>
   <w:style w:type="paragraph" w:styleId="Heading6">
-    <w:name w:val="Heading 6"/>
+    <w:name w:val="heading 6"/>
     <w:basedOn w:val="Normal"/>
     <w:next w:val="Normal"/>
     <w:link w:val="Heading6Char"/>
@@ -1813,22 +2147,22 @@
     <w:semiHidden/>
     <w:unhideWhenUsed/>
     <w:qFormat/>
-    <w:rsid w:val="00d81a93"/>
+    <w:rsid w:val="00D81A93"/>
     <w:pPr>
-      <w:keepNext w:val="true"/>
+      <w:keepNext/>
       <w:keepLines/>
       <w:spacing w:before="40" w:after="0"/>
       <w:outlineLvl w:val="5"/>
     </w:pPr>
     <w:rPr>
-      <w:rFonts w:eastAsia="" w:cs="" w:cstheme="majorBidi" w:eastAsiaTheme="majorEastAsia"/>
+      <w:rFonts w:eastAsiaTheme="majorEastAsia" w:cstheme="majorBidi"/>
       <w:i/>
       <w:iCs/>
-      <w:color w:themeColor="text1" w:themeTint="a6" w:val="595959"/>
+      <w:color w:val="595959" w:themeColor="text1" w:themeTint="A6"/>
     </w:rPr>
   </w:style>
   <w:style w:type="paragraph" w:styleId="Heading7">
-    <w:name w:val="Heading 7"/>
+    <w:name w:val="heading 7"/>
     <w:basedOn w:val="Normal"/>
     <w:next w:val="Normal"/>
     <w:link w:val="Heading7Char"/>
@@ -1836,20 +2170,20 @@
     <w:semiHidden/>
     <w:unhideWhenUsed/>
     <w:qFormat/>
-    <w:rsid w:val="00d81a93"/>
+    <w:rsid w:val="00D81A93"/>
     <w:pPr>
-      <w:keepNext w:val="true"/>
+      <w:keepNext/>
       <w:keepLines/>
       <w:spacing w:before="40" w:after="0"/>
       <w:outlineLvl w:val="6"/>
     </w:pPr>
     <w:rPr>
-      <w:rFonts w:eastAsia="" w:cs="" w:cstheme="majorBidi" w:eastAsiaTheme="majorEastAsia"/>
-      <w:color w:themeColor="text1" w:themeTint="a6" w:val="595959"/>
+      <w:rFonts w:eastAsiaTheme="majorEastAsia" w:cstheme="majorBidi"/>
+      <w:color w:val="595959" w:themeColor="text1" w:themeTint="A6"/>
     </w:rPr>
   </w:style>
   <w:style w:type="paragraph" w:styleId="Heading8">
-    <w:name w:val="Heading 8"/>
+    <w:name w:val="heading 8"/>
     <w:basedOn w:val="Normal"/>
     <w:next w:val="Normal"/>
     <w:link w:val="Heading8Char"/>
@@ -1857,22 +2191,22 @@
     <w:semiHidden/>
     <w:unhideWhenUsed/>
     <w:qFormat/>
-    <w:rsid w:val="00d81a93"/>
+    <w:rsid w:val="00D81A93"/>
     <w:pPr>
-      <w:keepNext w:val="true"/>
+      <w:keepNext/>
       <w:keepLines/>
-      <w:spacing w:before="0" w:after="0"/>
+      <w:spacing w:after="0"/>
       <w:outlineLvl w:val="7"/>
     </w:pPr>
     <w:rPr>
-      <w:rFonts w:eastAsia="" w:cs="" w:cstheme="majorBidi" w:eastAsiaTheme="majorEastAsia"/>
+      <w:rFonts w:eastAsiaTheme="majorEastAsia" w:cstheme="majorBidi"/>
       <w:i/>
       <w:iCs/>
-      <w:color w:themeColor="text1" w:themeTint="d8" w:val="272727"/>
+      <w:color w:val="272727" w:themeColor="text1" w:themeTint="D8"/>
     </w:rPr>
   </w:style>
   <w:style w:type="paragraph" w:styleId="Heading9">
-    <w:name w:val="Heading 9"/>
+    <w:name w:val="heading 9"/>
     <w:basedOn w:val="Normal"/>
     <w:next w:val="Normal"/>
     <w:link w:val="Heading9Char"/>
@@ -1880,391 +2214,23 @@
     <w:semiHidden/>
     <w:unhideWhenUsed/>
     <w:qFormat/>
-    <w:rsid w:val="00d81a93"/>
+    <w:rsid w:val="00D81A93"/>
     <w:pPr>
-      <w:keepNext w:val="true"/>
+      <w:keepNext/>
       <w:keepLines/>
-      <w:spacing w:before="0" w:after="0"/>
+      <w:spacing w:after="0"/>
       <w:outlineLvl w:val="8"/>
     </w:pPr>
     <w:rPr>
-      <w:rFonts w:eastAsia="" w:cs="" w:cstheme="majorBidi" w:eastAsiaTheme="majorEastAsia"/>
-      <w:color w:themeColor="text1" w:themeTint="d8" w:val="272727"/>
-    </w:rPr>
-  </w:style>
-  <w:style w:type="character" w:styleId="DefaultParagraphFont" w:default="1">
+      <w:rFonts w:eastAsiaTheme="majorEastAsia" w:cstheme="majorBidi"/>
+      <w:color w:val="272727" w:themeColor="text1" w:themeTint="D8"/>
+    </w:rPr>
+  </w:style>
+  <w:style w:type="character" w:default="1" w:styleId="DefaultParagraphFont">
     <w:name w:val="Default Paragraph Font"/>
     <w:uiPriority w:val="1"/>
     <w:semiHidden/>
     <w:unhideWhenUsed/>
-    <w:qFormat/>
-    <w:rPr/>
-  </w:style>
-  <w:style w:type="character" w:styleId="Heading1Char" w:customStyle="1">
-    <w:name w:val="Heading 1 Char"/>
-    <w:basedOn w:val="DefaultParagraphFont"/>
-    <w:link w:val="Heading1"/>
-    <w:uiPriority w:val="9"/>
-    <w:qFormat/>
-    <w:rsid w:val="00d81a93"/>
-    <w:rPr>
-      <w:rFonts w:ascii="Aptos Display" w:hAnsi="Aptos Display" w:eastAsia="" w:cs="" w:asciiTheme="majorHAnsi" w:cstheme="majorBidi" w:eastAsiaTheme="majorEastAsia" w:hAnsiTheme="majorHAnsi"/>
-      <w:color w:themeColor="accent1" w:themeShade="bf" w:val="0F4761"/>
-      <w:sz w:val="40"/>
-      <w:szCs w:val="40"/>
-    </w:rPr>
-  </w:style>
-  <w:style w:type="character" w:styleId="Heading2Char" w:customStyle="1">
-    <w:name w:val="Heading 2 Char"/>
-    <w:basedOn w:val="DefaultParagraphFont"/>
-    <w:link w:val="Heading2"/>
-    <w:uiPriority w:val="9"/>
-    <w:semiHidden/>
-    <w:qFormat/>
-    <w:rsid w:val="00d81a93"/>
-    <w:rPr>
-      <w:rFonts w:ascii="Aptos Display" w:hAnsi="Aptos Display" w:eastAsia="" w:cs="" w:asciiTheme="majorHAnsi" w:cstheme="majorBidi" w:eastAsiaTheme="majorEastAsia" w:hAnsiTheme="majorHAnsi"/>
-      <w:color w:themeColor="accent1" w:themeShade="bf" w:val="0F4761"/>
-      <w:sz w:val="32"/>
-      <w:szCs w:val="32"/>
-    </w:rPr>
-  </w:style>
-  <w:style w:type="character" w:styleId="Heading3Char" w:customStyle="1">
-    <w:name w:val="Heading 3 Char"/>
-    <w:basedOn w:val="DefaultParagraphFont"/>
-    <w:link w:val="Heading3"/>
-    <w:uiPriority w:val="9"/>
-    <w:semiHidden/>
-    <w:qFormat/>
-    <w:rsid w:val="00d81a93"/>
-    <w:rPr>
-      <w:rFonts w:eastAsia="" w:cs="" w:cstheme="majorBidi" w:eastAsiaTheme="majorEastAsia"/>
-      <w:color w:themeColor="accent1" w:themeShade="bf" w:val="0F4761"/>
-      <w:sz w:val="28"/>
-      <w:szCs w:val="28"/>
-    </w:rPr>
-  </w:style>
-  <w:style w:type="character" w:styleId="Heading4Char" w:customStyle="1">
-    <w:name w:val="Heading 4 Char"/>
-    <w:basedOn w:val="DefaultParagraphFont"/>
-    <w:link w:val="Heading4"/>
-    <w:uiPriority w:val="9"/>
-    <w:semiHidden/>
-    <w:qFormat/>
-    <w:rsid w:val="00d81a93"/>
-    <w:rPr>
-      <w:rFonts w:eastAsia="" w:cs="" w:cstheme="majorBidi" w:eastAsiaTheme="majorEastAsia"/>
-      <w:i/>
-      <w:iCs/>
-      <w:color w:themeColor="accent1" w:themeShade="bf" w:val="0F4761"/>
-    </w:rPr>
-  </w:style>
-  <w:style w:type="character" w:styleId="Heading5Char" w:customStyle="1">
-    <w:name w:val="Heading 5 Char"/>
-    <w:basedOn w:val="DefaultParagraphFont"/>
-    <w:link w:val="Heading5"/>
-    <w:uiPriority w:val="9"/>
-    <w:semiHidden/>
-    <w:qFormat/>
-    <w:rsid w:val="00d81a93"/>
-    <w:rPr>
-      <w:rFonts w:eastAsia="" w:cs="" w:cstheme="majorBidi" w:eastAsiaTheme="majorEastAsia"/>
-      <w:color w:themeColor="accent1" w:themeShade="bf" w:val="0F4761"/>
-    </w:rPr>
-  </w:style>
-  <w:style w:type="character" w:styleId="Heading6Char" w:customStyle="1">
-    <w:name w:val="Heading 6 Char"/>
-    <w:basedOn w:val="DefaultParagraphFont"/>
-    <w:link w:val="Heading6"/>
-    <w:uiPriority w:val="9"/>
-    <w:semiHidden/>
-    <w:qFormat/>
-    <w:rsid w:val="00d81a93"/>
-    <w:rPr>
-      <w:rFonts w:eastAsia="" w:cs="" w:cstheme="majorBidi" w:eastAsiaTheme="majorEastAsia"/>
-      <w:i/>
-      <w:iCs/>
-      <w:color w:themeColor="text1" w:themeTint="a6" w:val="595959"/>
-    </w:rPr>
-  </w:style>
-  <w:style w:type="character" w:styleId="Heading7Char" w:customStyle="1">
-    <w:name w:val="Heading 7 Char"/>
-    <w:basedOn w:val="DefaultParagraphFont"/>
-    <w:link w:val="Heading7"/>
-    <w:uiPriority w:val="9"/>
-    <w:semiHidden/>
-    <w:qFormat/>
-    <w:rsid w:val="00d81a93"/>
-    <w:rPr>
-      <w:rFonts w:eastAsia="" w:cs="" w:cstheme="majorBidi" w:eastAsiaTheme="majorEastAsia"/>
-      <w:color w:themeColor="text1" w:themeTint="a6" w:val="595959"/>
-    </w:rPr>
-  </w:style>
-  <w:style w:type="character" w:styleId="Heading8Char" w:customStyle="1">
-    <w:name w:val="Heading 8 Char"/>
-    <w:basedOn w:val="DefaultParagraphFont"/>
-    <w:link w:val="Heading8"/>
-    <w:uiPriority w:val="9"/>
-    <w:semiHidden/>
-    <w:qFormat/>
-    <w:rsid w:val="00d81a93"/>
-    <w:rPr>
-      <w:rFonts w:eastAsia="" w:cs="" w:cstheme="majorBidi" w:eastAsiaTheme="majorEastAsia"/>
-      <w:i/>
-      <w:iCs/>
-      <w:color w:themeColor="text1" w:themeTint="d8" w:val="272727"/>
-    </w:rPr>
-  </w:style>
-  <w:style w:type="character" w:styleId="Heading9Char" w:customStyle="1">
-    <w:name w:val="Heading 9 Char"/>
-    <w:basedOn w:val="DefaultParagraphFont"/>
-    <w:link w:val="Heading9"/>
-    <w:uiPriority w:val="9"/>
-    <w:semiHidden/>
-    <w:qFormat/>
-    <w:rsid w:val="00d81a93"/>
-    <w:rPr>
-      <w:rFonts w:eastAsia="" w:cs="" w:cstheme="majorBidi" w:eastAsiaTheme="majorEastAsia"/>
-      <w:color w:themeColor="text1" w:themeTint="d8" w:val="272727"/>
-    </w:rPr>
-  </w:style>
-  <w:style w:type="character" w:styleId="TitleChar" w:customStyle="1">
-    <w:name w:val="Title Char"/>
-    <w:basedOn w:val="DefaultParagraphFont"/>
-    <w:link w:val="Title"/>
-    <w:uiPriority w:val="10"/>
-    <w:qFormat/>
-    <w:rsid w:val="00d81a93"/>
-    <w:rPr>
-      <w:rFonts w:ascii="Aptos Display" w:hAnsi="Aptos Display" w:eastAsia="" w:cs="" w:asciiTheme="majorHAnsi" w:cstheme="majorBidi" w:eastAsiaTheme="majorEastAsia" w:hAnsiTheme="majorHAnsi"/>
-      <w:spacing w:val="-10"/>
-      <w:kern w:val="2"/>
-      <w:sz w:val="56"/>
-      <w:szCs w:val="56"/>
-    </w:rPr>
-  </w:style>
-  <w:style w:type="character" w:styleId="SubtitleChar" w:customStyle="1">
-    <w:name w:val="Subtitle Char"/>
-    <w:basedOn w:val="DefaultParagraphFont"/>
-    <w:link w:val="Subtitle"/>
-    <w:uiPriority w:val="11"/>
-    <w:qFormat/>
-    <w:rsid w:val="00d81a93"/>
-    <w:rPr>
-      <w:rFonts w:eastAsia="" w:cs="" w:cstheme="majorBidi" w:eastAsiaTheme="majorEastAsia"/>
-      <w:color w:themeColor="text1" w:themeTint="a6" w:val="595959"/>
-      <w:spacing w:val="15"/>
-      <w:sz w:val="28"/>
-      <w:szCs w:val="28"/>
-    </w:rPr>
-  </w:style>
-  <w:style w:type="character" w:styleId="QuoteChar" w:customStyle="1">
-    <w:name w:val="Quote Char"/>
-    <w:basedOn w:val="DefaultParagraphFont"/>
-    <w:link w:val="Quote"/>
-    <w:uiPriority w:val="29"/>
-    <w:qFormat/>
-    <w:rsid w:val="00d81a93"/>
-    <w:rPr>
-      <w:i/>
-      <w:iCs/>
-      <w:color w:themeColor="text1" w:themeTint="bf" w:val="404040"/>
-    </w:rPr>
-  </w:style>
-  <w:style w:type="character" w:styleId="IntenseEmphasis">
-    <w:name w:val="Intense Emphasis"/>
-    <w:basedOn w:val="DefaultParagraphFont"/>
-    <w:uiPriority w:val="21"/>
-    <w:qFormat/>
-    <w:rsid w:val="00d81a93"/>
-    <w:rPr>
-      <w:i/>
-      <w:iCs/>
-      <w:color w:themeColor="accent1" w:themeShade="bf" w:val="0F4761"/>
-    </w:rPr>
-  </w:style>
-  <w:style w:type="character" w:styleId="IntenseQuoteChar" w:customStyle="1">
-    <w:name w:val="Intense Quote Char"/>
-    <w:basedOn w:val="DefaultParagraphFont"/>
-    <w:link w:val="IntenseQuote"/>
-    <w:uiPriority w:val="30"/>
-    <w:qFormat/>
-    <w:rsid w:val="00d81a93"/>
-    <w:rPr>
-      <w:i/>
-      <w:iCs/>
-      <w:color w:themeColor="accent1" w:themeShade="bf" w:val="0F4761"/>
-    </w:rPr>
-  </w:style>
-  <w:style w:type="character" w:styleId="IntenseReference">
-    <w:name w:val="Intense Reference"/>
-    <w:basedOn w:val="DefaultParagraphFont"/>
-    <w:uiPriority w:val="32"/>
-    <w:qFormat/>
-    <w:rsid w:val="00d81a93"/>
-    <w:rPr>
-      <w:b/>
-      <w:bCs/>
-      <w:smallCaps/>
-      <w:color w:themeColor="accent1" w:themeShade="bf" w:val="0F4761"/>
-      <w:spacing w:val="5"/>
-    </w:rPr>
-  </w:style>
-  <w:style w:type="paragraph" w:styleId="Heading">
-    <w:name w:val="Heading"/>
-    <w:basedOn w:val="Normal"/>
-    <w:next w:val="BodyText"/>
-    <w:qFormat/>
-    <w:pPr>
-      <w:keepNext w:val="true"/>
-      <w:spacing w:before="240" w:after="120"/>
-    </w:pPr>
-    <w:rPr>
-      <w:rFonts w:ascii="Liberation Sans" w:hAnsi="Liberation Sans" w:eastAsia="Noto Sans CJK SC" w:cs="FreeSans"/>
-      <w:sz w:val="28"/>
-      <w:szCs w:val="28"/>
-    </w:rPr>
-  </w:style>
-  <w:style w:type="paragraph" w:styleId="BodyText">
-    <w:name w:val="Body Text"/>
-    <w:basedOn w:val="Normal"/>
-    <w:pPr>
-      <w:spacing w:lineRule="auto" w:line="276" w:before="0" w:after="140"/>
-    </w:pPr>
-    <w:rPr/>
-  </w:style>
-  <w:style w:type="paragraph" w:styleId="List">
-    <w:name w:val="List"/>
-    <w:basedOn w:val="BodyText"/>
-    <w:pPr/>
-    <w:rPr>
-      <w:rFonts w:cs="FreeSans"/>
-    </w:rPr>
-  </w:style>
-  <w:style w:type="paragraph" w:styleId="Caption">
-    <w:name w:val="Caption"/>
-    <w:basedOn w:val="Normal"/>
-    <w:qFormat/>
-    <w:pPr>
-      <w:suppressLineNumbers/>
-      <w:spacing w:before="120" w:after="120"/>
-    </w:pPr>
-    <w:rPr>
-      <w:rFonts w:cs="FreeSans"/>
-      <w:i/>
-      <w:iCs/>
-      <w:sz w:val="24"/>
-      <w:szCs w:val="24"/>
-    </w:rPr>
-  </w:style>
-  <w:style w:type="paragraph" w:styleId="Index">
-    <w:name w:val="Index"/>
-    <w:basedOn w:val="Normal"/>
-    <w:qFormat/>
-    <w:pPr>
-      <w:suppressLineNumbers/>
-    </w:pPr>
-    <w:rPr>
-      <w:rFonts w:cs="FreeSans"/>
-    </w:rPr>
-  </w:style>
-  <w:style w:type="paragraph" w:styleId="Title">
-    <w:name w:val="Title"/>
-    <w:basedOn w:val="Normal"/>
-    <w:next w:val="Normal"/>
-    <w:link w:val="TitleChar"/>
-    <w:uiPriority w:val="10"/>
-    <w:qFormat/>
-    <w:rsid w:val="00d81a93"/>
-    <w:pPr>
-      <w:spacing w:lineRule="auto" w:line="240" w:before="0" w:after="80"/>
-      <w:contextualSpacing/>
-    </w:pPr>
-    <w:rPr>
-      <w:rFonts w:ascii="Aptos Display" w:hAnsi="Aptos Display" w:eastAsia="" w:cs="" w:asciiTheme="majorHAnsi" w:cstheme="majorBidi" w:eastAsiaTheme="majorEastAsia" w:hAnsiTheme="majorHAnsi"/>
-      <w:spacing w:val="-10"/>
-      <w:kern w:val="2"/>
-      <w:sz w:val="56"/>
-      <w:szCs w:val="56"/>
-    </w:rPr>
-  </w:style>
-  <w:style w:type="paragraph" w:styleId="Subtitle">
-    <w:name w:val="Subtitle"/>
-    <w:basedOn w:val="Normal"/>
-    <w:next w:val="Normal"/>
-    <w:link w:val="SubtitleChar"/>
-    <w:uiPriority w:val="11"/>
-    <w:qFormat/>
-    <w:rsid w:val="00d81a93"/>
-    <w:pPr/>
-    <w:rPr>
-      <w:rFonts w:eastAsia="" w:cs="" w:cstheme="majorBidi" w:eastAsiaTheme="majorEastAsia"/>
-      <w:color w:themeColor="text1" w:themeTint="a6" w:val="595959"/>
-      <w:spacing w:val="15"/>
-      <w:sz w:val="28"/>
-      <w:szCs w:val="28"/>
-    </w:rPr>
-  </w:style>
-  <w:style w:type="paragraph" w:styleId="Quote">
-    <w:name w:val="Quote"/>
-    <w:basedOn w:val="Normal"/>
-    <w:next w:val="Normal"/>
-    <w:link w:val="QuoteChar"/>
-    <w:uiPriority w:val="29"/>
-    <w:qFormat/>
-    <w:rsid w:val="00d81a93"/>
-    <w:pPr>
-      <w:spacing w:before="160" w:after="160"/>
-      <w:jc w:val="center"/>
-    </w:pPr>
-    <w:rPr>
-      <w:i/>
-      <w:iCs/>
-      <w:color w:themeColor="text1" w:themeTint="bf" w:val="404040"/>
-    </w:rPr>
-  </w:style>
-  <w:style w:type="paragraph" w:styleId="ListParagraph">
-    <w:name w:val="List Paragraph"/>
-    <w:basedOn w:val="Normal"/>
-    <w:uiPriority w:val="34"/>
-    <w:qFormat/>
-    <w:rsid w:val="00d81a93"/>
-    <w:pPr>
-      <w:spacing w:before="0" w:after="160"/>
-      <w:ind w:left="720"/>
-      <w:contextualSpacing/>
-    </w:pPr>
-    <w:rPr/>
-  </w:style>
-  <w:style w:type="paragraph" w:styleId="IntenseQuote">
-    <w:name w:val="Intense Quote"/>
-    <w:basedOn w:val="Normal"/>
-    <w:next w:val="Normal"/>
-    <w:link w:val="IntenseQuoteChar"/>
-    <w:uiPriority w:val="30"/>
-    <w:qFormat/>
-    <w:rsid w:val="00d81a93"/>
-    <w:pPr>
-      <w:pBdr>
-        <w:top w:val="single" w:sz="4" w:space="10" w:color="0F4761" w:themeColor="accent1" w:themeShade="bf"/>
-        <w:bottom w:val="single" w:sz="4" w:space="10" w:color="0F4761" w:themeColor="accent1" w:themeShade="bf"/>
-      </w:pBdr>
-      <w:spacing w:before="360" w:after="360"/>
-      <w:ind w:left="864" w:right="864"/>
-      <w:jc w:val="center"/>
-    </w:pPr>
-    <w:rPr>
-      <w:i/>
-      <w:iCs/>
-      <w:color w:themeColor="accent1" w:themeShade="bf" w:val="0F4761"/>
-    </w:rPr>
-  </w:style>
-  <w:style w:type="numbering" w:styleId="NoList" w:default="1">
-    <w:name w:val="No List"/>
-    <w:uiPriority w:val="99"/>
-    <w:semiHidden/>
-    <w:unhideWhenUsed/>
-    <w:qFormat/>
   </w:style>
   <w:style w:type="table" w:default="1" w:styleId="TableNormal">
     <w:name w:val="Normal Table"/>
@@ -2272,6 +2238,7 @@
     <w:semiHidden/>
     <w:unhideWhenUsed/>
     <w:tblPr>
+      <w:tblInd w:w="0" w:type="dxa"/>
       <w:tblCellMar>
         <w:top w:w="0" w:type="dxa"/>
         <w:left w:w="108" w:type="dxa"/>
@@ -2280,58 +2247,415 @@
       </w:tblCellMar>
     </w:tblPr>
   </w:style>
+  <w:style w:type="numbering" w:default="1" w:styleId="NoList">
+    <w:name w:val="No List"/>
+    <w:uiPriority w:val="99"/>
+    <w:semiHidden/>
+    <w:unhideWhenUsed/>
+  </w:style>
+  <w:style w:type="character" w:customStyle="1" w:styleId="Heading1Char">
+    <w:name w:val="Heading 1 Char"/>
+    <w:basedOn w:val="DefaultParagraphFont"/>
+    <w:link w:val="Heading1"/>
+    <w:uiPriority w:val="9"/>
+    <w:qFormat/>
+    <w:rsid w:val="00D81A93"/>
+    <w:rPr>
+      <w:rFonts w:asciiTheme="majorHAnsi" w:eastAsiaTheme="majorEastAsia" w:hAnsiTheme="majorHAnsi" w:cstheme="majorBidi"/>
+      <w:color w:val="0F4761" w:themeColor="accent1" w:themeShade="BF"/>
+      <w:sz w:val="40"/>
+      <w:szCs w:val="40"/>
+    </w:rPr>
+  </w:style>
+  <w:style w:type="character" w:customStyle="1" w:styleId="Heading2Char">
+    <w:name w:val="Heading 2 Char"/>
+    <w:basedOn w:val="DefaultParagraphFont"/>
+    <w:link w:val="Heading2"/>
+    <w:uiPriority w:val="9"/>
+    <w:semiHidden/>
+    <w:qFormat/>
+    <w:rsid w:val="00D81A93"/>
+    <w:rPr>
+      <w:rFonts w:asciiTheme="majorHAnsi" w:eastAsiaTheme="majorEastAsia" w:hAnsiTheme="majorHAnsi" w:cstheme="majorBidi"/>
+      <w:color w:val="0F4761" w:themeColor="accent1" w:themeShade="BF"/>
+      <w:sz w:val="32"/>
+      <w:szCs w:val="32"/>
+    </w:rPr>
+  </w:style>
+  <w:style w:type="character" w:customStyle="1" w:styleId="Heading3Char">
+    <w:name w:val="Heading 3 Char"/>
+    <w:basedOn w:val="DefaultParagraphFont"/>
+    <w:link w:val="Heading3"/>
+    <w:uiPriority w:val="9"/>
+    <w:semiHidden/>
+    <w:qFormat/>
+    <w:rsid w:val="00D81A93"/>
+    <w:rPr>
+      <w:rFonts w:eastAsiaTheme="majorEastAsia" w:cstheme="majorBidi"/>
+      <w:color w:val="0F4761" w:themeColor="accent1" w:themeShade="BF"/>
+      <w:sz w:val="28"/>
+      <w:szCs w:val="28"/>
+    </w:rPr>
+  </w:style>
+  <w:style w:type="character" w:customStyle="1" w:styleId="Heading4Char">
+    <w:name w:val="Heading 4 Char"/>
+    <w:basedOn w:val="DefaultParagraphFont"/>
+    <w:link w:val="Heading4"/>
+    <w:uiPriority w:val="9"/>
+    <w:semiHidden/>
+    <w:qFormat/>
+    <w:rsid w:val="00D81A93"/>
+    <w:rPr>
+      <w:rFonts w:eastAsiaTheme="majorEastAsia" w:cstheme="majorBidi"/>
+      <w:i/>
+      <w:iCs/>
+      <w:color w:val="0F4761" w:themeColor="accent1" w:themeShade="BF"/>
+    </w:rPr>
+  </w:style>
+  <w:style w:type="character" w:customStyle="1" w:styleId="Heading5Char">
+    <w:name w:val="Heading 5 Char"/>
+    <w:basedOn w:val="DefaultParagraphFont"/>
+    <w:link w:val="Heading5"/>
+    <w:uiPriority w:val="9"/>
+    <w:semiHidden/>
+    <w:qFormat/>
+    <w:rsid w:val="00D81A93"/>
+    <w:rPr>
+      <w:rFonts w:eastAsiaTheme="majorEastAsia" w:cstheme="majorBidi"/>
+      <w:color w:val="0F4761" w:themeColor="accent1" w:themeShade="BF"/>
+    </w:rPr>
+  </w:style>
+  <w:style w:type="character" w:customStyle="1" w:styleId="Heading6Char">
+    <w:name w:val="Heading 6 Char"/>
+    <w:basedOn w:val="DefaultParagraphFont"/>
+    <w:link w:val="Heading6"/>
+    <w:uiPriority w:val="9"/>
+    <w:semiHidden/>
+    <w:qFormat/>
+    <w:rsid w:val="00D81A93"/>
+    <w:rPr>
+      <w:rFonts w:eastAsiaTheme="majorEastAsia" w:cstheme="majorBidi"/>
+      <w:i/>
+      <w:iCs/>
+      <w:color w:val="595959" w:themeColor="text1" w:themeTint="A6"/>
+    </w:rPr>
+  </w:style>
+  <w:style w:type="character" w:customStyle="1" w:styleId="Heading7Char">
+    <w:name w:val="Heading 7 Char"/>
+    <w:basedOn w:val="DefaultParagraphFont"/>
+    <w:link w:val="Heading7"/>
+    <w:uiPriority w:val="9"/>
+    <w:semiHidden/>
+    <w:qFormat/>
+    <w:rsid w:val="00D81A93"/>
+    <w:rPr>
+      <w:rFonts w:eastAsiaTheme="majorEastAsia" w:cstheme="majorBidi"/>
+      <w:color w:val="595959" w:themeColor="text1" w:themeTint="A6"/>
+    </w:rPr>
+  </w:style>
+  <w:style w:type="character" w:customStyle="1" w:styleId="Heading8Char">
+    <w:name w:val="Heading 8 Char"/>
+    <w:basedOn w:val="DefaultParagraphFont"/>
+    <w:link w:val="Heading8"/>
+    <w:uiPriority w:val="9"/>
+    <w:semiHidden/>
+    <w:qFormat/>
+    <w:rsid w:val="00D81A93"/>
+    <w:rPr>
+      <w:rFonts w:eastAsiaTheme="majorEastAsia" w:cstheme="majorBidi"/>
+      <w:i/>
+      <w:iCs/>
+      <w:color w:val="272727" w:themeColor="text1" w:themeTint="D8"/>
+    </w:rPr>
+  </w:style>
+  <w:style w:type="character" w:customStyle="1" w:styleId="Heading9Char">
+    <w:name w:val="Heading 9 Char"/>
+    <w:basedOn w:val="DefaultParagraphFont"/>
+    <w:link w:val="Heading9"/>
+    <w:uiPriority w:val="9"/>
+    <w:semiHidden/>
+    <w:qFormat/>
+    <w:rsid w:val="00D81A93"/>
+    <w:rPr>
+      <w:rFonts w:eastAsiaTheme="majorEastAsia" w:cstheme="majorBidi"/>
+      <w:color w:val="272727" w:themeColor="text1" w:themeTint="D8"/>
+    </w:rPr>
+  </w:style>
+  <w:style w:type="character" w:customStyle="1" w:styleId="TitleChar">
+    <w:name w:val="Title Char"/>
+    <w:basedOn w:val="DefaultParagraphFont"/>
+    <w:link w:val="Title"/>
+    <w:uiPriority w:val="10"/>
+    <w:qFormat/>
+    <w:rsid w:val="00D81A93"/>
+    <w:rPr>
+      <w:rFonts w:asciiTheme="majorHAnsi" w:eastAsiaTheme="majorEastAsia" w:hAnsiTheme="majorHAnsi" w:cstheme="majorBidi"/>
+      <w:spacing w:val="-10"/>
+      <w:kern w:val="2"/>
+      <w:sz w:val="56"/>
+      <w:szCs w:val="56"/>
+    </w:rPr>
+  </w:style>
+  <w:style w:type="character" w:customStyle="1" w:styleId="SubtitleChar">
+    <w:name w:val="Subtitle Char"/>
+    <w:basedOn w:val="DefaultParagraphFont"/>
+    <w:link w:val="Subtitle"/>
+    <w:uiPriority w:val="11"/>
+    <w:qFormat/>
+    <w:rsid w:val="00D81A93"/>
+    <w:rPr>
+      <w:rFonts w:eastAsiaTheme="majorEastAsia" w:cstheme="majorBidi"/>
+      <w:color w:val="595959" w:themeColor="text1" w:themeTint="A6"/>
+      <w:spacing w:val="15"/>
+      <w:sz w:val="28"/>
+      <w:szCs w:val="28"/>
+    </w:rPr>
+  </w:style>
+  <w:style w:type="character" w:customStyle="1" w:styleId="QuoteChar">
+    <w:name w:val="Quote Char"/>
+    <w:basedOn w:val="DefaultParagraphFont"/>
+    <w:link w:val="Quote"/>
+    <w:uiPriority w:val="29"/>
+    <w:qFormat/>
+    <w:rsid w:val="00D81A93"/>
+    <w:rPr>
+      <w:i/>
+      <w:iCs/>
+      <w:color w:val="404040" w:themeColor="text1" w:themeTint="BF"/>
+    </w:rPr>
+  </w:style>
+  <w:style w:type="character" w:styleId="IntenseEmphasis">
+    <w:name w:val="Intense Emphasis"/>
+    <w:basedOn w:val="DefaultParagraphFont"/>
+    <w:uiPriority w:val="21"/>
+    <w:qFormat/>
+    <w:rsid w:val="00D81A93"/>
+    <w:rPr>
+      <w:i/>
+      <w:iCs/>
+      <w:color w:val="0F4761" w:themeColor="accent1" w:themeShade="BF"/>
+    </w:rPr>
+  </w:style>
+  <w:style w:type="character" w:customStyle="1" w:styleId="IntenseQuoteChar">
+    <w:name w:val="Intense Quote Char"/>
+    <w:basedOn w:val="DefaultParagraphFont"/>
+    <w:link w:val="IntenseQuote"/>
+    <w:uiPriority w:val="30"/>
+    <w:qFormat/>
+    <w:rsid w:val="00D81A93"/>
+    <w:rPr>
+      <w:i/>
+      <w:iCs/>
+      <w:color w:val="0F4761" w:themeColor="accent1" w:themeShade="BF"/>
+    </w:rPr>
+  </w:style>
+  <w:style w:type="character" w:styleId="IntenseReference">
+    <w:name w:val="Intense Reference"/>
+    <w:basedOn w:val="DefaultParagraphFont"/>
+    <w:uiPriority w:val="32"/>
+    <w:qFormat/>
+    <w:rsid w:val="00D81A93"/>
+    <w:rPr>
+      <w:b/>
+      <w:bCs/>
+      <w:smallCaps/>
+      <w:color w:val="0F4761" w:themeColor="accent1" w:themeShade="BF"/>
+      <w:spacing w:val="5"/>
+    </w:rPr>
+  </w:style>
+  <w:style w:type="paragraph" w:customStyle="1" w:styleId="Heading">
+    <w:name w:val="Heading"/>
+    <w:basedOn w:val="Normal"/>
+    <w:next w:val="BodyText"/>
+    <w:qFormat/>
+    <w:pPr>
+      <w:keepNext/>
+      <w:spacing w:before="240" w:after="120"/>
+    </w:pPr>
+    <w:rPr>
+      <w:rFonts w:ascii="Liberation Sans" w:eastAsia="Noto Sans CJK SC" w:hAnsi="Liberation Sans" w:cs="FreeSans"/>
+      <w:sz w:val="28"/>
+      <w:szCs w:val="28"/>
+    </w:rPr>
+  </w:style>
+  <w:style w:type="paragraph" w:styleId="BodyText">
+    <w:name w:val="Body Text"/>
+    <w:basedOn w:val="Normal"/>
+    <w:pPr>
+      <w:spacing w:after="140"/>
+    </w:pPr>
+  </w:style>
+  <w:style w:type="paragraph" w:styleId="List">
+    <w:name w:val="List"/>
+    <w:basedOn w:val="BodyText"/>
+    <w:rPr>
+      <w:rFonts w:cs="FreeSans"/>
+    </w:rPr>
+  </w:style>
+  <w:style w:type="paragraph" w:styleId="Caption">
+    <w:name w:val="caption"/>
+    <w:basedOn w:val="Normal"/>
+    <w:qFormat/>
+    <w:pPr>
+      <w:suppressLineNumbers/>
+      <w:spacing w:before="120" w:after="120"/>
+    </w:pPr>
+    <w:rPr>
+      <w:rFonts w:cs="FreeSans"/>
+      <w:i/>
+      <w:iCs/>
+    </w:rPr>
+  </w:style>
+  <w:style w:type="paragraph" w:customStyle="1" w:styleId="Index">
+    <w:name w:val="Index"/>
+    <w:basedOn w:val="Normal"/>
+    <w:qFormat/>
+    <w:pPr>
+      <w:suppressLineNumbers/>
+    </w:pPr>
+    <w:rPr>
+      <w:rFonts w:cs="FreeSans"/>
+    </w:rPr>
+  </w:style>
+  <w:style w:type="paragraph" w:styleId="Title">
+    <w:name w:val="Title"/>
+    <w:basedOn w:val="Normal"/>
+    <w:next w:val="Normal"/>
+    <w:link w:val="TitleChar"/>
+    <w:uiPriority w:val="10"/>
+    <w:qFormat/>
+    <w:rsid w:val="00D81A93"/>
+    <w:pPr>
+      <w:spacing w:after="80" w:line="240" w:lineRule="auto"/>
+      <w:contextualSpacing/>
+    </w:pPr>
+    <w:rPr>
+      <w:rFonts w:asciiTheme="majorHAnsi" w:eastAsiaTheme="majorEastAsia" w:hAnsiTheme="majorHAnsi" w:cstheme="majorBidi"/>
+      <w:spacing w:val="-10"/>
+      <w:sz w:val="56"/>
+      <w:szCs w:val="56"/>
+    </w:rPr>
+  </w:style>
+  <w:style w:type="paragraph" w:styleId="Subtitle">
+    <w:name w:val="Subtitle"/>
+    <w:basedOn w:val="Normal"/>
+    <w:next w:val="Normal"/>
+    <w:link w:val="SubtitleChar"/>
+    <w:uiPriority w:val="11"/>
+    <w:qFormat/>
+    <w:rsid w:val="00D81A93"/>
+    <w:rPr>
+      <w:rFonts w:eastAsiaTheme="majorEastAsia" w:cstheme="majorBidi"/>
+      <w:color w:val="595959" w:themeColor="text1" w:themeTint="A6"/>
+      <w:spacing w:val="15"/>
+      <w:sz w:val="28"/>
+      <w:szCs w:val="28"/>
+    </w:rPr>
+  </w:style>
+  <w:style w:type="paragraph" w:styleId="Quote">
+    <w:name w:val="Quote"/>
+    <w:basedOn w:val="Normal"/>
+    <w:next w:val="Normal"/>
+    <w:link w:val="QuoteChar"/>
+    <w:uiPriority w:val="29"/>
+    <w:qFormat/>
+    <w:rsid w:val="00D81A93"/>
+    <w:pPr>
+      <w:spacing w:before="160"/>
+      <w:jc w:val="center"/>
+    </w:pPr>
+    <w:rPr>
+      <w:i/>
+      <w:iCs/>
+      <w:color w:val="404040" w:themeColor="text1" w:themeTint="BF"/>
+    </w:rPr>
+  </w:style>
+  <w:style w:type="paragraph" w:styleId="ListParagraph">
+    <w:name w:val="List Paragraph"/>
+    <w:basedOn w:val="Normal"/>
+    <w:uiPriority w:val="34"/>
+    <w:qFormat/>
+    <w:rsid w:val="00D81A93"/>
+    <w:pPr>
+      <w:ind w:left="720"/>
+      <w:contextualSpacing/>
+    </w:pPr>
+  </w:style>
+  <w:style w:type="paragraph" w:styleId="IntenseQuote">
+    <w:name w:val="Intense Quote"/>
+    <w:basedOn w:val="Normal"/>
+    <w:next w:val="Normal"/>
+    <w:link w:val="IntenseQuoteChar"/>
+    <w:uiPriority w:val="30"/>
+    <w:qFormat/>
+    <w:rsid w:val="00D81A93"/>
+    <w:pPr>
+      <w:pBdr>
+        <w:top w:val="single" w:sz="4" w:space="10" w:color="0F4761" w:themeColor="accent1" w:themeShade="BF"/>
+        <w:bottom w:val="single" w:sz="4" w:space="10" w:color="0F4761" w:themeColor="accent1" w:themeShade="BF"/>
+      </w:pBdr>
+      <w:spacing w:before="360" w:after="360"/>
+      <w:ind w:left="864" w:right="864"/>
+      <w:jc w:val="center"/>
+    </w:pPr>
+    <w:rPr>
+      <w:i/>
+      <w:iCs/>
+      <w:color w:val="0F4761" w:themeColor="accent1" w:themeShade="BF"/>
+    </w:rPr>
+  </w:style>
 </w:styles>
 </file>
 
 <file path=word/theme/theme1.xml><?xml version="1.0" encoding="utf-8"?>
-<a:theme xmlns:a="http://schemas.openxmlformats.org/drawingml/2006/main" xmlns:r="http://schemas.openxmlformats.org/officeDocument/2006/relationships" name="Office Theme">
+<a:theme xmlns:a="http://schemas.openxmlformats.org/drawingml/2006/main" name="Office Theme">
   <a:themeElements>
     <a:clrScheme name="Office">
       <a:dk1>
         <a:srgbClr val="000000"/>
       </a:dk1>
       <a:lt1>
-        <a:srgbClr val="ffffff"/>
+        <a:srgbClr val="FFFFFF"/>
       </a:lt1>
       <a:dk2>
-        <a:srgbClr val="0e2841"/>
+        <a:srgbClr val="0E2841"/>
       </a:dk2>
       <a:lt2>
-        <a:srgbClr val="e8e8e8"/>
+        <a:srgbClr val="E8E8E8"/>
       </a:lt2>
       <a:accent1>
         <a:srgbClr val="156082"/>
       </a:accent1>
       <a:accent2>
-        <a:srgbClr val="e97132"/>
+        <a:srgbClr val="E97132"/>
       </a:accent2>
       <a:accent3>
-        <a:srgbClr val="196b24"/>
+        <a:srgbClr val="196B24"/>
       </a:accent3>
       <a:accent4>
-        <a:srgbClr val="0f9ed5"/>
+        <a:srgbClr val="0F9ED5"/>
       </a:accent4>
       <a:accent5>
-        <a:srgbClr val="a02b93"/>
+        <a:srgbClr val="A02B93"/>
       </a:accent5>
       <a:accent6>
-        <a:srgbClr val="4ea72e"/>
+        <a:srgbClr val="4EA72E"/>
       </a:accent6>
       <a:hlink>
         <a:srgbClr val="467886"/>
       </a:hlink>
       <a:folHlink>
-        <a:srgbClr val="96607d"/>
+        <a:srgbClr val="96607D"/>
       </a:folHlink>
     </a:clrScheme>
     <a:fontScheme name="Office">
       <a:majorFont>
-        <a:latin typeface="Aptos Display" panose="02110004020202020204" pitchFamily="0" charset="1"/>
+        <a:latin typeface="Aptos Display" panose="02110004020202020204"/>
         <a:ea typeface=""/>
         <a:cs typeface=""/>
       </a:majorFont>
       <a:minorFont>
-        <a:latin typeface="Aptos" panose="02110004020202020204" pitchFamily="0" charset="1"/>
+        <a:latin typeface="Aptos" panose="02110004020202020204"/>
         <a:ea typeface=""/>
         <a:cs typeface=""/>
       </a:minorFont>
@@ -2363,7 +2687,7 @@
             </a:gs>
           </a:gsLst>
           <a:lin ang="5400000" scaled="0"/>
-          <a:tileRect l="0" t="0" r="0" b="0"/>
+          <a:tileRect/>
         </a:gradFill>
         <a:gradFill>
           <a:gsLst>
@@ -2387,7 +2711,7 @@
             </a:gs>
           </a:gsLst>
           <a:lin ang="5400000" scaled="0"/>
-          <a:tileRect l="0" t="0" r="0" b="0"/>
+          <a:tileRect/>
         </a:gradFill>
       </a:fillStyleLst>
       <a:lnStyleLst>
@@ -2447,10 +2771,12 @@
             </a:gs>
           </a:gsLst>
           <a:lin ang="5400000" scaled="0"/>
-          <a:tileRect l="0" t="0" r="0" b="0"/>
+          <a:tileRect/>
         </a:gradFill>
       </a:bgFillStyleLst>
     </a:fmtScheme>
   </a:themeElements>
+  <a:objectDefaults/>
+  <a:extraClrSchemeLst/>
 </a:theme>
 </file>
--- a/Used Car Price Prediction Report - Daniel Potapov.docx
+++ b/Used Car Price Prediction Report - Daniel Potapov.docx
@@ -141,6 +141,12 @@
     <w:p>
       <w:pPr>
         <w:pStyle w:val="ListParagraph"/>
+        <w:ind w:left="1440"/>
+      </w:pPr>
+    </w:p>
+    <w:p>
+      <w:pPr>
+        <w:pStyle w:val="ListParagraph"/>
         <w:numPr>
           <w:ilvl w:val="0"/>
           <w:numId w:val="2"/>
@@ -183,12 +189,154 @@
         </w:numPr>
       </w:pPr>
       <w:r>
-        <w:t xml:space="preserve">Data Prepossessing </w:t>
-      </w:r>
-    </w:p>
-    <w:p>
-      <w:r>
-        <w:br w:type="page"/>
+        <w:t>Data Prepossessing</w:t>
+      </w:r>
+    </w:p>
+    <w:p>
+      <w:pPr>
+        <w:pStyle w:val="ListParagraph"/>
+        <w:ind w:left="1440"/>
+      </w:pPr>
+    </w:p>
+    <w:p>
+      <w:pPr>
+        <w:pStyle w:val="ListParagraph"/>
+        <w:numPr>
+          <w:ilvl w:val="0"/>
+          <w:numId w:val="2"/>
+        </w:numPr>
+      </w:pPr>
+      <w:r>
+        <w:t xml:space="preserve">The </w:t>
+      </w:r>
+      <w:r>
+        <w:t>Method</w:t>
+      </w:r>
+    </w:p>
+    <w:p>
+      <w:pPr>
+        <w:pStyle w:val="ListParagraph"/>
+        <w:numPr>
+          <w:ilvl w:val="1"/>
+          <w:numId w:val="2"/>
+        </w:numPr>
+      </w:pPr>
+      <w:r>
+        <w:t>Linear Regression</w:t>
+      </w:r>
+    </w:p>
+    <w:p>
+      <w:pPr>
+        <w:pStyle w:val="ListParagraph"/>
+        <w:numPr>
+          <w:ilvl w:val="1"/>
+          <w:numId w:val="2"/>
+        </w:numPr>
+      </w:pPr>
+      <w:r>
+        <w:t>K -Nearest Neighbors</w:t>
+      </w:r>
+    </w:p>
+    <w:p>
+      <w:pPr>
+        <w:pStyle w:val="ListParagraph"/>
+        <w:ind w:left="1440"/>
+      </w:pPr>
+    </w:p>
+    <w:p>
+      <w:pPr>
+        <w:pStyle w:val="ListParagraph"/>
+        <w:numPr>
+          <w:ilvl w:val="0"/>
+          <w:numId w:val="2"/>
+        </w:numPr>
+      </w:pPr>
+      <w:r>
+        <w:t xml:space="preserve"> </w:t>
+      </w:r>
+      <w:r>
+        <w:t>Results</w:t>
+      </w:r>
+    </w:p>
+    <w:p>
+      <w:pPr>
+        <w:pStyle w:val="ListParagraph"/>
+        <w:numPr>
+          <w:ilvl w:val="1"/>
+          <w:numId w:val="2"/>
+        </w:numPr>
+      </w:pPr>
+      <w:r>
+        <w:t>Linear Regression Results</w:t>
+      </w:r>
+    </w:p>
+    <w:p>
+      <w:pPr>
+        <w:pStyle w:val="ListParagraph"/>
+        <w:numPr>
+          <w:ilvl w:val="1"/>
+          <w:numId w:val="2"/>
+        </w:numPr>
+      </w:pPr>
+      <w:r>
+        <w:t xml:space="preserve">K -Nearest </w:t>
+      </w:r>
+      <w:r>
+        <w:t>Neighbors Results</w:t>
+      </w:r>
+    </w:p>
+    <w:p>
+      <w:pPr>
+        <w:pStyle w:val="ListParagraph"/>
+        <w:ind w:left="1440"/>
+      </w:pPr>
+    </w:p>
+    <w:p>
+      <w:pPr>
+        <w:pStyle w:val="ListParagraph"/>
+        <w:numPr>
+          <w:ilvl w:val="0"/>
+          <w:numId w:val="2"/>
+        </w:numPr>
+      </w:pPr>
+      <w:r>
+        <w:t>Conclusion</w:t>
+      </w:r>
+    </w:p>
+    <w:p>
+      <w:pPr>
+        <w:pStyle w:val="ListParagraph"/>
+        <w:numPr>
+          <w:ilvl w:val="0"/>
+          <w:numId w:val="2"/>
+        </w:numPr>
+      </w:pPr>
+      <w:r>
+        <w:t>References</w:t>
+      </w:r>
+    </w:p>
+    <w:p>
+      <w:pPr>
+        <w:pStyle w:val="ListParagraph"/>
+        <w:numPr>
+          <w:ilvl w:val="0"/>
+          <w:numId w:val="2"/>
+        </w:numPr>
+      </w:pPr>
+      <w:r>
+        <w:t>Acknowledgement</w:t>
+      </w:r>
+    </w:p>
+    <w:p>
+      <w:pPr>
+        <w:pStyle w:val="ListParagraph"/>
+        <w:numPr>
+          <w:ilvl w:val="0"/>
+          <w:numId w:val="2"/>
+        </w:numPr>
+      </w:pPr>
+      <w:r>
+        <w:t>Source Code</w:t>
       </w:r>
     </w:p>
     <w:p>
@@ -337,7 +485,28 @@
         <w:t xml:space="preserve">Approach </w:t>
       </w:r>
     </w:p>
-    <w:p/>
+    <w:p>
+      <w:r>
+        <w:t>To help us solve this problem we will utilize two machine learning algorithms: Multiple Linear Regression and K-Nearest Neighbors(KNN) Regressor</w:t>
+      </w:r>
+      <w:r>
+        <w:t>, this helps us analyze the used car market form a couple different points of view.</w:t>
+      </w:r>
+      <w:r>
+        <w:t xml:space="preserve"> Linear Regression could help guide our model to observe trends in the overall vehicle market, seeing how price gets </w:t>
+      </w:r>
+      <w:proofErr w:type="gramStart"/>
+      <w:r>
+        <w:t>effected</w:t>
+      </w:r>
+      <w:proofErr w:type="gramEnd"/>
+      <w:r>
+        <w:t xml:space="preserve"> by how old the car is or </w:t>
+      </w:r>
+      <w:r>
+        <w:t>the milage. KNN approaches the problem by averaging out similar vehicles to it, thus finding the most likely average price of a specific vehicle.</w:t>
+      </w:r>
+    </w:p>
     <w:p/>
     <w:p>
       <w:pPr>
@@ -472,6 +641,7 @@
           <w:sz w:val="28"/>
           <w:szCs w:val="28"/>
         </w:rPr>
+        <w:lastRenderedPageBreak/>
         <w:t>Visualization</w:t>
       </w:r>
     </w:p>
@@ -498,11 +668,7 @@
       </w:r>
       <w:proofErr w:type="gramEnd"/>
       <w:r>
-        <w:t xml:space="preserve"> we  take the price and odometer features to how they compare to each other. We </w:t>
-      </w:r>
-      <w:r>
-        <w:lastRenderedPageBreak/>
-        <w:t>create a scatter plot of the two features, sampling 20,000 columns, and see that there is a general downwards trend to the overall data. We see that there is a negative correlation between the milage and the price of the vehicle, the more the odometer shows the lower the price.</w:t>
+        <w:t xml:space="preserve"> we  take the price and odometer features to how they compare to each other. We create a scatter plot of the two features, sampling 20,000 columns, and see that there is a general downwards trend to the overall data. We see that there is a negative correlation between the milage and the price of the vehicle, the more the odometer shows the lower the price.</w:t>
       </w:r>
     </w:p>
     <w:p/>
@@ -747,14 +913,10 @@
           </wp:inline>
         </w:drawing>
       </w:r>
-      <w:r>
-        <w:br w:type="page"/>
-      </w:r>
-    </w:p>
-    <w:p>
-      <w:proofErr w:type="gramStart"/>
-      <w:r>
-        <w:lastRenderedPageBreak/>
+    </w:p>
+    <w:p>
+      <w:proofErr w:type="gramStart"/>
+      <w:r>
         <w:t>Lastly</w:t>
       </w:r>
       <w:proofErr w:type="gramEnd"/>
@@ -841,7 +1003,11 @@
       </w:r>
       <w:proofErr w:type="gramEnd"/>
       <w:r>
-        <w:t xml:space="preserve"> being the most popular, also has the largest spread of price, going all the way up to 100,000. At the same time, salvage, rebuild, and others are mostly squished in the cheaper price range with many being under 20,000. Transmission seems to not have too much a dramatic difference, but noticeable. Automatic transmissions are more common, but also </w:t>
+        <w:t xml:space="preserve"> being the most popular, also has the largest spread of price, going all the way up to 100,000. At the same time, </w:t>
+      </w:r>
+      <w:r>
+        <w:lastRenderedPageBreak/>
+        <w:t xml:space="preserve">salvage, rebuild, and others are mostly squished in the cheaper price range with many being under 20,000. Transmission seems to not have too much a dramatic difference, but noticeable. Automatic transmissions are more common, but also </w:t>
       </w:r>
       <w:proofErr w:type="gramStart"/>
       <w:r>
@@ -932,57 +1098,461 @@
     </w:p>
     <w:p>
       <w:r>
+        <w:t xml:space="preserve">Before we can run our machine learning algorithms/models, we need to clean the data up. </w:t>
+      </w:r>
+      <w:proofErr w:type="gramStart"/>
+      <w:r>
+        <w:t>First</w:t>
+      </w:r>
+      <w:proofErr w:type="gramEnd"/>
+      <w:r>
+        <w:t xml:space="preserve"> we remove the extra columns that we will not use in our algorithms/models, we remove features like </w:t>
+      </w:r>
+      <w:proofErr w:type="spellStart"/>
+      <w:r>
+        <w:t>image_url</w:t>
+      </w:r>
+      <w:proofErr w:type="spellEnd"/>
+      <w:r>
+        <w:t>, id, url, and some others. These features do not provide any valid relationship or connection to the price of the vehicle that we want to predict.</w:t>
+      </w:r>
+      <w:r>
+        <w:t xml:space="preserve"> After running our dataset through the function that drops these features, we go from 28 down to 9 features dropping 19 extras.</w:t>
+      </w:r>
+    </w:p>
+    <w:p>
+      <w:r>
+        <w:t xml:space="preserve">Another thing we can do is filter out the outliers of some of the features, to help with any extreme values skewing with the training of the data. Since we are using a craigslist dataset, sometimes people can post listings and list the price as 0, or put the mileage of the car as 0, or set the year to 1900. These types of listing can skew the entire dataset since a lot of algorithms are sensitive to extreme outliers. After dropping the extra frames, we run the data frame through a filter. Dropping rows that have a </w:t>
+      </w:r>
+      <w:proofErr w:type="gramStart"/>
+      <w:r>
+        <w:t>0 dollar</w:t>
+      </w:r>
+      <w:proofErr w:type="gramEnd"/>
+      <w:r>
+        <w:t xml:space="preserve"> value, 0 mileage, or older than 1980 for the year. This helps save compute when </w:t>
+      </w:r>
+      <w:r>
+        <w:t>training and</w:t>
+      </w:r>
+      <w:r>
+        <w:t xml:space="preserve"> makes the model more resistant to skewing.</w:t>
+      </w:r>
+      <w:r>
+        <w:t xml:space="preserve"> After running the dataset through our filter function, we filter out around 55,000 vehicle listings, which brings out total sample size to 370,000 vehicle listings.</w:t>
+      </w:r>
+    </w:p>
+    <w:p>
+      <w:proofErr w:type="gramStart"/>
+      <w:r>
+        <w:t>Lastly</w:t>
+      </w:r>
+      <w:proofErr w:type="gramEnd"/>
+      <w:r>
+        <w:t xml:space="preserve"> we need to encode our data to be understood by the algorithms we use to train our model. For categorical features like manufacturer, condition, </w:t>
+      </w:r>
+      <w:proofErr w:type="spellStart"/>
+      <w:r>
+        <w:t>title_status</w:t>
+      </w:r>
+      <w:proofErr w:type="spellEnd"/>
+      <w:r>
+        <w:t xml:space="preserve"> and others, we turn them into true or false fields, </w:t>
+      </w:r>
+      <w:r>
+        <w:t>effectually</w:t>
+      </w:r>
+      <w:r>
+        <w:t xml:space="preserve"> achieving </w:t>
+      </w:r>
+      <w:r>
+        <w:t>binary</w:t>
+      </w:r>
+      <w:r>
+        <w:t xml:space="preserve"> 0 or 1 to be used in the </w:t>
+      </w:r>
+      <w:r>
+        <w:t>algorithms</w:t>
+      </w:r>
+      <w:r>
+        <w:t xml:space="preserve">. We do this by </w:t>
+      </w:r>
+      <w:r>
+        <w:t xml:space="preserve">One Hot Encoding using the Pandas library to encode the </w:t>
+      </w:r>
+      <w:r>
         <w:lastRenderedPageBreak/>
-        <w:t xml:space="preserve">Before we can run our machine learning algorithms/models, we need to clean the data up. </w:t>
-      </w:r>
-      <w:proofErr w:type="gramStart"/>
-      <w:r>
-        <w:t>First</w:t>
-      </w:r>
-      <w:proofErr w:type="gramEnd"/>
-      <w:r>
-        <w:t xml:space="preserve"> we remove the extra columns that we will not use in our algorithms/models, we remove features like </w:t>
+        <w:t xml:space="preserve">features, this creates new c0lumbs in the dataset for each variant of the selected features. </w:t>
+      </w:r>
+      <w:proofErr w:type="gramStart"/>
+      <w:r>
+        <w:t>M</w:t>
+      </w:r>
+      <w:r>
+        <w:t>anufacturer</w:t>
+      </w:r>
+      <w:proofErr w:type="gramEnd"/>
+      <w:r>
+        <w:t xml:space="preserve"> </w:t>
+      </w:r>
+      <w:r>
+        <w:t xml:space="preserve">for example, </w:t>
+      </w:r>
+      <w:proofErr w:type="gramStart"/>
+      <w:r>
+        <w:t>creates</w:t>
+      </w:r>
+      <w:proofErr w:type="gramEnd"/>
+      <w:r>
+        <w:t xml:space="preserve"> multiple new columns with every manufacturer found in the data set and assigns it a true of false based on the vehicle listing. Meaning, if the </w:t>
+      </w:r>
+      <w:r>
+        <w:t xml:space="preserve">manufacturer </w:t>
+      </w:r>
+      <w:r>
+        <w:t xml:space="preserve">for a specific listing was ford, this encoding function will create a new column/feature and call it </w:t>
       </w:r>
       <w:proofErr w:type="spellStart"/>
       <w:r>
-        <w:t>image_url</w:t>
+        <w:t>manufacturer_</w:t>
+      </w:r>
+      <w:proofErr w:type="gramStart"/>
+      <w:r>
+        <w:t>ford</w:t>
       </w:r>
       <w:proofErr w:type="spellEnd"/>
       <w:r>
-        <w:t>, id, url, and some others. These features do not provide any valid relationship or connection to the price of the vehicle that we want to predict.</w:t>
-      </w:r>
-    </w:p>
-    <w:p>
-      <w:r>
-        <w:t xml:space="preserve">Another thing we can do is filter out the outliers of some of the features, to help with any extreme values skewing with the training of the data. Since we are using a craigslist dataset, sometimes people can post listings and list the price as 0, or put the mileage of the car as 0, or set the year to 1900. These types of listing can skew the entire dataset since a lot of algorithms are sensitive to extreme outliers. After dropping the extra frames, we run the data frame through a filter. Dropping rows that have a </w:t>
-      </w:r>
-      <w:proofErr w:type="gramStart"/>
-      <w:r>
-        <w:t>0 dollar</w:t>
-      </w:r>
-      <w:proofErr w:type="gramEnd"/>
-      <w:r>
-        <w:t xml:space="preserve"> value, 0 mileage, or older than 1980 for the year. This helps save compute when </w:t>
-      </w:r>
-      <w:proofErr w:type="gramStart"/>
-      <w:r>
-        <w:t>training, and</w:t>
-      </w:r>
-      <w:proofErr w:type="gramEnd"/>
-      <w:r>
-        <w:t xml:space="preserve"> makes the model more resistant to skewing.</w:t>
-      </w:r>
+        <w:t>, and</w:t>
+      </w:r>
+      <w:proofErr w:type="gramEnd"/>
+      <w:r>
+        <w:t xml:space="preserve"> assign true to that specific listing. It does this for every single manufacturer, transmission type, or condition.</w:t>
+      </w:r>
+      <w:r>
+        <w:t xml:space="preserve"> </w:t>
+      </w:r>
+    </w:p>
+    <w:p>
+      <w:r>
+        <w:t xml:space="preserve">We also need to properly scale our numerical </w:t>
+      </w:r>
+      <w:proofErr w:type="gramStart"/>
+      <w:r>
+        <w:t>features</w:t>
+      </w:r>
+      <w:r>
+        <w:t>,</w:t>
+      </w:r>
+      <w:proofErr w:type="gramEnd"/>
+      <w:r>
+        <w:t xml:space="preserve"> we do this by using </w:t>
+      </w:r>
+      <w:proofErr w:type="spellStart"/>
+      <w:r>
+        <w:t>sklearn’s</w:t>
+      </w:r>
+      <w:proofErr w:type="spellEnd"/>
+      <w:r>
+        <w:t xml:space="preserve"> standard scaler class. We need to do this because the scale of the numbers is vastly different, the price could be in the ten </w:t>
+      </w:r>
+      <w:proofErr w:type="gramStart"/>
+      <w:r>
+        <w:t>thousands</w:t>
+      </w:r>
+      <w:proofErr w:type="gramEnd"/>
+      <w:r>
+        <w:t>, while the year could only be a maximum of 2026, this can heavily skew the data and not give us accurate results.</w:t>
+      </w:r>
+      <w:r>
+        <w:tab/>
+      </w:r>
+    </w:p>
+    <w:p/>
+    <w:p/>
+    <w:p>
+      <w:pPr>
+        <w:pStyle w:val="ListParagraph"/>
+        <w:numPr>
+          <w:ilvl w:val="0"/>
+          <w:numId w:val="2"/>
+        </w:numPr>
+        <w:rPr>
+          <w:sz w:val="32"/>
+          <w:szCs w:val="32"/>
+        </w:rPr>
+      </w:pPr>
+      <w:r>
+        <w:rPr>
+          <w:sz w:val="32"/>
+          <w:szCs w:val="32"/>
+        </w:rPr>
+        <w:t>The Method</w:t>
+      </w:r>
+    </w:p>
+    <w:p>
+      <w:pPr>
+        <w:pStyle w:val="ListParagraph"/>
+        <w:numPr>
+          <w:ilvl w:val="1"/>
+          <w:numId w:val="2"/>
+        </w:numPr>
+        <w:rPr>
+          <w:sz w:val="28"/>
+          <w:szCs w:val="28"/>
+        </w:rPr>
+      </w:pPr>
+      <w:r>
+        <w:rPr>
+          <w:sz w:val="28"/>
+          <w:szCs w:val="28"/>
+        </w:rPr>
+        <w:t>Linear Regression</w:t>
+      </w:r>
+    </w:p>
+    <w:p>
+      <w:pPr>
+        <w:rPr>
+          <w:noProof/>
+        </w:rPr>
+      </w:pPr>
+      <w:r>
+        <w:t xml:space="preserve">For the first algorithm, we used a Multiple Linear Regression model to be our baseline for </w:t>
+      </w:r>
+      <w:proofErr w:type="gramStart"/>
+      <w:r>
+        <w:t>the predictions</w:t>
+      </w:r>
+      <w:proofErr w:type="gramEnd"/>
+      <w:r>
+        <w:t xml:space="preserve">. This type of algorithm is a </w:t>
+      </w:r>
+      <w:r>
+        <w:t>s</w:t>
+      </w:r>
+      <w:r>
+        <w:t xml:space="preserve">upervised learning algorithm, specifically made for modeling a relationship of multiple </w:t>
+      </w:r>
+      <w:r>
+        <w:t>independent</w:t>
+      </w:r>
+      <w:r>
+        <w:t xml:space="preserve"> variable or features and a specific dependent variable. Since our main goal is to predict the price of a vehicle, this algorithm is exactly what solves that problem, it compares multiple </w:t>
+      </w:r>
+      <w:r>
+        <w:t>different</w:t>
+      </w:r>
+      <w:r>
+        <w:t xml:space="preserve"> features to the price. </w:t>
+      </w:r>
+      <w:r>
+        <w:t xml:space="preserve">Mathematically the algorithm has the assumption that the relationships between the many features and the main feature, in our case the price, </w:t>
+      </w:r>
+      <w:proofErr w:type="gramStart"/>
+      <w:r>
+        <w:t>is able to</w:t>
+      </w:r>
+      <w:proofErr w:type="gramEnd"/>
+      <w:r>
+        <w:t xml:space="preserve"> be represented by a linear plane. Using this equation:</w:t>
+      </w:r>
+      <w:r>
+        <w:rPr>
+          <w:noProof/>
+        </w:rPr>
+        <w:t xml:space="preserve"> </w:t>
+      </w:r>
+      <w:r>
+        <w:drawing>
+          <wp:inline distT="0" distB="0" distL="0" distR="0" wp14:anchorId="4A7681B2" wp14:editId="3F5A6321">
+            <wp:extent cx="4420217" cy="504895"/>
+            <wp:effectExtent l="0" t="0" r="0" b="9525"/>
+            <wp:docPr id="1266223840" name="Picture 1"/>
+            <wp:cNvGraphicFramePr>
+              <a:graphicFrameLocks xmlns:a="http://schemas.openxmlformats.org/drawingml/2006/main" noChangeAspect="1"/>
+            </wp:cNvGraphicFramePr>
+            <a:graphic xmlns:a="http://schemas.openxmlformats.org/drawingml/2006/main">
+              <a:graphicData uri="http://schemas.openxmlformats.org/drawingml/2006/picture">
+                <pic:pic xmlns:pic="http://schemas.openxmlformats.org/drawingml/2006/picture">
+                  <pic:nvPicPr>
+                    <pic:cNvPr id="1266223840" name=""/>
+                    <pic:cNvPicPr/>
+                  </pic:nvPicPr>
+                  <pic:blipFill>
+                    <a:blip r:embed="rId10"/>
+                    <a:stretch>
+                      <a:fillRect/>
+                    </a:stretch>
+                  </pic:blipFill>
+                  <pic:spPr>
+                    <a:xfrm>
+                      <a:off x="0" y="0"/>
+                      <a:ext cx="4420217" cy="504895"/>
+                    </a:xfrm>
+                    <a:prstGeom prst="rect">
+                      <a:avLst/>
+                    </a:prstGeom>
+                  </pic:spPr>
+                </pic:pic>
+              </a:graphicData>
+            </a:graphic>
+          </wp:inline>
+        </w:drawing>
+      </w:r>
+    </w:p>
+    <w:p>
+      <w:pPr>
+        <w:rPr>
+          <w:noProof/>
+        </w:rPr>
+      </w:pPr>
+      <w:r>
+        <w:rPr>
+          <w:noProof/>
+        </w:rPr>
+        <w:t xml:space="preserve">The B0 is the baseline price when all features are 0, Bn are the actual features, and </w:t>
+      </w:r>
+      <w:r>
+        <w:rPr>
+          <w:noProof/>
+        </w:rPr>
+        <w:t xml:space="preserve">the last term is the error term represneitng natural variance. </w:t>
+      </w:r>
+    </w:p>
+    <w:p/>
+    <w:p>
+      <w:pPr>
+        <w:pStyle w:val="ListParagraph"/>
+        <w:numPr>
+          <w:ilvl w:val="1"/>
+          <w:numId w:val="2"/>
+        </w:numPr>
+        <w:rPr>
+          <w:sz w:val="28"/>
+          <w:szCs w:val="28"/>
+        </w:rPr>
+      </w:pPr>
+      <w:r>
+        <w:rPr>
+          <w:sz w:val="28"/>
+          <w:szCs w:val="28"/>
+        </w:rPr>
+        <w:t>K -Nearest Neighbors</w:t>
+      </w:r>
+    </w:p>
+    <w:p>
+      <w:r>
+        <w:t xml:space="preserve">For the second algorithm, we used K-Nearest Neighbors Regressor(KNN). Instead of going for a global baseline like the previous algorithm, </w:t>
+      </w:r>
+      <w:proofErr w:type="spellStart"/>
+      <w:r>
+        <w:t>knn</w:t>
+      </w:r>
+      <w:proofErr w:type="spellEnd"/>
+      <w:r>
+        <w:t xml:space="preserve"> approaches the data from an instance-based learning way. Instead of drawing out one line to fit all the data as best as it can, </w:t>
+      </w:r>
+      <w:proofErr w:type="spellStart"/>
+      <w:r>
+        <w:t>knn</w:t>
+      </w:r>
+      <w:proofErr w:type="spellEnd"/>
+      <w:r>
+        <w:t xml:space="preserve"> </w:t>
+      </w:r>
+      <w:proofErr w:type="gramStart"/>
+      <w:r>
+        <w:t>makes the assumption</w:t>
+      </w:r>
+      <w:proofErr w:type="gramEnd"/>
+      <w:r>
+        <w:t xml:space="preserve"> that vehicles with similar features are similarly priced. It finds the k number of listings that are similar </w:t>
+      </w:r>
+      <w:proofErr w:type="gramStart"/>
+      <w:r>
+        <w:t>mathematically, and</w:t>
+      </w:r>
+      <w:proofErr w:type="gramEnd"/>
+      <w:r>
+        <w:t xml:space="preserve"> averages the price for </w:t>
+      </w:r>
+      <w:r>
+        <w:lastRenderedPageBreak/>
+        <w:t xml:space="preserve">that specific vehicle with the specific features. </w:t>
+      </w:r>
+      <w:r>
+        <w:t xml:space="preserve"> Mathematically, to determine which vehicles are similar, it calculates the distance between the data in a multidimensional space using the Euclidean distance formula: </w:t>
+      </w:r>
+    </w:p>
+    <w:p>
+      <w:r>
+        <w:drawing>
+          <wp:inline distT="0" distB="0" distL="0" distR="0" wp14:anchorId="4762509C" wp14:editId="21BB49C4">
+            <wp:extent cx="2715004" cy="1095528"/>
+            <wp:effectExtent l="0" t="0" r="9525" b="9525"/>
+            <wp:docPr id="391752780" name="Picture 1"/>
+            <wp:cNvGraphicFramePr>
+              <a:graphicFrameLocks xmlns:a="http://schemas.openxmlformats.org/drawingml/2006/main" noChangeAspect="1"/>
+            </wp:cNvGraphicFramePr>
+            <a:graphic xmlns:a="http://schemas.openxmlformats.org/drawingml/2006/main">
+              <a:graphicData uri="http://schemas.openxmlformats.org/drawingml/2006/picture">
+                <pic:pic xmlns:pic="http://schemas.openxmlformats.org/drawingml/2006/picture">
+                  <pic:nvPicPr>
+                    <pic:cNvPr id="391752780" name=""/>
+                    <pic:cNvPicPr/>
+                  </pic:nvPicPr>
+                  <pic:blipFill>
+                    <a:blip r:embed="rId11"/>
+                    <a:stretch>
+                      <a:fillRect/>
+                    </a:stretch>
+                  </pic:blipFill>
+                  <pic:spPr>
+                    <a:xfrm>
+                      <a:off x="0" y="0"/>
+                      <a:ext cx="2715004" cy="1095528"/>
+                    </a:xfrm>
+                    <a:prstGeom prst="rect">
+                      <a:avLst/>
+                    </a:prstGeom>
+                  </pic:spPr>
+                </pic:pic>
+              </a:graphicData>
+            </a:graphic>
+          </wp:inline>
+        </w:drawing>
+      </w:r>
+    </w:p>
+    <w:p>
+      <w:r>
+        <w:t>In this formula, the q and p are a single feature but in different vehicle listings, while n is the total amount of features we are comparing.</w:t>
+      </w:r>
+      <w:r>
+        <w:t xml:space="preserve"> After the distance is calculated of the different vehicle listings, the algorithm takes the average of the closest K neighbors which gives us the price for that specific vehicle with those features.</w:t>
+      </w:r>
+    </w:p>
+    <w:p/>
+    <w:p/>
+    <w:p/>
+    <w:p/>
+    <w:p/>
+    <w:p/>
+    <w:p/>
+    <w:p/>
+    <w:p>
+      <w:pPr>
+        <w:spacing w:after="0" w:line="240" w:lineRule="auto"/>
+      </w:pPr>
       <w:r>
         <w:br w:type="page"/>
       </w:r>
     </w:p>
+    <w:p/>
     <w:p>
       <w:r>
         <w:rPr>
           <w:sz w:val="36"/>
           <w:szCs w:val="36"/>
         </w:rPr>
-        <w:lastRenderedPageBreak/>
         <w:t>References:</w:t>
       </w:r>
     </w:p>

--- a/Used Car Price Prediction Report - Daniel Potapov.docx
+++ b/Used Car Price Prediction Report - Daniel Potapov.docx
@@ -75,21 +75,7 @@
         <w:t>04/27/2026</w:t>
       </w:r>
     </w:p>
-    <w:p>
-      <w:pPr>
-        <w:jc w:val="center"/>
-      </w:pPr>
-    </w:p>
-    <w:p>
-      <w:pPr>
-        <w:jc w:val="center"/>
-      </w:pPr>
-    </w:p>
-    <w:p>
-      <w:pPr>
-        <w:jc w:val="center"/>
-      </w:pPr>
-    </w:p>
+    <w:p/>
     <w:p>
       <w:pPr>
         <w:pStyle w:val="ListParagraph"/>
@@ -207,10 +193,7 @@
         </w:numPr>
       </w:pPr>
       <w:r>
-        <w:t xml:space="preserve">The </w:t>
-      </w:r>
-      <w:r>
-        <w:t>Method</w:t>
+        <w:t>The Method</w:t>
       </w:r>
     </w:p>
     <w:p>
@@ -267,7 +250,10 @@
         </w:numPr>
       </w:pPr>
       <w:r>
-        <w:t>Linear Regression Results</w:t>
+        <w:t>Experimental S</w:t>
+      </w:r>
+      <w:r>
+        <w:t>etup</w:t>
       </w:r>
     </w:p>
     <w:p>
@@ -279,10 +265,31 @@
         </w:numPr>
       </w:pPr>
       <w:r>
-        <w:t xml:space="preserve">K -Nearest </w:t>
-      </w:r>
-      <w:r>
-        <w:t>Neighbors Results</w:t>
+        <w:t>Linear Regression Results</w:t>
+      </w:r>
+    </w:p>
+    <w:p>
+      <w:pPr>
+        <w:pStyle w:val="ListParagraph"/>
+        <w:numPr>
+          <w:ilvl w:val="1"/>
+          <w:numId w:val="2"/>
+        </w:numPr>
+      </w:pPr>
+      <w:r>
+        <w:t>K -Nearest Neighbors Results</w:t>
+      </w:r>
+    </w:p>
+    <w:p>
+      <w:pPr>
+        <w:pStyle w:val="ListParagraph"/>
+        <w:numPr>
+          <w:ilvl w:val="1"/>
+          <w:numId w:val="2"/>
+        </w:numPr>
+      </w:pPr>
+      <w:r>
+        <w:t>Method Experiment</w:t>
       </w:r>
     </w:p>
     <w:p>
@@ -339,6 +346,7 @@
         <w:t>Source Code</w:t>
       </w:r>
     </w:p>
+    <w:p/>
     <w:p>
       <w:pPr>
         <w:pStyle w:val="ListParagraph"/>
@@ -356,7 +364,6 @@
           <w:sz w:val="32"/>
           <w:szCs w:val="32"/>
         </w:rPr>
-        <w:lastRenderedPageBreak/>
         <w:t>Introduction</w:t>
       </w:r>
     </w:p>
@@ -641,7 +648,6 @@
           <w:sz w:val="28"/>
           <w:szCs w:val="28"/>
         </w:rPr>
-        <w:lastRenderedPageBreak/>
         <w:t>Visualization</w:t>
       </w:r>
     </w:p>
@@ -1186,17 +1192,11 @@
       </w:r>
       <w:proofErr w:type="gramStart"/>
       <w:r>
-        <w:t>M</w:t>
-      </w:r>
-      <w:r>
-        <w:t>anufacturer</w:t>
-      </w:r>
-      <w:proofErr w:type="gramEnd"/>
-      <w:r>
-        <w:t xml:space="preserve"> </w:t>
-      </w:r>
-      <w:r>
-        <w:t xml:space="preserve">for example, </w:t>
+        <w:t>Manufacturer</w:t>
+      </w:r>
+      <w:proofErr w:type="gramEnd"/>
+      <w:r>
+        <w:t xml:space="preserve"> for example, </w:t>
       </w:r>
       <w:proofErr w:type="gramStart"/>
       <w:r>
@@ -1204,13 +1204,7 @@
       </w:r>
       <w:proofErr w:type="gramEnd"/>
       <w:r>
-        <w:t xml:space="preserve"> multiple new columns with every manufacturer found in the data set and assigns it a true of false based on the vehicle listing. Meaning, if the </w:t>
-      </w:r>
-      <w:r>
-        <w:t xml:space="preserve">manufacturer </w:t>
-      </w:r>
-      <w:r>
-        <w:t xml:space="preserve">for a specific listing was ford, this encoding function will create a new column/feature and call it </w:t>
+        <w:t xml:space="preserve"> multiple new columns with every manufacturer found in the data set and assigns it a true of false based on the vehicle listing. Meaning, if the manufacturer for a specific listing was ford, this encoding function will create a new column/feature and call it </w:t>
       </w:r>
       <w:proofErr w:type="spellStart"/>
       <w:r>
@@ -1362,6 +1356,9 @@
         <w:t xml:space="preserve"> </w:t>
       </w:r>
       <w:r>
+        <w:rPr>
+          <w:noProof/>
+        </w:rPr>
         <w:drawing>
           <wp:inline distT="0" distB="0" distL="0" distR="0" wp14:anchorId="4A7681B2" wp14:editId="3F5A6321">
             <wp:extent cx="4420217" cy="504895"/>
@@ -1409,6 +1406,19 @@
         <w:rPr>
           <w:noProof/>
         </w:rPr>
+        <w:t>(Gereated with Gemini Pro)</w:t>
+      </w:r>
+    </w:p>
+    <w:p>
+      <w:pPr>
+        <w:rPr>
+          <w:noProof/>
+        </w:rPr>
+      </w:pPr>
+      <w:r>
+        <w:rPr>
+          <w:noProof/>
+        </w:rPr>
         <w:t xml:space="preserve">The B0 is the baseline price when all features are 0, Bn are the actual features, and </w:t>
       </w:r>
       <w:r>
@@ -1449,7 +1459,11 @@
       </w:r>
       <w:proofErr w:type="spellEnd"/>
       <w:r>
-        <w:t xml:space="preserve"> approaches the data from an instance-based learning way. Instead of drawing out one line to fit all the data as best as it can, </w:t>
+        <w:t xml:space="preserve"> approaches the data from an instance-based learning way. Instead of drawing out one line to fit all the data as best as it </w:t>
+      </w:r>
+      <w:r>
+        <w:lastRenderedPageBreak/>
+        <w:t xml:space="preserve">can, </w:t>
       </w:r>
       <w:proofErr w:type="spellStart"/>
       <w:r>
@@ -1473,11 +1487,7 @@
       </w:r>
       <w:proofErr w:type="gramEnd"/>
       <w:r>
-        <w:t xml:space="preserve"> averages the price for </w:t>
-      </w:r>
-      <w:r>
-        <w:lastRenderedPageBreak/>
-        <w:t xml:space="preserve">that specific vehicle with the specific features. </w:t>
+        <w:t xml:space="preserve"> averages the price for that specific vehicle with the specific features. </w:t>
       </w:r>
       <w:r>
         <w:t xml:space="preserve"> Mathematically, to determine which vehicles are similar, it calculates the distance between the data in a multidimensional space using the Euclidean distance formula: </w:t>
@@ -1485,6 +1495,9 @@
     </w:p>
     <w:p>
       <w:r>
+        <w:rPr>
+          <w:noProof/>
+        </w:rPr>
         <w:drawing>
           <wp:inline distT="0" distB="0" distL="0" distR="0" wp14:anchorId="4762509C" wp14:editId="21BB49C4">
             <wp:extent cx="2715004" cy="1095528"/>
@@ -1523,31 +1536,1002 @@
       </w:r>
     </w:p>
     <w:p>
+      <w:pPr>
+        <w:rPr>
+          <w:noProof/>
+        </w:rPr>
+      </w:pPr>
+      <w:r>
+        <w:rPr>
+          <w:noProof/>
+        </w:rPr>
+        <w:t>(Gereated with Gemini Pro)</w:t>
+      </w:r>
+    </w:p>
+    <w:p>
       <w:r>
         <w:t>In this formula, the q and p are a single feature but in different vehicle listings, while n is the total amount of features we are comparing.</w:t>
       </w:r>
       <w:r>
         <w:t xml:space="preserve"> After the distance is calculated of the different vehicle listings, the algorithm takes the average of the closest K neighbors which gives us the price for that specific vehicle with those features.</w:t>
+      </w:r>
+    </w:p>
+    <w:p>
+      <w:pPr>
+        <w:pStyle w:val="ListParagraph"/>
+        <w:numPr>
+          <w:ilvl w:val="0"/>
+          <w:numId w:val="6"/>
+        </w:numPr>
+        <w:rPr>
+          <w:sz w:val="32"/>
+          <w:szCs w:val="32"/>
+        </w:rPr>
+      </w:pPr>
+      <w:r>
+        <w:rPr>
+          <w:sz w:val="32"/>
+          <w:szCs w:val="32"/>
+        </w:rPr>
+        <w:t>Results</w:t>
+      </w:r>
+    </w:p>
+    <w:p>
+      <w:pPr>
+        <w:pStyle w:val="ListParagraph"/>
+        <w:numPr>
+          <w:ilvl w:val="1"/>
+          <w:numId w:val="6"/>
+        </w:numPr>
+        <w:rPr>
+          <w:sz w:val="28"/>
+          <w:szCs w:val="28"/>
+        </w:rPr>
+      </w:pPr>
+      <w:r>
+        <w:rPr>
+          <w:sz w:val="28"/>
+          <w:szCs w:val="28"/>
+        </w:rPr>
+        <w:t>Experimental S</w:t>
+      </w:r>
+      <w:r>
+        <w:rPr>
+          <w:sz w:val="28"/>
+          <w:szCs w:val="28"/>
+        </w:rPr>
+        <w:t>e</w:t>
+      </w:r>
+      <w:r>
+        <w:rPr>
+          <w:sz w:val="28"/>
+          <w:szCs w:val="28"/>
+        </w:rPr>
+        <w:t>t</w:t>
+      </w:r>
+      <w:r>
+        <w:rPr>
+          <w:sz w:val="28"/>
+          <w:szCs w:val="28"/>
+        </w:rPr>
+        <w:t>u</w:t>
+      </w:r>
+      <w:r>
+        <w:rPr>
+          <w:sz w:val="28"/>
+          <w:szCs w:val="28"/>
+        </w:rPr>
+        <w:t>p</w:t>
+      </w:r>
+    </w:p>
+    <w:p>
+      <w:r>
+        <w:t xml:space="preserve">In the experimental step, we will be running our data set through our two algorithms. Our cleaned and encoded data set is now around </w:t>
+      </w:r>
+      <w:proofErr w:type="gramStart"/>
+      <w:r>
+        <w:t>a size of 370,000</w:t>
+      </w:r>
+      <w:proofErr w:type="gramEnd"/>
+      <w:r>
+        <w:t xml:space="preserve"> vehicle listings, we split this data into training and testing, making </w:t>
+      </w:r>
+      <w:proofErr w:type="gramStart"/>
+      <w:r>
+        <w:t>a</w:t>
+      </w:r>
+      <w:proofErr w:type="gramEnd"/>
+      <w:r>
+        <w:t xml:space="preserve"> 80% and 20% split into X </w:t>
+      </w:r>
+      <w:proofErr w:type="gramStart"/>
+      <w:r>
+        <w:t>and y</w:t>
+      </w:r>
+      <w:proofErr w:type="gramEnd"/>
+      <w:r>
+        <w:t xml:space="preserve"> data frames respectively. The two models will learn on the training data frame X, and make tests with the testing </w:t>
+      </w:r>
+      <w:r>
+        <w:t>data frame</w:t>
+      </w:r>
+      <w:r>
+        <w:t xml:space="preserve"> y. The models </w:t>
+      </w:r>
+      <w:proofErr w:type="gramStart"/>
+      <w:r>
+        <w:t>where</w:t>
+      </w:r>
+      <w:proofErr w:type="gramEnd"/>
+      <w:r>
+        <w:t xml:space="preserve"> </w:t>
+      </w:r>
+      <w:r>
+        <w:t>implemented</w:t>
+      </w:r>
+      <w:r>
+        <w:t xml:space="preserve"> in Python, </w:t>
+      </w:r>
+      <w:r>
+        <w:t>using</w:t>
+      </w:r>
+      <w:r>
+        <w:t xml:space="preserve"> the Pandas, Matplotlib, and Seaborn libraries. </w:t>
+      </w:r>
+      <w:r>
+        <w:t xml:space="preserve">We will be evaluating </w:t>
+      </w:r>
+      <w:proofErr w:type="gramStart"/>
+      <w:r>
+        <w:t>both of the models</w:t>
+      </w:r>
+      <w:proofErr w:type="gramEnd"/>
+      <w:r>
+        <w:t xml:space="preserve"> using three methods: Mean Absolute Error(MAE), Root Mean Squared Error(RMSE), and R-Squared. </w:t>
+      </w:r>
+      <w:r>
+        <w:t xml:space="preserve">MAE is the </w:t>
+      </w:r>
+      <w:proofErr w:type="gramStart"/>
+      <w:r>
+        <w:t>average of the</w:t>
+      </w:r>
+      <w:proofErr w:type="gramEnd"/>
+      <w:r>
+        <w:t xml:space="preserve"> sum of all the errors, RMSE is the square root of the MAE, and R-Squared is the proportion of variance in the dependent variable, or how well the model fits the data.</w:t>
+      </w:r>
+      <w:r>
+        <w:t xml:space="preserve"> All three of these evaluation metrics will show us how off the model is compared to the actual data set.</w:t>
+      </w:r>
+    </w:p>
+    <w:p>
+      <w:pPr>
+        <w:pStyle w:val="ListParagraph"/>
+        <w:numPr>
+          <w:ilvl w:val="1"/>
+          <w:numId w:val="6"/>
+        </w:numPr>
+        <w:rPr>
+          <w:sz w:val="28"/>
+          <w:szCs w:val="28"/>
+        </w:rPr>
+      </w:pPr>
+      <w:r>
+        <w:rPr>
+          <w:sz w:val="28"/>
+          <w:szCs w:val="28"/>
+        </w:rPr>
+        <w:t>Linear Regression Results</w:t>
+      </w:r>
+    </w:p>
+    <w:p>
+      <w:r>
+        <w:t>After running our dataset through our linear regression model, we see the following results:</w:t>
+      </w:r>
+    </w:p>
+    <w:p>
+      <w:r>
+        <w:lastRenderedPageBreak/>
+        <w:drawing>
+          <wp:inline distT="0" distB="0" distL="0" distR="0" wp14:anchorId="0560BC43" wp14:editId="6B2300F9">
+            <wp:extent cx="3562847" cy="866896"/>
+            <wp:effectExtent l="0" t="0" r="0" b="9525"/>
+            <wp:docPr id="336490050" name="Picture 1"/>
+            <wp:cNvGraphicFramePr>
+              <a:graphicFrameLocks xmlns:a="http://schemas.openxmlformats.org/drawingml/2006/main" noChangeAspect="1"/>
+            </wp:cNvGraphicFramePr>
+            <a:graphic xmlns:a="http://schemas.openxmlformats.org/drawingml/2006/main">
+              <a:graphicData uri="http://schemas.openxmlformats.org/drawingml/2006/picture">
+                <pic:pic xmlns:pic="http://schemas.openxmlformats.org/drawingml/2006/picture">
+                  <pic:nvPicPr>
+                    <pic:cNvPr id="336490050" name=""/>
+                    <pic:cNvPicPr/>
+                  </pic:nvPicPr>
+                  <pic:blipFill>
+                    <a:blip r:embed="rId12"/>
+                    <a:stretch>
+                      <a:fillRect/>
+                    </a:stretch>
+                  </pic:blipFill>
+                  <pic:spPr>
+                    <a:xfrm>
+                      <a:off x="0" y="0"/>
+                      <a:ext cx="3562847" cy="866896"/>
+                    </a:xfrm>
+                    <a:prstGeom prst="rect">
+                      <a:avLst/>
+                    </a:prstGeom>
+                  </pic:spPr>
+                </pic:pic>
+              </a:graphicData>
+            </a:graphic>
+          </wp:inline>
+        </w:drawing>
+      </w:r>
+    </w:p>
+    <w:p>
+      <w:r>
+        <w:t xml:space="preserve">The </w:t>
+      </w:r>
+      <w:proofErr w:type="gramStart"/>
+      <w:r>
+        <w:t>average of</w:t>
+      </w:r>
+      <w:proofErr w:type="gramEnd"/>
+      <w:r>
+        <w:t xml:space="preserve"> errors show that the algorithm was off by 6,149.64 from the actual listed price. The R-squared part gives us a percentage of 62.38%, which in </w:t>
+      </w:r>
+      <w:proofErr w:type="gramStart"/>
+      <w:r>
+        <w:t>term</w:t>
+      </w:r>
+      <w:proofErr w:type="gramEnd"/>
+      <w:r>
+        <w:t xml:space="preserve"> can be said as the </w:t>
+      </w:r>
+      <w:proofErr w:type="gramStart"/>
+      <w:r>
+        <w:t>models</w:t>
+      </w:r>
+      <w:proofErr w:type="gramEnd"/>
+      <w:r>
+        <w:t xml:space="preserve"> accuracy overall. Analyzing some of the Coefficients we can see why the accuracy is not as high.</w:t>
+      </w:r>
+    </w:p>
+    <w:p>
+      <w:r>
+        <w:drawing>
+          <wp:inline distT="0" distB="0" distL="0" distR="0" wp14:anchorId="6EB1DFF9" wp14:editId="38EA3491">
+            <wp:extent cx="3848637" cy="2743583"/>
+            <wp:effectExtent l="0" t="0" r="0" b="0"/>
+            <wp:docPr id="863648469" name="Picture 1"/>
+            <wp:cNvGraphicFramePr>
+              <a:graphicFrameLocks xmlns:a="http://schemas.openxmlformats.org/drawingml/2006/main" noChangeAspect="1"/>
+            </wp:cNvGraphicFramePr>
+            <a:graphic xmlns:a="http://schemas.openxmlformats.org/drawingml/2006/main">
+              <a:graphicData uri="http://schemas.openxmlformats.org/drawingml/2006/picture">
+                <pic:pic xmlns:pic="http://schemas.openxmlformats.org/drawingml/2006/picture">
+                  <pic:nvPicPr>
+                    <pic:cNvPr id="863648469" name=""/>
+                    <pic:cNvPicPr/>
+                  </pic:nvPicPr>
+                  <pic:blipFill>
+                    <a:blip r:embed="rId13"/>
+                    <a:stretch>
+                      <a:fillRect/>
+                    </a:stretch>
+                  </pic:blipFill>
+                  <pic:spPr>
+                    <a:xfrm>
+                      <a:off x="0" y="0"/>
+                      <a:ext cx="3848637" cy="2743583"/>
+                    </a:xfrm>
+                    <a:prstGeom prst="rect">
+                      <a:avLst/>
+                    </a:prstGeom>
+                  </pic:spPr>
+                </pic:pic>
+              </a:graphicData>
+            </a:graphic>
+          </wp:inline>
+        </w:drawing>
+      </w:r>
+    </w:p>
+    <w:p>
+      <w:r>
+        <w:t xml:space="preserve">We can see that manufacturers like Ferrari or Aston </w:t>
+      </w:r>
+      <w:proofErr w:type="gramStart"/>
+      <w:r>
+        <w:t>martin,</w:t>
+      </w:r>
+      <w:proofErr w:type="gramEnd"/>
+      <w:r>
+        <w:t xml:space="preserve"> add a lot of value to a vehicle listing, Ferrari adding over 48,000 for example. On the other </w:t>
+      </w:r>
+      <w:proofErr w:type="gramStart"/>
+      <w:r>
+        <w:t>hand</w:t>
+      </w:r>
+      <w:proofErr w:type="gramEnd"/>
+      <w:r>
+        <w:t xml:space="preserve"> if the manufacturer is fiat, the model subtracts 9,000 from the vehicle listing. This </w:t>
+      </w:r>
+      <w:proofErr w:type="gramStart"/>
+      <w:r>
+        <w:t>is shows</w:t>
+      </w:r>
+      <w:proofErr w:type="gramEnd"/>
+      <w:r>
+        <w:t xml:space="preserve"> us how the models </w:t>
+      </w:r>
+      <w:proofErr w:type="gramStart"/>
+      <w:r>
+        <w:t>perceives</w:t>
+      </w:r>
+      <w:proofErr w:type="gramEnd"/>
+      <w:r>
+        <w:t xml:space="preserve"> different features of a vehicle listing, this can also cause some bias or skewing of the data overall, since the model is not </w:t>
+      </w:r>
+      <w:r>
+        <w:t>necessarily</w:t>
+      </w:r>
+      <w:r>
+        <w:t xml:space="preserve"> able to determine a luxury brand. Since for example, if the car being manual subtracts price, the value of it will be lower as determined by the model, even though the brand can be a luxury brand.</w:t>
+      </w:r>
+    </w:p>
+    <w:p>
+      <w:pPr>
+        <w:pStyle w:val="ListParagraph"/>
+        <w:numPr>
+          <w:ilvl w:val="1"/>
+          <w:numId w:val="6"/>
+        </w:numPr>
+        <w:rPr>
+          <w:sz w:val="28"/>
+          <w:szCs w:val="28"/>
+        </w:rPr>
+      </w:pPr>
+      <w:r>
+        <w:rPr>
+          <w:sz w:val="28"/>
+          <w:szCs w:val="28"/>
+        </w:rPr>
+        <w:t>K -Nearest Neighbors Results</w:t>
+      </w:r>
+    </w:p>
+    <w:p>
+      <w:r>
+        <w:t>Running the model through our KNN algorithm gives us better results overall:</w:t>
+      </w:r>
+    </w:p>
+    <w:p>
+      <w:r>
+        <w:drawing>
+          <wp:inline distT="0" distB="0" distL="0" distR="0" wp14:anchorId="7DFFB9A8" wp14:editId="56826A06">
+            <wp:extent cx="3648584" cy="600159"/>
+            <wp:effectExtent l="0" t="0" r="0" b="9525"/>
+            <wp:docPr id="671708161" name="Picture 1"/>
+            <wp:cNvGraphicFramePr>
+              <a:graphicFrameLocks xmlns:a="http://schemas.openxmlformats.org/drawingml/2006/main" noChangeAspect="1"/>
+            </wp:cNvGraphicFramePr>
+            <a:graphic xmlns:a="http://schemas.openxmlformats.org/drawingml/2006/main">
+              <a:graphicData uri="http://schemas.openxmlformats.org/drawingml/2006/picture">
+                <pic:pic xmlns:pic="http://schemas.openxmlformats.org/drawingml/2006/picture">
+                  <pic:nvPicPr>
+                    <pic:cNvPr id="671708161" name=""/>
+                    <pic:cNvPicPr/>
+                  </pic:nvPicPr>
+                  <pic:blipFill>
+                    <a:blip r:embed="rId14"/>
+                    <a:stretch>
+                      <a:fillRect/>
+                    </a:stretch>
+                  </pic:blipFill>
+                  <pic:spPr>
+                    <a:xfrm>
+                      <a:off x="0" y="0"/>
+                      <a:ext cx="3648584" cy="600159"/>
+                    </a:xfrm>
+                    <a:prstGeom prst="rect">
+                      <a:avLst/>
+                    </a:prstGeom>
+                  </pic:spPr>
+                </pic:pic>
+              </a:graphicData>
+            </a:graphic>
+          </wp:inline>
+        </w:drawing>
+      </w:r>
+    </w:p>
+    <w:p>
+      <w:r>
+        <w:lastRenderedPageBreak/>
+        <w:t xml:space="preserve">Now the </w:t>
+      </w:r>
+      <w:proofErr w:type="gramStart"/>
+      <w:r>
+        <w:t>average</w:t>
+      </w:r>
+      <w:proofErr w:type="gramEnd"/>
+      <w:r>
+        <w:t xml:space="preserve"> of errors is around 3,000, which is more than a 50% improvement. The RMSE is also down by 3,000, which proves that KNN </w:t>
+      </w:r>
+      <w:proofErr w:type="gramStart"/>
+      <w:r>
+        <w:t>is able to</w:t>
+      </w:r>
+      <w:proofErr w:type="gramEnd"/>
+      <w:r>
+        <w:t xml:space="preserve"> better deal with any outliers in the data when compared to linear regression, being able to reduce the impact of those outliers. Lastly, the accuracy has also increased by 20%, reaching 83.21%. Since linear regression takes a global average, KNN approaches the problem in local patterns or averages, </w:t>
+      </w:r>
+      <w:r>
+        <w:t>hence</w:t>
+      </w:r>
+      <w:r>
+        <w:t xml:space="preserve"> why we see better performance when using KNN. </w:t>
+      </w:r>
+    </w:p>
+    <w:p/>
+    <w:p>
+      <w:pPr>
+        <w:pStyle w:val="ListParagraph"/>
+        <w:numPr>
+          <w:ilvl w:val="1"/>
+          <w:numId w:val="6"/>
+        </w:numPr>
+        <w:rPr>
+          <w:sz w:val="28"/>
+          <w:szCs w:val="28"/>
+        </w:rPr>
+      </w:pPr>
+      <w:r>
+        <w:rPr>
+          <w:sz w:val="28"/>
+          <w:szCs w:val="28"/>
+        </w:rPr>
+        <w:t xml:space="preserve">Method Experiment </w:t>
+      </w:r>
+    </w:p>
+    <w:p>
+      <w:r>
+        <w:t xml:space="preserve">One of the experiments we can try on our models is seeing how they react to the use of proper scaling of numerical data, to see if there is even a point to </w:t>
+      </w:r>
+      <w:proofErr w:type="gramStart"/>
+      <w:r>
+        <w:t>use</w:t>
+      </w:r>
+      <w:proofErr w:type="gramEnd"/>
+      <w:r>
+        <w:t xml:space="preserve"> the Scaler function. In the data preprocessing </w:t>
+      </w:r>
+      <w:proofErr w:type="gramStart"/>
+      <w:r>
+        <w:t>step</w:t>
+      </w:r>
+      <w:proofErr w:type="gramEnd"/>
+      <w:r>
+        <w:t xml:space="preserve"> we remove the numerical scaling step, and these are the results we get:</w:t>
+      </w:r>
+    </w:p>
+    <w:p>
+      <w:r>
+        <w:t xml:space="preserve">For Linear Regression: </w:t>
+      </w:r>
+    </w:p>
+    <w:p>
+      <w:r>
+        <w:drawing>
+          <wp:inline distT="0" distB="0" distL="0" distR="0" wp14:anchorId="501A5632" wp14:editId="1D69970E">
+            <wp:extent cx="3696216" cy="628738"/>
+            <wp:effectExtent l="0" t="0" r="0" b="0"/>
+            <wp:docPr id="1714467735" name="Picture 1"/>
+            <wp:cNvGraphicFramePr>
+              <a:graphicFrameLocks xmlns:a="http://schemas.openxmlformats.org/drawingml/2006/main" noChangeAspect="1"/>
+            </wp:cNvGraphicFramePr>
+            <a:graphic xmlns:a="http://schemas.openxmlformats.org/drawingml/2006/main">
+              <a:graphicData uri="http://schemas.openxmlformats.org/drawingml/2006/picture">
+                <pic:pic xmlns:pic="http://schemas.openxmlformats.org/drawingml/2006/picture">
+                  <pic:nvPicPr>
+                    <pic:cNvPr id="1714467735" name=""/>
+                    <pic:cNvPicPr/>
+                  </pic:nvPicPr>
+                  <pic:blipFill>
+                    <a:blip r:embed="rId15"/>
+                    <a:stretch>
+                      <a:fillRect/>
+                    </a:stretch>
+                  </pic:blipFill>
+                  <pic:spPr>
+                    <a:xfrm>
+                      <a:off x="0" y="0"/>
+                      <a:ext cx="3696216" cy="628738"/>
+                    </a:xfrm>
+                    <a:prstGeom prst="rect">
+                      <a:avLst/>
+                    </a:prstGeom>
+                  </pic:spPr>
+                </pic:pic>
+              </a:graphicData>
+            </a:graphic>
+          </wp:inline>
+        </w:drawing>
+      </w:r>
+    </w:p>
+    <w:p>
+      <w:r>
+        <w:t>For KNN:</w:t>
+      </w:r>
+      <w:r>
+        <w:br/>
+      </w:r>
+      <w:r>
+        <w:drawing>
+          <wp:inline distT="0" distB="0" distL="0" distR="0" wp14:anchorId="2F809C46" wp14:editId="73F7F687">
+            <wp:extent cx="3581900" cy="609685"/>
+            <wp:effectExtent l="0" t="0" r="0" b="0"/>
+            <wp:docPr id="849607712" name="Picture 1"/>
+            <wp:cNvGraphicFramePr>
+              <a:graphicFrameLocks xmlns:a="http://schemas.openxmlformats.org/drawingml/2006/main" noChangeAspect="1"/>
+            </wp:cNvGraphicFramePr>
+            <a:graphic xmlns:a="http://schemas.openxmlformats.org/drawingml/2006/main">
+              <a:graphicData uri="http://schemas.openxmlformats.org/drawingml/2006/picture">
+                <pic:pic xmlns:pic="http://schemas.openxmlformats.org/drawingml/2006/picture">
+                  <pic:nvPicPr>
+                    <pic:cNvPr id="849607712" name=""/>
+                    <pic:cNvPicPr/>
+                  </pic:nvPicPr>
+                  <pic:blipFill>
+                    <a:blip r:embed="rId16"/>
+                    <a:stretch>
+                      <a:fillRect/>
+                    </a:stretch>
+                  </pic:blipFill>
+                  <pic:spPr>
+                    <a:xfrm>
+                      <a:off x="0" y="0"/>
+                      <a:ext cx="3581900" cy="609685"/>
+                    </a:xfrm>
+                    <a:prstGeom prst="rect">
+                      <a:avLst/>
+                    </a:prstGeom>
+                  </pic:spPr>
+                </pic:pic>
+              </a:graphicData>
+            </a:graphic>
+          </wp:inline>
+        </w:drawing>
+      </w:r>
+    </w:p>
+    <w:p>
+      <w:r>
+        <w:t xml:space="preserve">Here we can see the real effects of our experiment. When looking at the Linear regression analytics, we can see that in the grand scheme of things, proper numerical scaling does not change the accuracy of the mode. Since linear regression fits all the data together, scaling the numbers does not have a huge effect on the outcome, since the model looks at the entire dataset. However, in the </w:t>
+      </w:r>
+      <w:proofErr w:type="spellStart"/>
+      <w:r>
+        <w:t>knn</w:t>
+      </w:r>
+      <w:proofErr w:type="spellEnd"/>
+      <w:r>
+        <w:t xml:space="preserve"> algorithm, we do see a drastic loss in performance. The </w:t>
+      </w:r>
+      <w:proofErr w:type="spellStart"/>
+      <w:r>
+        <w:t>knn</w:t>
+      </w:r>
+      <w:proofErr w:type="spellEnd"/>
+      <w:r>
+        <w:t xml:space="preserve"> algorithm without proper scaling is </w:t>
+      </w:r>
+      <w:r>
+        <w:t>almost</w:t>
+      </w:r>
+      <w:r>
+        <w:t xml:space="preserve"> the same accuracy as the </w:t>
+      </w:r>
+      <w:r>
+        <w:t>linear</w:t>
+      </w:r>
+      <w:r>
+        <w:t xml:space="preserve"> regression model, and just a couple thousand dollars less in the averages(MAE)</w:t>
+      </w:r>
+      <w:r>
+        <w:t xml:space="preserve">. Since </w:t>
+      </w:r>
+      <w:proofErr w:type="spellStart"/>
+      <w:r>
+        <w:t>knn</w:t>
+      </w:r>
+      <w:proofErr w:type="spellEnd"/>
+      <w:r>
+        <w:t xml:space="preserve"> works in taking group averages, the effects of outliers and the difference in the scale of numbers (year is in 2000s, while odometer can be in the 100,000s) drastically effects performance. This shows us that for the most efficient outcome for </w:t>
+      </w:r>
+      <w:proofErr w:type="spellStart"/>
+      <w:r>
+        <w:t>knn</w:t>
+      </w:r>
+      <w:proofErr w:type="spellEnd"/>
+      <w:r>
+        <w:t xml:space="preserve"> specifically, scaling numbers is very important.</w:t>
+      </w:r>
+    </w:p>
+    <w:p>
+      <w:r>
+        <w:t xml:space="preserve">Another way of </w:t>
+      </w:r>
+      <w:r>
+        <w:t>experiment</w:t>
+      </w:r>
+      <w:r>
+        <w:t xml:space="preserve"> with our models, </w:t>
+      </w:r>
+      <w:r>
+        <w:t>specifically</w:t>
+      </w:r>
+      <w:r>
+        <w:t xml:space="preserve"> the </w:t>
+      </w:r>
+      <w:proofErr w:type="spellStart"/>
+      <w:r>
+        <w:t>knn</w:t>
+      </w:r>
+      <w:proofErr w:type="spellEnd"/>
+      <w:r>
+        <w:t xml:space="preserve"> one, we can pick a different k for the algorithm.</w:t>
+      </w:r>
+      <w:r>
+        <w:t xml:space="preserve"> Our last runs </w:t>
+      </w:r>
+      <w:proofErr w:type="gramStart"/>
+      <w:r>
+        <w:t>where</w:t>
+      </w:r>
+      <w:proofErr w:type="gramEnd"/>
+      <w:r>
+        <w:t xml:space="preserve"> all done with k = 5, now taking k = 10 we get these results: </w:t>
+      </w:r>
+    </w:p>
+    <w:p>
+      <w:r>
+        <w:lastRenderedPageBreak/>
+        <w:drawing>
+          <wp:inline distT="0" distB="0" distL="0" distR="0" wp14:anchorId="48F6BBE3" wp14:editId="3C92C98F">
+            <wp:extent cx="3629532" cy="581106"/>
+            <wp:effectExtent l="0" t="0" r="9525" b="9525"/>
+            <wp:docPr id="355539661" name="Picture 1"/>
+            <wp:cNvGraphicFramePr>
+              <a:graphicFrameLocks xmlns:a="http://schemas.openxmlformats.org/drawingml/2006/main" noChangeAspect="1"/>
+            </wp:cNvGraphicFramePr>
+            <a:graphic xmlns:a="http://schemas.openxmlformats.org/drawingml/2006/main">
+              <a:graphicData uri="http://schemas.openxmlformats.org/drawingml/2006/picture">
+                <pic:pic xmlns:pic="http://schemas.openxmlformats.org/drawingml/2006/picture">
+                  <pic:nvPicPr>
+                    <pic:cNvPr id="355539661" name=""/>
+                    <pic:cNvPicPr/>
+                  </pic:nvPicPr>
+                  <pic:blipFill>
+                    <a:blip r:embed="rId17"/>
+                    <a:stretch>
+                      <a:fillRect/>
+                    </a:stretch>
+                  </pic:blipFill>
+                  <pic:spPr>
+                    <a:xfrm>
+                      <a:off x="0" y="0"/>
+                      <a:ext cx="3629532" cy="581106"/>
+                    </a:xfrm>
+                    <a:prstGeom prst="rect">
+                      <a:avLst/>
+                    </a:prstGeom>
+                  </pic:spPr>
+                </pic:pic>
+              </a:graphicData>
+            </a:graphic>
+          </wp:inline>
+        </w:drawing>
+      </w:r>
+    </w:p>
+    <w:p>
+      <w:r>
+        <w:t xml:space="preserve">For k = </w:t>
+      </w:r>
+      <w:r>
+        <w:t>2</w:t>
+      </w:r>
+      <w:r>
+        <w:t>5</w:t>
+      </w:r>
+    </w:p>
+    <w:p>
+      <w:r>
+        <w:drawing>
+          <wp:inline distT="0" distB="0" distL="0" distR="0" wp14:anchorId="09A3DF05" wp14:editId="6EAF8427">
+            <wp:extent cx="3658111" cy="628738"/>
+            <wp:effectExtent l="0" t="0" r="0" b="0"/>
+            <wp:docPr id="1152766736" name="Picture 1"/>
+            <wp:cNvGraphicFramePr>
+              <a:graphicFrameLocks xmlns:a="http://schemas.openxmlformats.org/drawingml/2006/main" noChangeAspect="1"/>
+            </wp:cNvGraphicFramePr>
+            <a:graphic xmlns:a="http://schemas.openxmlformats.org/drawingml/2006/main">
+              <a:graphicData uri="http://schemas.openxmlformats.org/drawingml/2006/picture">
+                <pic:pic xmlns:pic="http://schemas.openxmlformats.org/drawingml/2006/picture">
+                  <pic:nvPicPr>
+                    <pic:cNvPr id="1152766736" name=""/>
+                    <pic:cNvPicPr/>
+                  </pic:nvPicPr>
+                  <pic:blipFill>
+                    <a:blip r:embed="rId18"/>
+                    <a:stretch>
+                      <a:fillRect/>
+                    </a:stretch>
+                  </pic:blipFill>
+                  <pic:spPr>
+                    <a:xfrm>
+                      <a:off x="0" y="0"/>
+                      <a:ext cx="3658111" cy="628738"/>
+                    </a:xfrm>
+                    <a:prstGeom prst="rect">
+                      <a:avLst/>
+                    </a:prstGeom>
+                  </pic:spPr>
+                </pic:pic>
+              </a:graphicData>
+            </a:graphic>
+          </wp:inline>
+        </w:drawing>
+      </w:r>
+    </w:p>
+    <w:p>
+      <w:r>
+        <w:t>For k = 50</w:t>
+      </w:r>
+    </w:p>
+    <w:p>
+      <w:r>
+        <w:drawing>
+          <wp:inline distT="0" distB="0" distL="0" distR="0" wp14:anchorId="1AA378B0" wp14:editId="0C59AD24">
+            <wp:extent cx="3667637" cy="571580"/>
+            <wp:effectExtent l="0" t="0" r="0" b="0"/>
+            <wp:docPr id="2046552174" name="Picture 1"/>
+            <wp:cNvGraphicFramePr>
+              <a:graphicFrameLocks xmlns:a="http://schemas.openxmlformats.org/drawingml/2006/main" noChangeAspect="1"/>
+            </wp:cNvGraphicFramePr>
+            <a:graphic xmlns:a="http://schemas.openxmlformats.org/drawingml/2006/main">
+              <a:graphicData uri="http://schemas.openxmlformats.org/drawingml/2006/picture">
+                <pic:pic xmlns:pic="http://schemas.openxmlformats.org/drawingml/2006/picture">
+                  <pic:nvPicPr>
+                    <pic:cNvPr id="2046552174" name=""/>
+                    <pic:cNvPicPr/>
+                  </pic:nvPicPr>
+                  <pic:blipFill>
+                    <a:blip r:embed="rId19"/>
+                    <a:stretch>
+                      <a:fillRect/>
+                    </a:stretch>
+                  </pic:blipFill>
+                  <pic:spPr>
+                    <a:xfrm>
+                      <a:off x="0" y="0"/>
+                      <a:ext cx="3667637" cy="571580"/>
+                    </a:xfrm>
+                    <a:prstGeom prst="rect">
+                      <a:avLst/>
+                    </a:prstGeom>
+                  </pic:spPr>
+                </pic:pic>
+              </a:graphicData>
+            </a:graphic>
+          </wp:inline>
+        </w:drawing>
+      </w:r>
+    </w:p>
+    <w:p/>
+    <w:p>
+      <w:r>
+        <w:t>With these results we see that increasing k only decreases the accuracy of our model, lowering the percentage and increasing the average error rates. This then brings the idea of lowering the k should increase the accuracy of our prediction. We set k =2:</w:t>
+      </w:r>
+    </w:p>
+    <w:p>
+      <w:r>
+        <w:drawing>
+          <wp:inline distT="0" distB="0" distL="0" distR="0" wp14:anchorId="4A2A7670" wp14:editId="5A0E803A">
+            <wp:extent cx="3600953" cy="609685"/>
+            <wp:effectExtent l="0" t="0" r="0" b="0"/>
+            <wp:docPr id="1239099574" name="Picture 1"/>
+            <wp:cNvGraphicFramePr>
+              <a:graphicFrameLocks xmlns:a="http://schemas.openxmlformats.org/drawingml/2006/main" noChangeAspect="1"/>
+            </wp:cNvGraphicFramePr>
+            <a:graphic xmlns:a="http://schemas.openxmlformats.org/drawingml/2006/main">
+              <a:graphicData uri="http://schemas.openxmlformats.org/drawingml/2006/picture">
+                <pic:pic xmlns:pic="http://schemas.openxmlformats.org/drawingml/2006/picture">
+                  <pic:nvPicPr>
+                    <pic:cNvPr id="1239099574" name=""/>
+                    <pic:cNvPicPr/>
+                  </pic:nvPicPr>
+                  <pic:blipFill>
+                    <a:blip r:embed="rId20"/>
+                    <a:stretch>
+                      <a:fillRect/>
+                    </a:stretch>
+                  </pic:blipFill>
+                  <pic:spPr>
+                    <a:xfrm>
+                      <a:off x="0" y="0"/>
+                      <a:ext cx="3600953" cy="609685"/>
+                    </a:xfrm>
+                    <a:prstGeom prst="rect">
+                      <a:avLst/>
+                    </a:prstGeom>
+                  </pic:spPr>
+                </pic:pic>
+              </a:graphicData>
+            </a:graphic>
+          </wp:inline>
+        </w:drawing>
+      </w:r>
+    </w:p>
+    <w:p>
+      <w:r>
+        <w:t>For k = 1</w:t>
+      </w:r>
+    </w:p>
+    <w:p>
+      <w:r>
+        <w:drawing>
+          <wp:inline distT="0" distB="0" distL="0" distR="0" wp14:anchorId="719156EC" wp14:editId="0773035A">
+            <wp:extent cx="3582537" cy="609600"/>
+            <wp:effectExtent l="0" t="0" r="0" b="0"/>
+            <wp:docPr id="795528650" name="Picture 1"/>
+            <wp:cNvGraphicFramePr>
+              <a:graphicFrameLocks xmlns:a="http://schemas.openxmlformats.org/drawingml/2006/main" noChangeAspect="1"/>
+            </wp:cNvGraphicFramePr>
+            <a:graphic xmlns:a="http://schemas.openxmlformats.org/drawingml/2006/main">
+              <a:graphicData uri="http://schemas.openxmlformats.org/drawingml/2006/picture">
+                <pic:pic xmlns:pic="http://schemas.openxmlformats.org/drawingml/2006/picture">
+                  <pic:nvPicPr>
+                    <pic:cNvPr id="795528650" name=""/>
+                    <pic:cNvPicPr/>
+                  </pic:nvPicPr>
+                  <pic:blipFill>
+                    <a:blip r:embed="rId21"/>
+                    <a:stretch>
+                      <a:fillRect/>
+                    </a:stretch>
+                  </pic:blipFill>
+                  <pic:spPr>
+                    <a:xfrm>
+                      <a:off x="0" y="0"/>
+                      <a:ext cx="3583708" cy="609799"/>
+                    </a:xfrm>
+                    <a:prstGeom prst="rect">
+                      <a:avLst/>
+                    </a:prstGeom>
+                  </pic:spPr>
+                </pic:pic>
+              </a:graphicData>
+            </a:graphic>
+          </wp:inline>
+        </w:drawing>
+      </w:r>
+    </w:p>
+    <w:p/>
+    <w:p>
+      <w:r>
+        <w:t xml:space="preserve">We can see that lowering k to a certain point does marginally increase the accuracy in the case of k=2, but if we go lower than that to k = 1, the accuracy drops to the same effect as k =10. This shows us that choosing k = 5 or lower, but larger than 1, is the best k for this use case. Since the algorithm compares the price to its nearest </w:t>
+      </w:r>
+      <w:r>
+        <w:t>neighbors</w:t>
+      </w:r>
+      <w:r>
+        <w:t xml:space="preserve">, if there </w:t>
+      </w:r>
+      <w:proofErr w:type="gramStart"/>
+      <w:r>
+        <w:t>is</w:t>
+      </w:r>
+      <w:proofErr w:type="gramEnd"/>
+      <w:r>
+        <w:t xml:space="preserve"> too </w:t>
+      </w:r>
+      <w:proofErr w:type="gramStart"/>
+      <w:r>
+        <w:t>much</w:t>
+      </w:r>
+      <w:proofErr w:type="gramEnd"/>
+      <w:r>
+        <w:t xml:space="preserve"> neighbors, there is too much data to factor in, thus </w:t>
+      </w:r>
+      <w:r>
+        <w:t>losing</w:t>
+      </w:r>
+      <w:r>
+        <w:t xml:space="preserve"> accuracy. But if the k is too small, there is too little data to compare, essentially only giving you a prediction only based on the same exact type of vehicle in the data set. </w:t>
+      </w:r>
+    </w:p>
+    <w:p/>
+    <w:p>
+      <w:pPr>
+        <w:pStyle w:val="ListParagraph"/>
+        <w:numPr>
+          <w:ilvl w:val="0"/>
+          <w:numId w:val="9"/>
+        </w:numPr>
+        <w:rPr>
+          <w:sz w:val="32"/>
+          <w:szCs w:val="32"/>
+        </w:rPr>
+      </w:pPr>
+      <w:r>
+        <w:rPr>
+          <w:sz w:val="32"/>
+          <w:szCs w:val="32"/>
+        </w:rPr>
+        <w:t>Conclusion</w:t>
+      </w:r>
+    </w:p>
+    <w:p>
+      <w:r>
+        <w:lastRenderedPageBreak/>
+        <w:t xml:space="preserve">Linear Regression and K-Nearest Neighbor are two algorithms that have proven to be usable to solve the used vehicle prediction problem, KNN being a more suiting algorithm due to its accuracy when compared to linear regression. Due to the amount of features a vehicle can have, it is better to cluster your listing by similarity rather than comparing every vehicle listing to the entire market, which </w:t>
+      </w:r>
+      <w:proofErr w:type="spellStart"/>
+      <w:r>
+        <w:t>knn</w:t>
+      </w:r>
+      <w:proofErr w:type="spellEnd"/>
+      <w:r>
+        <w:t xml:space="preserve"> helps achieve.</w:t>
+      </w:r>
+      <w:r>
+        <w:t xml:space="preserve"> Picking the correct model for your problem really depends on what the data looks like, in this case, </w:t>
+      </w:r>
+      <w:proofErr w:type="spellStart"/>
+      <w:r>
+        <w:t>knn</w:t>
+      </w:r>
+      <w:proofErr w:type="spellEnd"/>
+      <w:r>
+        <w:t xml:space="preserve"> was the best choice due to the </w:t>
+      </w:r>
+      <w:r>
+        <w:t>number</w:t>
+      </w:r>
+      <w:r>
+        <w:t xml:space="preserve"> of variables, but linear regression also worked in general, but with less accuracy. One of the </w:t>
+      </w:r>
+      <w:r>
+        <w:t>challenges</w:t>
+      </w:r>
+      <w:r>
+        <w:t xml:space="preserve"> I faced was deciding what to keep in the dataset to train the model with, since the data set had many features in it, deciding which one made sense was one of the key parts in building this project out. I ended up </w:t>
+      </w:r>
+      <w:r>
+        <w:t>thinking</w:t>
+      </w:r>
+      <w:r>
+        <w:t xml:space="preserve"> logically of what vehicles are usually valued on, things like paint mattering less when compared to the milage rating on the vehicle. This project taught me how a machine learning problem can be solved down to its core, how to analyze the data and pick the correct approach of solving that problem.</w:t>
       </w:r>
     </w:p>
     <w:p/>
     <w:p/>
-    <w:p/>
-    <w:p/>
-    <w:p/>
-    <w:p/>
-    <w:p/>
-    <w:p/>
     <w:p>
       <w:pPr>
         <w:spacing w:after="0" w:line="240" w:lineRule="auto"/>
       </w:pPr>
       <w:r>
-        <w:br w:type="page"/>
-      </w:r>
-    </w:p>
-    <w:p/>
-    <w:p>
+        <w:rPr>
+          <w:sz w:val="36"/>
+          <w:szCs w:val="36"/>
+        </w:rPr>
+        <w:t xml:space="preserve">6.0 </w:t>
+      </w:r>
+      <w:r>
+        <w:rPr>
+          <w:sz w:val="36"/>
+          <w:szCs w:val="36"/>
+        </w:rPr>
+        <w:tab/>
+      </w:r>
       <w:r>
         <w:rPr>
           <w:sz w:val="36"/>
@@ -1609,8 +2593,356 @@
           <w:sz w:val="22"/>
           <w:szCs w:val="22"/>
         </w:rPr>
-        <w:t>, 2023, www.kaggle.com/datasets/mbaabuharun/craigslist-vehicles/data. Accessed 27 Apr. 2026.</w:t>
-      </w:r>
+        <w:t xml:space="preserve">, 2023, </w:t>
+      </w:r>
+      <w:hyperlink r:id="rId22" w:history="1">
+        <w:r>
+          <w:rPr>
+            <w:rStyle w:val="Hyperlink"/>
+            <w:sz w:val="22"/>
+            <w:szCs w:val="22"/>
+          </w:rPr>
+          <w:t>www.kaggle.com/datasets/mbaabuharun/craigslist-vehicles/data. Accessed 27 Apr. 2026</w:t>
+        </w:r>
+      </w:hyperlink>
+      <w:r>
+        <w:rPr>
+          <w:sz w:val="22"/>
+          <w:szCs w:val="22"/>
+        </w:rPr>
+        <w:t>.</w:t>
+      </w:r>
+    </w:p>
+    <w:p>
+      <w:pPr>
+        <w:jc w:val="center"/>
+        <w:rPr>
+          <w:sz w:val="22"/>
+          <w:szCs w:val="22"/>
+        </w:rPr>
+      </w:pPr>
+    </w:p>
+    <w:p>
+      <w:pPr>
+        <w:jc w:val="center"/>
+        <w:rPr>
+          <w:sz w:val="22"/>
+          <w:szCs w:val="22"/>
+        </w:rPr>
+      </w:pPr>
+      <w:r>
+        <w:rPr>
+          <w:sz w:val="22"/>
+          <w:szCs w:val="22"/>
+        </w:rPr>
+        <w:t>Pandas. “Pandas Documentation — Pandas 1.0.1 Documentation.” </w:t>
+      </w:r>
+      <w:r>
+        <w:rPr>
+          <w:i/>
+          <w:iCs/>
+          <w:sz w:val="22"/>
+          <w:szCs w:val="22"/>
+        </w:rPr>
+        <w:t>Pandas.pydata.org</w:t>
+      </w:r>
+      <w:r>
+        <w:rPr>
+          <w:sz w:val="22"/>
+          <w:szCs w:val="22"/>
+        </w:rPr>
+        <w:t>, 2024, pandas.pydata.org/docs/.</w:t>
+      </w:r>
+    </w:p>
+    <w:p>
+      <w:pPr>
+        <w:jc w:val="center"/>
+        <w:rPr>
+          <w:sz w:val="22"/>
+          <w:szCs w:val="22"/>
+        </w:rPr>
+      </w:pPr>
+    </w:p>
+    <w:p>
+      <w:pPr>
+        <w:jc w:val="center"/>
+        <w:rPr>
+          <w:sz w:val="22"/>
+          <w:szCs w:val="22"/>
+        </w:rPr>
+      </w:pPr>
+      <w:r>
+        <w:rPr>
+          <w:sz w:val="22"/>
+          <w:szCs w:val="22"/>
+        </w:rPr>
+        <w:t>Scikit-learn. “Scikit-Learn: Machine Learning in Python — Scikit-Learn 0.20.3 Documentation.” </w:t>
+      </w:r>
+      <w:r>
+        <w:rPr>
+          <w:i/>
+          <w:iCs/>
+          <w:sz w:val="22"/>
+          <w:szCs w:val="22"/>
+        </w:rPr>
+        <w:t>Scikit-Learn.org</w:t>
+      </w:r>
+      <w:r>
+        <w:rPr>
+          <w:sz w:val="22"/>
+          <w:szCs w:val="22"/>
+        </w:rPr>
+        <w:t xml:space="preserve">, 2019, </w:t>
+      </w:r>
+      <w:proofErr w:type="gramStart"/>
+      <w:r>
+        <w:rPr>
+          <w:sz w:val="22"/>
+          <w:szCs w:val="22"/>
+        </w:rPr>
+        <w:t>scikit-learn.org/stable/index.html</w:t>
+      </w:r>
+      <w:proofErr w:type="gramEnd"/>
+      <w:r>
+        <w:rPr>
+          <w:sz w:val="22"/>
+          <w:szCs w:val="22"/>
+        </w:rPr>
+        <w:t>.</w:t>
+      </w:r>
+    </w:p>
+    <w:p>
+      <w:pPr>
+        <w:jc w:val="center"/>
+        <w:rPr>
+          <w:sz w:val="22"/>
+          <w:szCs w:val="22"/>
+        </w:rPr>
+      </w:pPr>
+    </w:p>
+    <w:p>
+      <w:pPr>
+        <w:jc w:val="center"/>
+        <w:rPr>
+          <w:sz w:val="22"/>
+          <w:szCs w:val="22"/>
+        </w:rPr>
+      </w:pPr>
+      <w:r>
+        <w:rPr>
+          <w:sz w:val="22"/>
+          <w:szCs w:val="22"/>
+        </w:rPr>
+        <w:t>NumPy. “NumPy Documentation.” </w:t>
+      </w:r>
+      <w:r>
+        <w:rPr>
+          <w:i/>
+          <w:iCs/>
+          <w:sz w:val="22"/>
+          <w:szCs w:val="22"/>
+        </w:rPr>
+        <w:t>Numpy.org</w:t>
+      </w:r>
+      <w:r>
+        <w:rPr>
+          <w:sz w:val="22"/>
+          <w:szCs w:val="22"/>
+        </w:rPr>
+        <w:t>, 2022, numpy.org/doc/.</w:t>
+      </w:r>
+    </w:p>
+    <w:p>
+      <w:pPr>
+        <w:rPr>
+          <w:sz w:val="22"/>
+          <w:szCs w:val="22"/>
+        </w:rPr>
+      </w:pPr>
+    </w:p>
+    <w:p>
+      <w:pPr>
+        <w:rPr>
+          <w:sz w:val="22"/>
+          <w:szCs w:val="22"/>
+        </w:rPr>
+      </w:pPr>
+    </w:p>
+    <w:p>
+      <w:pPr>
+        <w:rPr>
+          <w:sz w:val="22"/>
+          <w:szCs w:val="22"/>
+        </w:rPr>
+      </w:pPr>
+    </w:p>
+    <w:p>
+      <w:pPr>
+        <w:rPr>
+          <w:sz w:val="22"/>
+          <w:szCs w:val="22"/>
+        </w:rPr>
+      </w:pPr>
+    </w:p>
+    <w:p>
+      <w:pPr>
+        <w:rPr>
+          <w:sz w:val="36"/>
+          <w:szCs w:val="36"/>
+        </w:rPr>
+      </w:pPr>
+      <w:r>
+        <w:rPr>
+          <w:sz w:val="36"/>
+          <w:szCs w:val="36"/>
+        </w:rPr>
+        <w:lastRenderedPageBreak/>
+        <w:t>7.0</w:t>
+      </w:r>
+      <w:r>
+        <w:rPr>
+          <w:sz w:val="36"/>
+          <w:szCs w:val="36"/>
+        </w:rPr>
+        <w:tab/>
+      </w:r>
+      <w:r>
+        <w:rPr>
+          <w:sz w:val="36"/>
+          <w:szCs w:val="36"/>
+        </w:rPr>
+        <w:t>Acknowledgement</w:t>
+      </w:r>
+      <w:r>
+        <w:rPr>
+          <w:sz w:val="36"/>
+          <w:szCs w:val="36"/>
+        </w:rPr>
+        <w:t>:</w:t>
+      </w:r>
+    </w:p>
+    <w:p>
+      <w:r>
+        <w:t xml:space="preserve">I have used Artificial Intelligence mainly Gemini Pro, to code the core structure and syntax of all the </w:t>
+      </w:r>
+      <w:r>
+        <w:t>visualization</w:t>
+      </w:r>
+      <w:r>
+        <w:t xml:space="preserve">, preprocessing, and main algorithm parts. Gemini helped me get the core </w:t>
+      </w:r>
+      <w:r>
+        <w:t>syntax</w:t>
+      </w:r>
+      <w:r>
+        <w:t xml:space="preserve"> setup and I tuned the models and its parameters from there.</w:t>
+      </w:r>
+    </w:p>
+    <w:p>
+      <w:r>
+        <w:t xml:space="preserve">I have used Gemini Pro to generate </w:t>
+      </w:r>
+      <w:proofErr w:type="gramStart"/>
+      <w:r>
+        <w:t>the formula</w:t>
+      </w:r>
+      <w:proofErr w:type="gramEnd"/>
+      <w:r>
+        <w:t xml:space="preserve"> images for my </w:t>
+      </w:r>
+      <w:r>
+        <w:t>mathematical</w:t>
+      </w:r>
+      <w:r>
+        <w:t xml:space="preserve"> explanation/analysis.</w:t>
+      </w:r>
+    </w:p>
+    <w:p>
+      <w:r>
+        <w:t xml:space="preserve">I have used </w:t>
+      </w:r>
+      <w:proofErr w:type="gramStart"/>
+      <w:r>
+        <w:t>the Pandas</w:t>
+      </w:r>
+      <w:proofErr w:type="gramEnd"/>
+      <w:r>
+        <w:t xml:space="preserve">, </w:t>
+      </w:r>
+      <w:proofErr w:type="spellStart"/>
+      <w:r>
+        <w:t>Numpy</w:t>
+      </w:r>
+      <w:proofErr w:type="spellEnd"/>
+      <w:r>
+        <w:t>, and Scikit-Learn documentation to help me better tweak and tune the models and to better understand the variety of functions used from those libraries.</w:t>
+      </w:r>
+    </w:p>
+    <w:p/>
+    <w:p/>
+    <w:p>
+      <w:pPr>
+        <w:rPr>
+          <w:sz w:val="36"/>
+          <w:szCs w:val="36"/>
+        </w:rPr>
+      </w:pPr>
+      <w:r>
+        <w:rPr>
+          <w:sz w:val="36"/>
+          <w:szCs w:val="36"/>
+        </w:rPr>
+        <w:t>8</w:t>
+      </w:r>
+      <w:r>
+        <w:rPr>
+          <w:sz w:val="36"/>
+          <w:szCs w:val="36"/>
+        </w:rPr>
+        <w:t>.0</w:t>
+      </w:r>
+      <w:r>
+        <w:rPr>
+          <w:sz w:val="36"/>
+          <w:szCs w:val="36"/>
+        </w:rPr>
+        <w:tab/>
+      </w:r>
+      <w:r>
+        <w:rPr>
+          <w:sz w:val="36"/>
+          <w:szCs w:val="36"/>
+        </w:rPr>
+        <w:t>Source Code</w:t>
+      </w:r>
+      <w:r>
+        <w:rPr>
+          <w:sz w:val="36"/>
+          <w:szCs w:val="36"/>
+        </w:rPr>
+        <w:t>:</w:t>
+      </w:r>
+    </w:p>
+    <w:p>
+      <w:pPr>
+        <w:rPr>
+          <w:sz w:val="36"/>
+          <w:szCs w:val="36"/>
+        </w:rPr>
+      </w:pPr>
+    </w:p>
+    <w:p>
+      <w:r>
+        <w:t xml:space="preserve">GitHub: </w:t>
+      </w:r>
+      <w:hyperlink r:id="rId23" w:history="1">
+        <w:r>
+          <w:rPr>
+            <w:rStyle w:val="Hyperlink"/>
+          </w:rPr>
+          <w:t>https://github.com/DanielPot217/Used-Car-Value-Predictor</w:t>
+        </w:r>
+      </w:hyperlink>
     </w:p>
     <w:sectPr>
       <w:pgSz w:w="12240" w:h="15840"/>
@@ -1861,6 +3193,232 @@
     </w:lvl>
   </w:abstractNum>
   <w:abstractNum w:abstractNumId="2" w15:restartNumberingAfterBreak="0">
+    <w:nsid w:val="2645631C"/>
+    <w:multiLevelType w:val="multilevel"/>
+    <w:tmpl w:val="67B63EC4"/>
+    <w:lvl w:ilvl="0">
+      <w:start w:val="5"/>
+      <w:numFmt w:val="decimal"/>
+      <w:lvlText w:val="%1.0"/>
+      <w:lvlJc w:val="left"/>
+      <w:pPr>
+        <w:ind w:left="720" w:hanging="720"/>
+      </w:pPr>
+      <w:rPr>
+        <w:rFonts w:hint="default"/>
+      </w:rPr>
+    </w:lvl>
+    <w:lvl w:ilvl="1">
+      <w:start w:val="1"/>
+      <w:numFmt w:val="decimal"/>
+      <w:lvlText w:val="%1.%2"/>
+      <w:lvlJc w:val="left"/>
+      <w:pPr>
+        <w:ind w:left="1440" w:hanging="720"/>
+      </w:pPr>
+      <w:rPr>
+        <w:rFonts w:hint="default"/>
+      </w:rPr>
+    </w:lvl>
+    <w:lvl w:ilvl="2">
+      <w:start w:val="1"/>
+      <w:numFmt w:val="decimal"/>
+      <w:lvlText w:val="%1.%2.%3"/>
+      <w:lvlJc w:val="left"/>
+      <w:pPr>
+        <w:ind w:left="2160" w:hanging="720"/>
+      </w:pPr>
+      <w:rPr>
+        <w:rFonts w:hint="default"/>
+      </w:rPr>
+    </w:lvl>
+    <w:lvl w:ilvl="3">
+      <w:start w:val="1"/>
+      <w:numFmt w:val="decimal"/>
+      <w:lvlText w:val="%1.%2.%3.%4"/>
+      <w:lvlJc w:val="left"/>
+      <w:pPr>
+        <w:ind w:left="3240" w:hanging="1080"/>
+      </w:pPr>
+      <w:rPr>
+        <w:rFonts w:hint="default"/>
+      </w:rPr>
+    </w:lvl>
+    <w:lvl w:ilvl="4">
+      <w:start w:val="1"/>
+      <w:numFmt w:val="decimal"/>
+      <w:lvlText w:val="%1.%2.%3.%4.%5"/>
+      <w:lvlJc w:val="left"/>
+      <w:pPr>
+        <w:ind w:left="4320" w:hanging="1440"/>
+      </w:pPr>
+      <w:rPr>
+        <w:rFonts w:hint="default"/>
+      </w:rPr>
+    </w:lvl>
+    <w:lvl w:ilvl="5">
+      <w:start w:val="1"/>
+      <w:numFmt w:val="decimal"/>
+      <w:lvlText w:val="%1.%2.%3.%4.%5.%6"/>
+      <w:lvlJc w:val="left"/>
+      <w:pPr>
+        <w:ind w:left="5400" w:hanging="1800"/>
+      </w:pPr>
+      <w:rPr>
+        <w:rFonts w:hint="default"/>
+      </w:rPr>
+    </w:lvl>
+    <w:lvl w:ilvl="6">
+      <w:start w:val="1"/>
+      <w:numFmt w:val="decimal"/>
+      <w:lvlText w:val="%1.%2.%3.%4.%5.%6.%7"/>
+      <w:lvlJc w:val="left"/>
+      <w:pPr>
+        <w:ind w:left="6120" w:hanging="1800"/>
+      </w:pPr>
+      <w:rPr>
+        <w:rFonts w:hint="default"/>
+      </w:rPr>
+    </w:lvl>
+    <w:lvl w:ilvl="7">
+      <w:start w:val="1"/>
+      <w:numFmt w:val="decimal"/>
+      <w:lvlText w:val="%1.%2.%3.%4.%5.%6.%7.%8"/>
+      <w:lvlJc w:val="left"/>
+      <w:pPr>
+        <w:ind w:left="7200" w:hanging="2160"/>
+      </w:pPr>
+      <w:rPr>
+        <w:rFonts w:hint="default"/>
+      </w:rPr>
+    </w:lvl>
+    <w:lvl w:ilvl="8">
+      <w:start w:val="1"/>
+      <w:numFmt w:val="decimal"/>
+      <w:lvlText w:val="%1.%2.%3.%4.%5.%6.%7.%8.%9"/>
+      <w:lvlJc w:val="left"/>
+      <w:pPr>
+        <w:ind w:left="8280" w:hanging="2520"/>
+      </w:pPr>
+      <w:rPr>
+        <w:rFonts w:hint="default"/>
+      </w:rPr>
+    </w:lvl>
+  </w:abstractNum>
+  <w:abstractNum w:abstractNumId="3" w15:restartNumberingAfterBreak="0">
+    <w:nsid w:val="30B00523"/>
+    <w:multiLevelType w:val="multilevel"/>
+    <w:tmpl w:val="67B63EC4"/>
+    <w:lvl w:ilvl="0">
+      <w:start w:val="4"/>
+      <w:numFmt w:val="decimal"/>
+      <w:lvlText w:val="%1.0"/>
+      <w:lvlJc w:val="left"/>
+      <w:pPr>
+        <w:ind w:left="720" w:hanging="720"/>
+      </w:pPr>
+      <w:rPr>
+        <w:rFonts w:hint="default"/>
+      </w:rPr>
+    </w:lvl>
+    <w:lvl w:ilvl="1">
+      <w:start w:val="1"/>
+      <w:numFmt w:val="decimal"/>
+      <w:lvlText w:val="%1.%2"/>
+      <w:lvlJc w:val="left"/>
+      <w:pPr>
+        <w:ind w:left="1440" w:hanging="720"/>
+      </w:pPr>
+      <w:rPr>
+        <w:rFonts w:hint="default"/>
+      </w:rPr>
+    </w:lvl>
+    <w:lvl w:ilvl="2">
+      <w:start w:val="1"/>
+      <w:numFmt w:val="decimal"/>
+      <w:lvlText w:val="%1.%2.%3"/>
+      <w:lvlJc w:val="left"/>
+      <w:pPr>
+        <w:ind w:left="2160" w:hanging="720"/>
+      </w:pPr>
+      <w:rPr>
+        <w:rFonts w:hint="default"/>
+      </w:rPr>
+    </w:lvl>
+    <w:lvl w:ilvl="3">
+      <w:start w:val="1"/>
+      <w:numFmt w:val="decimal"/>
+      <w:lvlText w:val="%1.%2.%3.%4"/>
+      <w:lvlJc w:val="left"/>
+      <w:pPr>
+        <w:ind w:left="3240" w:hanging="1080"/>
+      </w:pPr>
+      <w:rPr>
+        <w:rFonts w:hint="default"/>
+      </w:rPr>
+    </w:lvl>
+    <w:lvl w:ilvl="4">
+      <w:start w:val="1"/>
+      <w:numFmt w:val="decimal"/>
+      <w:lvlText w:val="%1.%2.%3.%4.%5"/>
+      <w:lvlJc w:val="left"/>
+      <w:pPr>
+        <w:ind w:left="4320" w:hanging="1440"/>
+      </w:pPr>
+      <w:rPr>
+        <w:rFonts w:hint="default"/>
+      </w:rPr>
+    </w:lvl>
+    <w:lvl w:ilvl="5">
+      <w:start w:val="1"/>
+      <w:numFmt w:val="decimal"/>
+      <w:lvlText w:val="%1.%2.%3.%4.%5.%6"/>
+      <w:lvlJc w:val="left"/>
+      <w:pPr>
+        <w:ind w:left="5400" w:hanging="1800"/>
+      </w:pPr>
+      <w:rPr>
+        <w:rFonts w:hint="default"/>
+      </w:rPr>
+    </w:lvl>
+    <w:lvl w:ilvl="6">
+      <w:start w:val="1"/>
+      <w:numFmt w:val="decimal"/>
+      <w:lvlText w:val="%1.%2.%3.%4.%5.%6.%7"/>
+      <w:lvlJc w:val="left"/>
+      <w:pPr>
+        <w:ind w:left="6120" w:hanging="1800"/>
+      </w:pPr>
+      <w:rPr>
+        <w:rFonts w:hint="default"/>
+      </w:rPr>
+    </w:lvl>
+    <w:lvl w:ilvl="7">
+      <w:start w:val="1"/>
+      <w:numFmt w:val="decimal"/>
+      <w:lvlText w:val="%1.%2.%3.%4.%5.%6.%7.%8"/>
+      <w:lvlJc w:val="left"/>
+      <w:pPr>
+        <w:ind w:left="7200" w:hanging="2160"/>
+      </w:pPr>
+      <w:rPr>
+        <w:rFonts w:hint="default"/>
+      </w:rPr>
+    </w:lvl>
+    <w:lvl w:ilvl="8">
+      <w:start w:val="1"/>
+      <w:numFmt w:val="decimal"/>
+      <w:lvlText w:val="%1.%2.%3.%4.%5.%6.%7.%8.%9"/>
+      <w:lvlJc w:val="left"/>
+      <w:pPr>
+        <w:ind w:left="8280" w:hanging="2520"/>
+      </w:pPr>
+      <w:rPr>
+        <w:rFonts w:hint="default"/>
+      </w:rPr>
+    </w:lvl>
+  </w:abstractNum>
+  <w:abstractNum w:abstractNumId="4" w15:restartNumberingAfterBreak="0">
     <w:nsid w:val="332D7EEF"/>
     <w:multiLevelType w:val="multilevel"/>
     <w:tmpl w:val="2E5E47D4"/>
@@ -1973,7 +3531,120 @@
       </w:pPr>
     </w:lvl>
   </w:abstractNum>
-  <w:abstractNum w:abstractNumId="3" w15:restartNumberingAfterBreak="0">
+  <w:abstractNum w:abstractNumId="5" w15:restartNumberingAfterBreak="0">
+    <w:nsid w:val="490B61E4"/>
+    <w:multiLevelType w:val="multilevel"/>
+    <w:tmpl w:val="5D002C00"/>
+    <w:lvl w:ilvl="0">
+      <w:start w:val="1"/>
+      <w:numFmt w:val="decimal"/>
+      <w:lvlText w:val="%1.0"/>
+      <w:lvlJc w:val="left"/>
+      <w:pPr>
+        <w:tabs>
+          <w:tab w:val="num" w:pos="0"/>
+        </w:tabs>
+        <w:ind w:left="720" w:hanging="720"/>
+      </w:pPr>
+    </w:lvl>
+    <w:lvl w:ilvl="1">
+      <w:start w:val="1"/>
+      <w:numFmt w:val="decimal"/>
+      <w:lvlText w:val="%1.%2"/>
+      <w:lvlJc w:val="left"/>
+      <w:pPr>
+        <w:tabs>
+          <w:tab w:val="num" w:pos="0"/>
+        </w:tabs>
+        <w:ind w:left="1440" w:hanging="720"/>
+      </w:pPr>
+    </w:lvl>
+    <w:lvl w:ilvl="2">
+      <w:start w:val="1"/>
+      <w:numFmt w:val="decimal"/>
+      <w:lvlText w:val="%1.%2.%3"/>
+      <w:lvlJc w:val="left"/>
+      <w:pPr>
+        <w:tabs>
+          <w:tab w:val="num" w:pos="0"/>
+        </w:tabs>
+        <w:ind w:left="2160" w:hanging="720"/>
+      </w:pPr>
+    </w:lvl>
+    <w:lvl w:ilvl="3">
+      <w:start w:val="1"/>
+      <w:numFmt w:val="decimal"/>
+      <w:lvlText w:val="%1.%2.%3.%4"/>
+      <w:lvlJc w:val="left"/>
+      <w:pPr>
+        <w:tabs>
+          <w:tab w:val="num" w:pos="0"/>
+        </w:tabs>
+        <w:ind w:left="3240" w:hanging="1080"/>
+      </w:pPr>
+    </w:lvl>
+    <w:lvl w:ilvl="4">
+      <w:start w:val="1"/>
+      <w:numFmt w:val="decimal"/>
+      <w:lvlText w:val="%1.%2.%3.%4.%5"/>
+      <w:lvlJc w:val="left"/>
+      <w:pPr>
+        <w:tabs>
+          <w:tab w:val="num" w:pos="0"/>
+        </w:tabs>
+        <w:ind w:left="3960" w:hanging="1080"/>
+      </w:pPr>
+    </w:lvl>
+    <w:lvl w:ilvl="5">
+      <w:start w:val="1"/>
+      <w:numFmt w:val="decimal"/>
+      <w:lvlText w:val="%1.%2.%3.%4.%5.%6"/>
+      <w:lvlJc w:val="left"/>
+      <w:pPr>
+        <w:tabs>
+          <w:tab w:val="num" w:pos="0"/>
+        </w:tabs>
+        <w:ind w:left="5040" w:hanging="1440"/>
+      </w:pPr>
+    </w:lvl>
+    <w:lvl w:ilvl="6">
+      <w:start w:val="1"/>
+      <w:numFmt w:val="decimal"/>
+      <w:lvlText w:val="%1.%2.%3.%4.%5.%6.%7"/>
+      <w:lvlJc w:val="left"/>
+      <w:pPr>
+        <w:tabs>
+          <w:tab w:val="num" w:pos="0"/>
+        </w:tabs>
+        <w:ind w:left="5760" w:hanging="1440"/>
+      </w:pPr>
+    </w:lvl>
+    <w:lvl w:ilvl="7">
+      <w:start w:val="1"/>
+      <w:numFmt w:val="decimal"/>
+      <w:lvlText w:val="%1.%2.%3.%4.%5.%6.%7.%8"/>
+      <w:lvlJc w:val="left"/>
+      <w:pPr>
+        <w:tabs>
+          <w:tab w:val="num" w:pos="0"/>
+        </w:tabs>
+        <w:ind w:left="6840" w:hanging="1800"/>
+      </w:pPr>
+    </w:lvl>
+    <w:lvl w:ilvl="8">
+      <w:start w:val="1"/>
+      <w:numFmt w:val="decimal"/>
+      <w:lvlText w:val="%1.%2.%3.%4.%5.%6.%7.%8.%9"/>
+      <w:lvlJc w:val="left"/>
+      <w:pPr>
+        <w:tabs>
+          <w:tab w:val="num" w:pos="0"/>
+        </w:tabs>
+        <w:ind w:left="7560" w:hanging="1800"/>
+      </w:pPr>
+    </w:lvl>
+  </w:abstractNum>
+  <w:abstractNum w:abstractNumId="6" w15:restartNumberingAfterBreak="0">
     <w:nsid w:val="75564599"/>
     <w:multiLevelType w:val="multilevel"/>
     <w:tmpl w:val="5D002C00"/>
@@ -2086,7 +3757,7 @@
       </w:pPr>
     </w:lvl>
   </w:abstractNum>
-  <w:abstractNum w:abstractNumId="4" w15:restartNumberingAfterBreak="0">
+  <w:abstractNum w:abstractNumId="7" w15:restartNumberingAfterBreak="0">
     <w:nsid w:val="7E5433F9"/>
     <w:multiLevelType w:val="hybridMultilevel"/>
     <w:tmpl w:val="524A5426"/>
@@ -2175,11 +3846,124 @@
       </w:pPr>
     </w:lvl>
   </w:abstractNum>
+  <w:abstractNum w:abstractNumId="8" w15:restartNumberingAfterBreak="0">
+    <w:nsid w:val="7FEC6685"/>
+    <w:multiLevelType w:val="multilevel"/>
+    <w:tmpl w:val="67B63EC4"/>
+    <w:lvl w:ilvl="0">
+      <w:start w:val="4"/>
+      <w:numFmt w:val="decimal"/>
+      <w:lvlText w:val="%1.0"/>
+      <w:lvlJc w:val="left"/>
+      <w:pPr>
+        <w:ind w:left="720" w:hanging="720"/>
+      </w:pPr>
+      <w:rPr>
+        <w:rFonts w:hint="default"/>
+      </w:rPr>
+    </w:lvl>
+    <w:lvl w:ilvl="1">
+      <w:start w:val="1"/>
+      <w:numFmt w:val="decimal"/>
+      <w:lvlText w:val="%1.%2"/>
+      <w:lvlJc w:val="left"/>
+      <w:pPr>
+        <w:ind w:left="1440" w:hanging="720"/>
+      </w:pPr>
+      <w:rPr>
+        <w:rFonts w:hint="default"/>
+      </w:rPr>
+    </w:lvl>
+    <w:lvl w:ilvl="2">
+      <w:start w:val="1"/>
+      <w:numFmt w:val="decimal"/>
+      <w:lvlText w:val="%1.%2.%3"/>
+      <w:lvlJc w:val="left"/>
+      <w:pPr>
+        <w:ind w:left="2160" w:hanging="720"/>
+      </w:pPr>
+      <w:rPr>
+        <w:rFonts w:hint="default"/>
+      </w:rPr>
+    </w:lvl>
+    <w:lvl w:ilvl="3">
+      <w:start w:val="1"/>
+      <w:numFmt w:val="decimal"/>
+      <w:lvlText w:val="%1.%2.%3.%4"/>
+      <w:lvlJc w:val="left"/>
+      <w:pPr>
+        <w:ind w:left="3240" w:hanging="1080"/>
+      </w:pPr>
+      <w:rPr>
+        <w:rFonts w:hint="default"/>
+      </w:rPr>
+    </w:lvl>
+    <w:lvl w:ilvl="4">
+      <w:start w:val="1"/>
+      <w:numFmt w:val="decimal"/>
+      <w:lvlText w:val="%1.%2.%3.%4.%5"/>
+      <w:lvlJc w:val="left"/>
+      <w:pPr>
+        <w:ind w:left="4320" w:hanging="1440"/>
+      </w:pPr>
+      <w:rPr>
+        <w:rFonts w:hint="default"/>
+      </w:rPr>
+    </w:lvl>
+    <w:lvl w:ilvl="5">
+      <w:start w:val="1"/>
+      <w:numFmt w:val="decimal"/>
+      <w:lvlText w:val="%1.%2.%3.%4.%5.%6"/>
+      <w:lvlJc w:val="left"/>
+      <w:pPr>
+        <w:ind w:left="5400" w:hanging="1800"/>
+      </w:pPr>
+      <w:rPr>
+        <w:rFonts w:hint="default"/>
+      </w:rPr>
+    </w:lvl>
+    <w:lvl w:ilvl="6">
+      <w:start w:val="1"/>
+      <w:numFmt w:val="decimal"/>
+      <w:lvlText w:val="%1.%2.%3.%4.%5.%6.%7"/>
+      <w:lvlJc w:val="left"/>
+      <w:pPr>
+        <w:ind w:left="6120" w:hanging="1800"/>
+      </w:pPr>
+      <w:rPr>
+        <w:rFonts w:hint="default"/>
+      </w:rPr>
+    </w:lvl>
+    <w:lvl w:ilvl="7">
+      <w:start w:val="1"/>
+      <w:numFmt w:val="decimal"/>
+      <w:lvlText w:val="%1.%2.%3.%4.%5.%6.%7.%8"/>
+      <w:lvlJc w:val="left"/>
+      <w:pPr>
+        <w:ind w:left="7200" w:hanging="2160"/>
+      </w:pPr>
+      <w:rPr>
+        <w:rFonts w:hint="default"/>
+      </w:rPr>
+    </w:lvl>
+    <w:lvl w:ilvl="8">
+      <w:start w:val="1"/>
+      <w:numFmt w:val="decimal"/>
+      <w:lvlText w:val="%1.%2.%3.%4.%5.%6.%7.%8.%9"/>
+      <w:lvlJc w:val="left"/>
+      <w:pPr>
+        <w:ind w:left="8280" w:hanging="2520"/>
+      </w:pPr>
+      <w:rPr>
+        <w:rFonts w:hint="default"/>
+      </w:rPr>
+    </w:lvl>
+  </w:abstractNum>
   <w:num w:numId="1" w16cid:durableId="482822008">
-    <w:abstractNumId w:val="2"/>
+    <w:abstractNumId w:val="4"/>
   </w:num>
   <w:num w:numId="2" w16cid:durableId="624119858">
-    <w:abstractNumId w:val="3"/>
+    <w:abstractNumId w:val="6"/>
   </w:num>
   <w:num w:numId="3" w16cid:durableId="1677221206">
     <w:abstractNumId w:val="0"/>
@@ -2188,7 +3972,19 @@
     <w:abstractNumId w:val="1"/>
   </w:num>
   <w:num w:numId="5" w16cid:durableId="319428593">
-    <w:abstractNumId w:val="4"/>
+    <w:abstractNumId w:val="7"/>
+  </w:num>
+  <w:num w:numId="6" w16cid:durableId="632753340">
+    <w:abstractNumId w:val="3"/>
+  </w:num>
+  <w:num w:numId="7" w16cid:durableId="583341023">
+    <w:abstractNumId w:val="5"/>
+  </w:num>
+  <w:num w:numId="8" w16cid:durableId="1066534867">
+    <w:abstractNumId w:val="8"/>
+  </w:num>
+  <w:num w:numId="9" w16cid:durableId="1930771942">
+    <w:abstractNumId w:val="2"/>
   </w:num>
 </w:numbering>
 </file>
@@ -2593,6 +4389,7 @@
   <w:style w:type="paragraph" w:default="1" w:styleId="Normal">
     <w:name w:val="Normal"/>
     <w:qFormat/>
+    <w:rsid w:val="00762397"/>
     <w:pPr>
       <w:spacing w:after="160" w:line="276" w:lineRule="auto"/>
     </w:pPr>
@@ -2799,7 +4596,6 @@
   <w:style w:type="character" w:default="1" w:styleId="DefaultParagraphFont">
     <w:name w:val="Default Paragraph Font"/>
     <w:uiPriority w:val="1"/>
-    <w:semiHidden/>
     <w:unhideWhenUsed/>
   </w:style>
   <w:style w:type="table" w:default="1" w:styleId="TableNormal">
@@ -3174,6 +4970,29 @@
       <w:color w:val="0F4761" w:themeColor="accent1" w:themeShade="BF"/>
     </w:rPr>
   </w:style>
+  <w:style w:type="character" w:styleId="Hyperlink">
+    <w:name w:val="Hyperlink"/>
+    <w:basedOn w:val="DefaultParagraphFont"/>
+    <w:uiPriority w:val="99"/>
+    <w:unhideWhenUsed/>
+    <w:rsid w:val="00AD7B8A"/>
+    <w:rPr>
+      <w:color w:val="467886" w:themeColor="hyperlink"/>
+      <w:u w:val="single"/>
+    </w:rPr>
+  </w:style>
+  <w:style w:type="character" w:styleId="UnresolvedMention">
+    <w:name w:val="Unresolved Mention"/>
+    <w:basedOn w:val="DefaultParagraphFont"/>
+    <w:uiPriority w:val="99"/>
+    <w:semiHidden/>
+    <w:unhideWhenUsed/>
+    <w:rsid w:val="00AD7B8A"/>
+    <w:rPr>
+      <w:color w:val="605E5C"/>
+      <w:shd w:val="clear" w:color="auto" w:fill="E1DFDD"/>
+    </w:rPr>
+  </w:style>
 </w:styles>
 </file>
 
